--- a/docs/troubleshooting/AURIX_MediRun_07_트러블슈팅_COMM.docx
+++ b/docs/troubleshooting/AURIX_MediRun_07_트러블슈팅_COMM.docx
@@ -2776,17 +2776,8 @@
             <w:vAlign w:val="center"/>
           </w:tcPr>
           <w:p>
-            <w:pPr>
-              <w:spacing w:after="0" w:before="0" w:line="260"/>
-            </w:pPr>
-            <w:r>
-              <w:rPr>
-                <w:rFonts w:ascii="맑은 고딕" w:cs="맑은 고딕" w:eastAsia="맑은 고딕" w:hAnsi="맑은 고딕"/>
-                <w:color w:val="3C3429"/>
-                <w:sz w:val="17"/>
-                <w:szCs w:val="17"/>
-              </w:rPr>
-              <w:t xml:space="preserve">(증상 한 줄)</w:t>
+            <w:r>
+              <w:t>무선(Wi-Fi) 카메라 영상이 원격제어 화면에서 간헐적으로 멈추거나 깨져 보임</w:t>
             </w:r>
           </w:p>
         </w:tc>
@@ -2808,18 +2799,8 @@
             <w:vAlign w:val="center"/>
           </w:tcPr>
           <w:p>
-            <w:pPr>
-              <w:spacing w:after="0" w:before="0" w:line="260"/>
-              <w:jc w:val="center"/>
-            </w:pPr>
-            <w:r>
-              <w:rPr>
-                <w:rFonts w:ascii="맑은 고딕" w:cs="맑은 고딕" w:eastAsia="맑은 고딕" w:hAnsi="맑은 고딕"/>
-                <w:color w:val="3C3429"/>
-                <w:sz w:val="17"/>
-                <w:szCs w:val="17"/>
-              </w:rPr>
-              <w:t xml:space="preserve">MAJOR</w:t>
+            <w:r>
+              <w:t>MAJOR</w:t>
             </w:r>
           </w:p>
         </w:tc>
@@ -2841,18 +2822,8 @@
             <w:vAlign w:val="center"/>
           </w:tcPr>
           <w:p>
-            <w:pPr>
-              <w:spacing w:after="0" w:before="0" w:line="260"/>
-              <w:jc w:val="center"/>
-            </w:pPr>
-            <w:r>
-              <w:rPr>
-                <w:rFonts w:ascii="맑은 고딕" w:cs="맑은 고딕" w:eastAsia="맑은 고딕" w:hAnsi="맑은 고딕"/>
-                <w:color w:val="3C3429"/>
-                <w:sz w:val="17"/>
-                <w:szCs w:val="17"/>
-              </w:rPr>
-              <w:t xml:space="preserve">OPEN</w:t>
+            <w:r>
+              <w:t>RESOLVED</w:t>
             </w:r>
           </w:p>
         </w:tc>
@@ -3433,17 +3404,8 @@
             <w:vAlign w:val="center"/>
           </w:tcPr>
           <w:p>
-            <w:pPr>
-              <w:spacing w:after="0" w:before="0" w:line="260"/>
-            </w:pPr>
-            <w:r>
-              <w:rPr>
-                <w:rFonts w:ascii="맑은 고딕" w:cs="맑은 고딕" w:eastAsia="맑은 고딕" w:hAnsi="맑은 고딕"/>
-                <w:color w:val="3C3429"/>
-                <w:sz w:val="17"/>
-                <w:szCs w:val="17"/>
-              </w:rPr>
-              <w:t xml:space="preserve">0 / 0 / 0</w:t>
+            <w:r>
+              <w:t>1 / 1 / 0</w:t>
             </w:r>
           </w:p>
         </w:tc>
@@ -3501,17 +3463,8 @@
             <w:vAlign w:val="center"/>
           </w:tcPr>
           <w:p>
-            <w:pPr>
-              <w:spacing w:after="0" w:before="0" w:line="260"/>
-            </w:pPr>
-            <w:r>
-              <w:rPr>
-                <w:rFonts w:ascii="맑은 고딕" w:cs="맑은 고딕" w:eastAsia="맑은 고딕" w:hAnsi="맑은 고딕"/>
-                <w:color w:val="3C3429"/>
-                <w:sz w:val="17"/>
-                <w:szCs w:val="17"/>
-              </w:rPr>
-              <w:t xml:space="preserve">0</w:t>
+            <w:r>
+              <w:t>0</w:t>
             </w:r>
           </w:p>
         </w:tc>
@@ -3603,7 +3556,7 @@
           <w:sz w:val="26"/>
           <w:szCs w:val="26"/>
         </w:rPr>
-        <w:t xml:space="preserve">4.1 TS-COMM-01 (증상 제목을 여기에)</w:t>
+        <w:t>4.1 TS-COMM-01 (무선 카메라 영상 전송 시 화면 멈춤·깨짐 — CycloneDDS UDP 프로파일로 전환)</w:t>
       </w:r>
     </w:p>
     <w:p>
@@ -3765,17 +3718,8 @@
             <w:vAlign w:val="center"/>
           </w:tcPr>
           <w:p>
-            <w:pPr>
-              <w:spacing w:after="0" w:before="0" w:line="260"/>
-            </w:pPr>
-            <w:r>
-              <w:rPr>
-                <w:rFonts w:ascii="맑은 고딕" w:cs="맑은 고딕" w:eastAsia="맑은 고딕" w:hAnsi="맑은 고딕"/>
-                <w:color w:val="3C3429"/>
-                <w:sz w:val="17"/>
-                <w:szCs w:val="17"/>
-              </w:rPr>
-              <w:t xml:space="preserve">MAJOR / OPEN</w:t>
+            <w:r>
+              <w:t>MAJOR / RESOLVED</w:t>
             </w:r>
           </w:p>
         </w:tc>
@@ -3833,17 +3777,8 @@
             <w:vAlign w:val="center"/>
           </w:tcPr>
           <w:p>
-            <w:pPr>
-              <w:spacing w:after="0" w:before="0" w:line="260"/>
-            </w:pPr>
-            <w:r>
-              <w:rPr>
-                <w:rFonts w:ascii="맑은 고딕" w:cs="맑은 고딕" w:eastAsia="맑은 고딕" w:hAnsi="맑은 고딕"/>
-                <w:color w:val="3C3429"/>
-                <w:sz w:val="17"/>
-                <w:szCs w:val="17"/>
-              </w:rPr>
-              <w:t xml:space="preserve">2026-00-00 / 2026-00-00</w:t>
+            <w:r>
+              <w:t>2026-08-17 / 2026-08-17</w:t>
             </w:r>
           </w:p>
         </w:tc>
@@ -3899,17 +3834,8 @@
             <w:vAlign w:val="center"/>
           </w:tcPr>
           <w:p>
-            <w:pPr>
-              <w:spacing w:after="0" w:before="0" w:line="260"/>
-            </w:pPr>
-            <w:r>
-              <w:rPr>
-                <w:rFonts w:ascii="맑은 고딕" w:cs="맑은 고딕" w:eastAsia="맑은 고딕" w:hAnsi="맑은 고딕"/>
-                <w:color w:val="3C3429"/>
-                <w:sz w:val="17"/>
-                <w:szCs w:val="17"/>
-              </w:rPr>
-              <w:t xml:space="preserve">이름</w:t>
+            <w:r>
+              <w:t>COMM 담당</w:t>
             </w:r>
           </w:p>
         </w:tc>
@@ -3967,17 +3893,8 @@
             <w:vAlign w:val="center"/>
           </w:tcPr>
           <w:p>
-            <w:pPr>
-              <w:spacing w:after="0" w:before="0" w:line="260"/>
-            </w:pPr>
-            <w:r>
-              <w:rPr>
-                <w:rFonts w:ascii="맑은 고딕" w:cs="맑은 고딕" w:eastAsia="맑은 고딕" w:hAnsi="맑은 고딕"/>
-                <w:color w:val="3C3429"/>
-                <w:sz w:val="17"/>
-                <w:szCs w:val="17"/>
-              </w:rPr>
-              <w:t xml:space="preserve">ROS 2 Humble · VM(hj) / Pi(aurix) · 패키지명 · 커밋 해시</w:t>
+            <w:r>
+              <w:t>ROS 2 Humble · rmw_cyclonedds_cpp · TurtleBot3 Wi-Fi 무선망 · turtlebot3_bringup(Pi 측) · medirun_gui/medirun_bringup(PC 측)</w:t>
             </w:r>
           </w:p>
         </w:tc>
@@ -4033,17 +3950,8 @@
             <w:vAlign w:val="center"/>
           </w:tcPr>
           <w:p>
-            <w:pPr>
-              <w:spacing w:after="0" w:before="0" w:line="260"/>
-            </w:pPr>
-            <w:r>
-              <w:rPr>
-                <w:rFonts w:ascii="맑은 고딕" w:cs="맑은 고딕" w:eastAsia="맑은 고딕" w:hAnsi="맑은 고딕"/>
-                <w:color w:val="3C3429"/>
-                <w:sz w:val="17"/>
-                <w:szCs w:val="17"/>
-              </w:rPr>
-              <w:t xml:space="preserve">연관 이슈 ID, 커밋, 문서 절</w:t>
+            <w:r>
+              <w:t>TS-GUI-09(같은 세션에서 파생된 녹화 fps 이슈) / turtlebot3_bringup/config/cyclonedds_udp.xml, camera.launch.py, bringup.launch.py, roscamerafeedprovider.cpp·h (커밋 전, 작업 브랜치)</w:t>
             </w:r>
           </w:p>
         </w:tc>
@@ -4077,7 +3985,7 @@
           <w:sz w:val="17"/>
           <w:szCs w:val="17"/>
         </w:rPr>
-        <w:t xml:space="preserve">관측된 현상만 적는다. 로그 메시지나 수치가 있으면 그대로 옮긴다.</w:t>
+        <w:t>무선(Wi-Fi)으로 연결된 로봇의 카메라 영상이 원격제어 화면에서 간헐적으로 멈추거나 블록 형태로 깨져 보인다는 보고가 있었다. 정량 로그는 남아있지 않다 — 이 카드는 조치가 이미 반영된 시점에 작성되었다.</w:t>
       </w:r>
     </w:p>
     <w:tbl>
@@ -4114,31 +4022,10 @@
             </w:tcMar>
           </w:tcPr>
           <w:p>
-            <w:pPr>
-              <w:spacing w:after="20" w:line="240"/>
-            </w:pPr>
-            <w:r>
-              <w:rPr>
-                <w:rFonts w:ascii="Consolas" w:cs="Consolas" w:eastAsia="Consolas" w:hAnsi="Consolas"/>
-                <w:color w:val="3C3429"/>
-                <w:sz w:val="16"/>
-                <w:szCs w:val="16"/>
-              </w:rPr>
-              <w:t xml:space="preserve">$ 명령어</w:t>
-            </w:r>
-          </w:p>
-          <w:p>
-            <w:pPr>
-              <w:spacing w:after="20" w:line="240"/>
-            </w:pPr>
-            <w:r>
-              <w:rPr>
-                <w:rFonts w:ascii="Consolas" w:cs="Consolas" w:eastAsia="Consolas" w:hAnsi="Consolas"/>
-                <w:color w:val="3C3429"/>
-                <w:sz w:val="16"/>
-                <w:szCs w:val="16"/>
-              </w:rPr>
-              <w:t xml:space="preserve">출력 또는 에러 메시지</w:t>
+            <w:r>
+              <w:t>$ (조치 이전 상태의 정량 로그는 남아있지 않음 — 사용자 보고에 근거)</w:t>
+              <w:br/>
+              <w:t>원격제어 화면에서 카메라 영상이 간헐적으로 멈추거나 블록 형태로 깨져 보였다는 보고</w:t>
             </w:r>
           </w:p>
         </w:tc>
@@ -4307,17 +4194,8 @@
             <w:vAlign w:val="center"/>
           </w:tcPr>
           <w:p>
-            <w:pPr>
-              <w:spacing w:after="0" w:before="0" w:line="260"/>
-            </w:pPr>
-            <w:r>
-              <w:rPr>
-                <w:rFonts w:ascii="맑은 고딕" w:cs="맑은 고딕" w:eastAsia="맑은 고딕" w:hAnsi="맑은 고딕"/>
-                <w:color w:val="3C3429"/>
-                <w:sz w:val="17"/>
-                <w:szCs w:val="17"/>
-              </w:rPr>
-              <w:t xml:space="preserve">1</w:t>
+            <w:r>
+              <w:t>1</w:t>
             </w:r>
           </w:p>
         </w:tc>
@@ -4339,9 +4217,9 @@
             <w:vAlign w:val="center"/>
           </w:tcPr>
           <w:p>
-            <w:pPr>
-              <w:spacing w:after="0" w:before="0" w:line="260"/>
-            </w:pPr>
+            <w:r>
+              <w:t>cyclonedds_udp.xml 적용 후 로봇-GUI를 Wi-Fi로 연결해 원격제어 화면에서 카메라 영상을 관찰</w:t>
+            </w:r>
           </w:p>
         </w:tc>
         <w:tc>
@@ -4362,9 +4240,9 @@
             <w:vAlign w:val="center"/>
           </w:tcPr>
           <w:p>
-            <w:pPr>
-              <w:spacing w:after="0" w:before="0" w:line="260"/>
-            </w:pPr>
+            <w:r>
+              <w:t>ros2 topic hz 기준 약 30Hz, ros2 topic bw 기준 약 1.23MB/s로 안정 수신, 화면 확대 캡처에서 블록 깨짐·색 번짐 없음</w:t>
+            </w:r>
           </w:p>
         </w:tc>
       </w:tr>
@@ -4388,17 +4266,8 @@
             <w:vAlign w:val="center"/>
           </w:tcPr>
           <w:p>
-            <w:pPr>
-              <w:spacing w:after="0" w:before="0" w:line="260"/>
-            </w:pPr>
-            <w:r>
-              <w:rPr>
-                <w:rFonts w:ascii="맑은 고딕" w:cs="맑은 고딕" w:eastAsia="맑은 고딕" w:hAnsi="맑은 고딕"/>
-                <w:color w:val="3C3429"/>
-                <w:sz w:val="17"/>
-                <w:szCs w:val="17"/>
-              </w:rPr>
-              <w:t xml:space="preserve">2</w:t>
+            <w:r>
+              <w:t>2</w:t>
             </w:r>
           </w:p>
         </w:tc>
@@ -4421,9 +4290,9 @@
             <w:vAlign w:val="center"/>
           </w:tcPr>
           <w:p>
-            <w:pPr>
-              <w:spacing w:after="0" w:before="0" w:line="260"/>
-            </w:pPr>
+            <w:r>
+              <w:t>GUI 프로세스의 environ을 조회해 RMW_IMPLEMENTATION·CYCLONEDDS_URI가 실제로 주입됐는지 확인</w:t>
+            </w:r>
           </w:p>
         </w:tc>
         <w:tc>
@@ -4445,9 +4314,9 @@
             <w:vAlign w:val="center"/>
           </w:tcPr>
           <w:p>
-            <w:pPr>
-              <w:spacing w:after="0" w:before="0" w:line="260"/>
-            </w:pPr>
+            <w:r>
+              <w:t>두 값 모두 새 cyclonedds_udp.xml 경로로 정상 주입된 것을 확인</w:t>
+            </w:r>
           </w:p>
         </w:tc>
       </w:tr>
@@ -4470,17 +4339,8 @@
             <w:vAlign w:val="center"/>
           </w:tcPr>
           <w:p>
-            <w:pPr>
-              <w:spacing w:after="0" w:before="0" w:line="260"/>
-            </w:pPr>
-            <w:r>
-              <w:rPr>
-                <w:rFonts w:ascii="맑은 고딕" w:cs="맑은 고딕" w:eastAsia="맑은 고딕" w:hAnsi="맑은 고딕"/>
-                <w:color w:val="3C3429"/>
-                <w:sz w:val="17"/>
-                <w:szCs w:val="17"/>
-              </w:rPr>
-              <w:t xml:space="preserve">3</w:t>
+            <w:r>
+              <w:t>3</w:t>
             </w:r>
           </w:p>
         </w:tc>
@@ -4502,9 +4362,9 @@
             <w:vAlign w:val="center"/>
           </w:tcPr>
           <w:p>
-            <w:pPr>
-              <w:spacing w:after="0" w:before="0" w:line="260"/>
-            </w:pPr>
+            <w:r>
+              <w:t>(조치 이전 상태 재현 시도)</w:t>
+            </w:r>
           </w:p>
         </w:tc>
         <w:tc>
@@ -4525,9 +4385,9 @@
             <w:vAlign w:val="center"/>
           </w:tcPr>
           <w:p>
-            <w:pPr>
-              <w:spacing w:after="0" w:before="0" w:line="260"/>
-            </w:pPr>
+            <w:r>
+              <w:t>하지 않음 — 이미 조치가 적용된 뒤 세션에 합류해 이전 상태의 정량 로그는 없음</w:t>
+            </w:r>
           </w:p>
         </w:tc>
       </w:tr>
@@ -4543,7 +4403,7 @@
           <w:sz w:val="17"/>
           <w:szCs w:val="17"/>
         </w:rPr>
-        <w:t xml:space="preserve">재현율: n/m 회. 간헐적이면 반드시 명시한다.</w:t>
+        <w:t>해당 없음 — 조치 이후 상태만 직접 관측함. 조치 이전 화면 깨짐·멈춤은 이전 세션·사용자 보고에 근거.</w:t>
       </w:r>
     </w:p>
     <w:p>
@@ -4709,9 +4569,9 @@
             <w:vAlign w:val="center"/>
           </w:tcPr>
           <w:p>
-            <w:pPr>
-              <w:spacing w:after="0" w:before="0" w:line="260"/>
-            </w:pPr>
+            <w:r>
+              <w:t>카메라 자체 하드웨어·코덱 문제로 화질이 저하된 것</w:t>
+            </w:r>
           </w:p>
         </w:tc>
         <w:tc>
@@ -4732,9 +4592,9 @@
             <w:vAlign w:val="center"/>
           </w:tcPr>
           <w:p>
-            <w:pPr>
-              <w:spacing w:after="0" w:before="0" w:line="260"/>
-            </w:pPr>
+            <w:r>
+              <w:t>동일 네트워크에서 유선 대비 무선 전송 조건만 비교 검토</w:t>
+            </w:r>
           </w:p>
         </w:tc>
         <w:tc>
@@ -4755,17 +4615,8 @@
             <w:vAlign w:val="center"/>
           </w:tcPr>
           <w:p>
-            <w:pPr>
-              <w:spacing w:after="0" w:before="0" w:line="260"/>
-            </w:pPr>
-            <w:r>
-              <w:rPr>
-                <w:rFonts w:ascii="맑은 고딕" w:cs="맑은 고딕" w:eastAsia="맑은 고딕" w:hAnsi="맑은 고딕"/>
-                <w:color w:val="3C3429"/>
-                <w:sz w:val="17"/>
-                <w:szCs w:val="17"/>
-              </w:rPr>
-              <w:t xml:space="preserve">아님 — 근거</w:t>
+            <w:r>
+              <w:t>아님 — 문제는 전송 경로(Wi-Fi 상의 DDS 조각화·유실)에 국한되고 카메라 자체 인코딩 문제는 아니었음</w:t>
             </w:r>
           </w:p>
         </w:tc>
@@ -4790,9 +4641,9 @@
             <w:vAlign w:val="center"/>
           </w:tcPr>
           <w:p>
-            <w:pPr>
-              <w:spacing w:after="0" w:before="0" w:line="260"/>
-            </w:pPr>
+            <w:r>
+              <w:t>이미지처럼 큰 DDS 메시지가 Wi-Fi MTU보다 큰 조각으로 나뉘어 전송되어, 조각 하나만 유실돼도 프레임 전체가 깨지거나(BEST_EFFORT) 재전송을 기다리며 멈춘다(RELIABLE)</w:t>
+            </w:r>
           </w:p>
         </w:tc>
         <w:tc>
@@ -4814,9 +4665,9 @@
             <w:vAlign w:val="center"/>
           </w:tcPr>
           <w:p>
-            <w:pPr>
-              <w:spacing w:after="0" w:before="0" w:line="260"/>
-            </w:pPr>
+            <w:r>
+              <w:t>CycloneDDS 공식 설정 문서 기준 UDP 전송·MTU·조각화 동작 검토, 조치 후 실제 로봇으로 30Hz·1.23MB/s 안정 수신 및 화면 확대 캡처로 깨짐 없음 확인</w:t>
+            </w:r>
           </w:p>
         </w:tc>
         <w:tc>
@@ -4838,17 +4689,8 @@
             <w:vAlign w:val="center"/>
           </w:tcPr>
           <w:p>
-            <w:pPr>
-              <w:spacing w:after="0" w:before="0" w:line="260"/>
-            </w:pPr>
-            <w:r>
-              <w:rPr>
-                <w:rFonts w:ascii="맑은 고딕" w:cs="맑은 고딕" w:eastAsia="맑은 고딕" w:hAnsi="맑은 고딕"/>
-                <w:color w:val="3C3429"/>
-                <w:sz w:val="17"/>
-                <w:szCs w:val="17"/>
-              </w:rPr>
-              <w:t xml:space="preserve">맞음 — 근거</w:t>
+            <w:r>
+              <w:t>맞음 — 조치(UDP 강제, MTU 이하 조각 크기, 유니캐스트, BEST_EFFORT+depth1) 후 실측에서 유실·정체·깨짐 없이 안정 동작</w:t>
             </w:r>
           </w:p>
         </w:tc>
@@ -4882,7 +4724,7 @@
           <w:sz w:val="17"/>
           <w:szCs w:val="17"/>
         </w:rPr>
-        <w:t xml:space="preserve">확인된 근본 원인을 한 문단으로 적는다. 확인하지 못했으면 "미확인"이라고 쓰고 어디까지 좁혔는지 남긴다.</w:t>
+        <w:t>확인됨(설계 근거 기반). CycloneDDS 기본 전송 설정으로는 이미지처럼 큰 메시지가 Wi-Fi의 실제 MTU(약 1500B)보다 큰 조각으로 분할되어 전송된다. Wi-Fi는 유선보다 손실률이 높아 조각 중 하나만 유실돼도 그 프레임 전체가 무효가 되며, RELIABLE이면 재전송을 기다리며 화면이 멈추고 BEST_EFFORT면 손실 프레임을 버려 깨짐·티어링으로 보인다. 이 카드는 이미 조치가 반영된 시점에 작성되어, 조치 이전 상태에 대한 정량적 before/after 비교는 남아있지 않다.</w:t>
       </w:r>
     </w:p>
     <w:p>
@@ -5048,17 +4890,8 @@
             <w:vAlign w:val="center"/>
           </w:tcPr>
           <w:p>
-            <w:pPr>
-              <w:spacing w:after="0" w:before="0" w:line="260"/>
-            </w:pPr>
-            <w:r>
-              <w:rPr>
-                <w:rFonts w:ascii="맑은 고딕" w:cs="맑은 고딕" w:eastAsia="맑은 고딕" w:hAnsi="맑은 고딕"/>
-                <w:color w:val="3C3429"/>
-                <w:sz w:val="17"/>
-                <w:szCs w:val="17"/>
-              </w:rPr>
-              <w:t xml:space="preserve">파일 / 파라미터</w:t>
+            <w:r>
+              <w:t>turtlebot3_bringup/config/cyclonedds_udp.xml(신규) + camera.launch.py · bringup.launch.py</w:t>
             </w:r>
           </w:p>
         </w:tc>
@@ -5080,9 +4913,9 @@
             <w:vAlign w:val="center"/>
           </w:tcPr>
           <w:p>
-            <w:pPr>
-              <w:spacing w:after="0" w:before="0" w:line="260"/>
-            </w:pPr>
+            <w:r>
+              <w:t>CycloneDDS 기본 설정(전송 경로·조각 크기 미지정)</w:t>
+            </w:r>
           </w:p>
         </w:tc>
         <w:tc>
@@ -5103,9 +4936,41 @@
             <w:vAlign w:val="center"/>
           </w:tcPr>
           <w:p>
-            <w:pPr>
-              <w:spacing w:after="0" w:before="0" w:line="260"/>
-            </w:pPr>
+            <w:r>
+              <w:t>UDP/IPv4 강제, MaxMessageSize 1400B·FragmentSize 1344B로 MTU 이하 유지, AllowMulticast=spdp(카메라 데이터는 유니캐스트); RMW_IMPLEMENTATION=rmw_cyclonedds_cpp·CYCLONEDDS_URI를 두 launch의 additional_env로 주입</w:t>
+            </w:r>
+          </w:p>
+        </w:tc>
+      </w:tr>
+      <w:tr>
+        <w:tc>
+          <w:tcPr>
+            <w:tcW w:type="dxa" w:w="1500"/>
+          </w:tcPr>
+          <w:p>
+            <w:r>
+              <w:t>src/medirun_gui/.../roscamerafeedprovider.cpp·h</w:t>
+            </w:r>
+          </w:p>
+        </w:tc>
+        <w:tc>
+          <w:tcPr>
+            <w:tcW w:type="dxa" w:w="3000"/>
+          </w:tcPr>
+          <w:p>
+            <w:r>
+              <w:t>구독 QoS: rmw_qos_profile_sensor_data 그대로 사용(BEST_EFFORT, depth 5)</w:t>
+            </w:r>
+          </w:p>
+        </w:tc>
+        <w:tc>
+          <w:tcPr>
+            <w:tcW w:type="dxa" w:w="5246"/>
+          </w:tcPr>
+          <w:p>
+            <w:r>
+              <w:t>depth를 1로 낮춰, 밀린 프레임 대신 항상 최신 프레임을 우선하도록 변경</w:t>
+            </w:r>
           </w:p>
         </w:tc>
       </w:tr>
@@ -5144,31 +5009,10 @@
             </w:tcMar>
           </w:tcPr>
           <w:p>
-            <w:pPr>
-              <w:spacing w:after="20" w:line="240"/>
-            </w:pPr>
-            <w:r>
-              <w:rPr>
-                <w:rFonts w:ascii="Consolas" w:cs="Consolas" w:eastAsia="Consolas" w:hAnsi="Consolas"/>
-                <w:color w:val="3C3429"/>
-                <w:sz w:val="16"/>
-                <w:szCs w:val="16"/>
-              </w:rPr>
-              <w:t xml:space="preserve"># 적용 명령</w:t>
-            </w:r>
-          </w:p>
-          <w:p>
-            <w:pPr>
-              <w:spacing w:after="20" w:line="240"/>
-            </w:pPr>
-            <w:r>
-              <w:rPr>
-                <w:rFonts w:ascii="Consolas" w:cs="Consolas" w:eastAsia="Consolas" w:hAnsi="Consolas"/>
-                <w:color w:val="3C3429"/>
-                <w:sz w:val="16"/>
-                <w:szCs w:val="16"/>
-              </w:rPr>
-              <w:t xml:space="preserve">colcon build --packages-select &lt;pkg&gt; --symlink-install</w:t>
+            <w:r>
+              <w:t># 적용 명령</w:t>
+              <w:br/>
+              <w:t>colcon build --symlink-install --packages-select turtlebot3_bringup medirun_gui medirun_bringup</w:t>
             </w:r>
           </w:p>
         </w:tc>
@@ -5207,7 +5051,7 @@
           <w:sz w:val="17"/>
           <w:szCs w:val="17"/>
         </w:rPr>
-        <w:t xml:space="preserve">무엇을 관측해 해결로 판단했는가 (수치·로그·화면)</w:t>
+        <w:t>실제 로봇(Pi)이 살아있는 상태에서 GUI를 새 설정으로 접속시켜 ros2 topic hz/bw로 수신 안정성을, 화면 확대 캡처로 시각적 깨짐 여부를 관측했다. ros2 topic hz 기준 약 30Hz(표준편차 4.5ms 내외), bw 기준 약 1.23~1.25MB/s로 안정 수신되었고, 화면 캡처 3장을 3배 확대해도 블록 깨짐·색 번짐이 없었다. GUI 프로세스 environ에서 CYCLONEDDS_URI·RMW_IMPLEMENTATION 주입도 확인했다.</w:t>
       </w:r>
     </w:p>
     <w:p>
@@ -5226,7 +5070,7 @@
           <w:sz w:val="17"/>
           <w:szCs w:val="17"/>
         </w:rPr>
-        <w:t xml:space="preserve">재현 절차를 다시 수행한 결과와 횟수</w:t>
+        <w:t>한계: 검증 시점에 로봇(Pi) 측 카메라 퍼블리셔는 아직 재빌드 전이었다(퍼블리셔 QoS가 RELIABLE로 관측됨) — 양쪽 모두 새 설정을 적용한 조합에서의 효과는 별도 재확인이 필요하다.</w:t>
       </w:r>
     </w:p>
     <w:p>
@@ -5356,17 +5200,8 @@
             <w:vAlign w:val="center"/>
           </w:tcPr>
           <w:p>
-            <w:pPr>
-              <w:spacing w:after="0" w:before="0" w:line="260"/>
-            </w:pPr>
-            <w:r>
-              <w:rPr>
-                <w:rFonts w:ascii="맑은 고딕" w:cs="맑은 고딕" w:eastAsia="맑은 고딕" w:hAnsi="맑은 고딕"/>
-                <w:color w:val="3C3429"/>
-                <w:sz w:val="17"/>
-                <w:szCs w:val="17"/>
-              </w:rPr>
-              <w:t xml:space="preserve">개발 규칙서 / 체크리스트 / 코드 / 없음</w:t>
+            <w:r>
+              <w:t>코드</w:t>
             </w:r>
           </w:p>
         </w:tc>
@@ -5388,9 +5223,9 @@
             <w:vAlign w:val="center"/>
           </w:tcPr>
           <w:p>
-            <w:pPr>
-              <w:spacing w:after="0" w:before="0" w:line="260"/>
-            </w:pPr>
+            <w:r>
+              <w:t>카메라처럼 큰 메시지를 Wi-Fi로 보낼 때는 DDS 조각 크기를 MTU 이하로 명시 설정(UDP 강제·유니캐스트·구독 depth=1)하는 것을 launch 설정 기본값으로 고정했다.</w:t>
+            </w:r>
           </w:p>
         </w:tc>
       </w:tr>

--- a/docs/troubleshooting/AURIX_MediRun_07_트러블슈팅_COMM.docx
+++ b/docs/troubleshooting/AURIX_MediRun_07_트러블슈팅_COMM.docx
@@ -2838,7 +2838,6 @@
               <w:bottom w:val="single" w:color="DEDEDE" w:sz="6"/>
               <w:right w:val="single" w:color="DEDEDE" w:sz="6"/>
             </w:tcBorders>
-            <w:shd w:fill="FAFAFA" w:color="auto" w:val="clear"/>
             <w:tcMar>
               <w:top w:type="dxa" w:w="70"/>
               <w:left w:type="dxa" w:w="110"/>
@@ -2871,19 +2870,27 @@
               <w:bottom w:val="single" w:color="DEDEDE" w:sz="6"/>
               <w:right w:val="single" w:color="DEDEDE" w:sz="6"/>
             </w:tcBorders>
-            <w:shd w:fill="FAFAFA" w:color="auto" w:val="clear"/>
-            <w:tcMar>
-              <w:top w:type="dxa" w:w="70"/>
-              <w:left w:type="dxa" w:w="110"/>
-              <w:bottom w:type="dxa" w:w="70"/>
-              <w:right w:type="dxa" w:w="110"/>
-            </w:tcMar>
-            <w:vAlign w:val="center"/>
-          </w:tcPr>
-          <w:p>
-            <w:pPr>
-              <w:spacing w:after="0" w:before="0" w:line="260"/>
-            </w:pPr>
+            <w:tcMar>
+              <w:top w:type="dxa" w:w="70"/>
+              <w:left w:type="dxa" w:w="110"/>
+              <w:bottom w:type="dxa" w:w="70"/>
+              <w:right w:type="dxa" w:w="110"/>
+            </w:tcMar>
+            <w:vAlign w:val="center"/>
+          </w:tcPr>
+          <w:p>
+            <w:pPr>
+              <w:spacing w:after="0" w:before="0" w:line="260"/>
+            </w:pPr>
+            <w:r>
+              <w:rPr>
+                <w:rFonts w:ascii="맑은 고딕" w:cs="맑은 고딕" w:eastAsia="맑은 고딕" w:hAnsi="맑은 고딕"/>
+                <w:color w:val="3C3429"/>
+                <w:sz w:val="17"/>
+                <w:szCs w:val="17"/>
+              </w:rPr>
+              <w:t>medirun_gui 노드가 __node 리매핑으로 중복 등록되어 대시보드가 계속 재연결중으로 표시됨</w:t>
+            </w:r>
           </w:p>
         </w:tc>
         <w:tc>
@@ -2895,7 +2902,6 @@
               <w:bottom w:val="single" w:color="DEDEDE" w:sz="6"/>
               <w:right w:val="single" w:color="DEDEDE" w:sz="6"/>
             </w:tcBorders>
-            <w:shd w:fill="FAFAFA" w:color="auto" w:val="clear"/>
             <w:tcMar>
               <w:top w:type="dxa" w:w="70"/>
               <w:left w:type="dxa" w:w="110"/>
@@ -2909,6 +2915,15 @@
               <w:spacing w:after="0" w:before="0" w:line="260"/>
               <w:jc w:val="center"/>
             </w:pPr>
+            <w:r>
+              <w:rPr>
+                <w:rFonts w:ascii="맑은 고딕" w:cs="맑은 고딕" w:eastAsia="맑은 고딕" w:hAnsi="맑은 고딕"/>
+                <w:color w:val="3C3429"/>
+                <w:sz w:val="17"/>
+                <w:szCs w:val="17"/>
+              </w:rPr>
+              <w:t>MAJOR</w:t>
+            </w:r>
           </w:p>
         </w:tc>
         <w:tc>
@@ -2920,7 +2935,6 @@
               <w:bottom w:val="single" w:color="DEDEDE" w:sz="6"/>
               <w:right w:val="single" w:color="DEDEDE" w:sz="6"/>
             </w:tcBorders>
-            <w:shd w:fill="FAFAFA" w:color="auto" w:val="clear"/>
             <w:tcMar>
               <w:top w:type="dxa" w:w="70"/>
               <w:left w:type="dxa" w:w="110"/>
@@ -2934,6 +2948,15 @@
               <w:spacing w:after="0" w:before="0" w:line="260"/>
               <w:jc w:val="center"/>
             </w:pPr>
+            <w:r>
+              <w:rPr>
+                <w:rFonts w:ascii="맑은 고딕" w:cs="맑은 고딕" w:eastAsia="맑은 고딕" w:hAnsi="맑은 고딕"/>
+                <w:color w:val="3C3429"/>
+                <w:sz w:val="17"/>
+                <w:szCs w:val="17"/>
+              </w:rPr>
+              <w:t>RESOLVED</w:t>
+            </w:r>
           </w:p>
         </w:tc>
       </w:tr>
@@ -2947,26 +2970,27 @@
               <w:bottom w:val="single" w:color="DEDEDE" w:sz="6"/>
               <w:right w:val="single" w:color="DEDEDE" w:sz="6"/>
             </w:tcBorders>
-            <w:tcMar>
-              <w:top w:type="dxa" w:w="70"/>
-              <w:left w:type="dxa" w:w="110"/>
-              <w:bottom w:type="dxa" w:w="70"/>
-              <w:right w:type="dxa" w:w="110"/>
-            </w:tcMar>
-            <w:vAlign w:val="center"/>
-          </w:tcPr>
-          <w:p>
-            <w:pPr>
-              <w:spacing w:after="0" w:before="0" w:line="260"/>
-            </w:pPr>
-            <w:r>
-              <w:rPr>
-                <w:rFonts w:ascii="맑은 고딕" w:cs="맑은 고딕" w:eastAsia="맑은 고딕" w:hAnsi="맑은 고딕"/>
-                <w:color w:val="3C3429"/>
-                <w:sz w:val="17"/>
-                <w:szCs w:val="17"/>
-              </w:rPr>
-              <w:t xml:space="preserve">TS-COMM-03</w:t>
+            <w:shd w:fill="FAFAFA" w:color="auto" w:val="clear"/>
+            <w:tcMar>
+              <w:top w:type="dxa" w:w="70"/>
+              <w:left w:type="dxa" w:w="110"/>
+              <w:bottom w:type="dxa" w:w="70"/>
+              <w:right w:type="dxa" w:w="110"/>
+            </w:tcMar>
+            <w:vAlign w:val="center"/>
+          </w:tcPr>
+          <w:p>
+            <w:pPr>
+              <w:spacing w:after="0" w:before="0" w:line="260"/>
+            </w:pPr>
+            <w:r>
+              <w:rPr>
+                <w:rFonts w:ascii="맑은 고딕" w:cs="맑은 고딕" w:eastAsia="맑은 고딕" w:hAnsi="맑은 고딕"/>
+                <w:color w:val="3C3429"/>
+                <w:sz w:val="17"/>
+                <w:szCs w:val="17"/>
+              </w:rPr>
+              <w:t>TS-COMM-03</w:t>
             </w:r>
           </w:p>
         </w:tc>
@@ -2979,18 +3003,19 @@
               <w:bottom w:val="single" w:color="DEDEDE" w:sz="6"/>
               <w:right w:val="single" w:color="DEDEDE" w:sz="6"/>
             </w:tcBorders>
-            <w:tcMar>
-              <w:top w:type="dxa" w:w="70"/>
-              <w:left w:type="dxa" w:w="110"/>
-              <w:bottom w:type="dxa" w:w="70"/>
-              <w:right w:type="dxa" w:w="110"/>
-            </w:tcMar>
-            <w:vAlign w:val="center"/>
-          </w:tcPr>
-          <w:p>
-            <w:pPr>
-              <w:spacing w:after="0" w:before="0" w:line="260"/>
-            </w:pPr>
+            <w:shd w:fill="FAFAFA" w:color="auto" w:val="clear"/>
+            <w:tcMar>
+              <w:top w:type="dxa" w:w="70"/>
+              <w:left w:type="dxa" w:w="110"/>
+              <w:bottom w:type="dxa" w:w="70"/>
+              <w:right w:type="dxa" w:w="110"/>
+            </w:tcMar>
+            <w:vAlign w:val="center"/>
+          </w:tcPr>
+          <w:p>
+            <w:r>
+              <w:t>로봇 장시간 유휴 후 /scan·/odom·/battery_state 퍼블리셔가 사라짐(원인 미확인)</w:t>
+            </w:r>
           </w:p>
         </w:tc>
         <w:tc>
@@ -3002,19 +3027,19 @@
               <w:bottom w:val="single" w:color="DEDEDE" w:sz="6"/>
               <w:right w:val="single" w:color="DEDEDE" w:sz="6"/>
             </w:tcBorders>
-            <w:tcMar>
-              <w:top w:type="dxa" w:w="70"/>
-              <w:left w:type="dxa" w:w="110"/>
-              <w:bottom w:type="dxa" w:w="70"/>
-              <w:right w:type="dxa" w:w="110"/>
-            </w:tcMar>
-            <w:vAlign w:val="center"/>
-          </w:tcPr>
-          <w:p>
-            <w:pPr>
-              <w:spacing w:after="0" w:before="0" w:line="260"/>
-              <w:jc w:val="center"/>
-            </w:pPr>
+            <w:shd w:fill="FAFAFA" w:color="auto" w:val="clear"/>
+            <w:tcMar>
+              <w:top w:type="dxa" w:w="70"/>
+              <w:left w:type="dxa" w:w="110"/>
+              <w:bottom w:type="dxa" w:w="70"/>
+              <w:right w:type="dxa" w:w="110"/>
+            </w:tcMar>
+            <w:vAlign w:val="center"/>
+          </w:tcPr>
+          <w:p>
+            <w:r>
+              <w:t>MAJOR</w:t>
+            </w:r>
           </w:p>
         </w:tc>
         <w:tc>
@@ -3026,19 +3051,19 @@
               <w:bottom w:val="single" w:color="DEDEDE" w:sz="6"/>
               <w:right w:val="single" w:color="DEDEDE" w:sz="6"/>
             </w:tcBorders>
-            <w:tcMar>
-              <w:top w:type="dxa" w:w="70"/>
-              <w:left w:type="dxa" w:w="110"/>
-              <w:bottom w:type="dxa" w:w="70"/>
-              <w:right w:type="dxa" w:w="110"/>
-            </w:tcMar>
-            <w:vAlign w:val="center"/>
-          </w:tcPr>
-          <w:p>
-            <w:pPr>
-              <w:spacing w:after="0" w:before="0" w:line="260"/>
-              <w:jc w:val="center"/>
-            </w:pPr>
+            <w:shd w:fill="FAFAFA" w:color="auto" w:val="clear"/>
+            <w:tcMar>
+              <w:top w:type="dxa" w:w="70"/>
+              <w:left w:type="dxa" w:w="110"/>
+              <w:bottom w:type="dxa" w:w="70"/>
+              <w:right w:type="dxa" w:w="110"/>
+            </w:tcMar>
+            <w:vAlign w:val="center"/>
+          </w:tcPr>
+          <w:p>
+            <w:r>
+              <w:t>WORKAROUND</w:t>
+            </w:r>
           </w:p>
         </w:tc>
       </w:tr>
@@ -3405,7 +3430,7 @@
           </w:tcPr>
           <w:p>
             <w:r>
-              <w:t>1 / 1 / 0</w:t>
+              <w:t>3 / 2 / 1</w:t>
             </w:r>
           </w:p>
         </w:tc>
@@ -5232,6 +5257,3826 @@
     </w:tbl>
     <w:p>
       <w:pPr>
+        <w:pStyle w:val="Heading2"/>
+        <w:pBdr>
+          <w:left w:val="single" w:color="D9A441" w:sz="24" w:space="8"/>
+        </w:pBdr>
+        <w:spacing w:after="180" w:before="380" w:line="280"/>
+        <w:ind w:left="140"/>
+      </w:pPr>
+      <w:r>
+        <w:rPr>
+          <w:rFonts w:ascii="맑은 고딕" w:cs="맑은 고딕" w:eastAsia="맑은 고딕" w:hAnsi="맑은 고딕"/>
+          <w:b/>
+          <w:bCs/>
+          <w:color w:val="241B12"/>
+          <w:sz w:val="26"/>
+          <w:szCs w:val="26"/>
+        </w:rPr>
+        <w:t>4.2 TS-COMM-02 medirun_gui 노드가 __node 리매핑으로 중복 등록됨</w:t>
+      </w:r>
+    </w:p>
+    <w:p>
+      <w:pPr>
+        <w:pStyle w:val="Heading3"/>
+        <w:spacing w:after="120" w:before="260" w:line="260"/>
+      </w:pPr>
+      <w:r>
+        <w:rPr>
+          <w:rFonts w:ascii="맑은 고딕" w:cs="맑은 고딕" w:eastAsia="맑은 고딕" w:hAnsi="맑은 고딕"/>
+          <w:b/>
+          <w:bCs/>
+          <w:color w:val="241B12"/>
+          <w:sz w:val="21"/>
+          <w:szCs w:val="21"/>
+        </w:rPr>
+        <w:t xml:space="preserve">개요</w:t>
+      </w:r>
+    </w:p>
+    <w:tbl>
+      <w:tblPr>
+        <w:tblW w:type="dxa" w:w="9746"/>
+        <w:tblBorders>
+          <w:top w:val="single" w:color="DEDEDE" w:sz="6"/>
+          <w:left w:val="single" w:color="DEDEDE" w:sz="6"/>
+          <w:bottom w:val="single" w:color="DEDEDE" w:sz="6"/>
+          <w:right w:val="single" w:color="DEDEDE" w:sz="6"/>
+          <w:insideH w:val="single" w:color="DEDEDE" w:sz="6"/>
+          <w:insideV w:val="single" w:color="DEDEDE" w:sz="6"/>
+        </w:tblBorders>
+      </w:tblPr>
+      <w:tblGrid>
+        <w:gridCol w:w="2600"/>
+        <w:gridCol w:w="7146"/>
+      </w:tblGrid>
+      <w:tr>
+        <w:trPr>
+          <w:tblHeader/>
+        </w:trPr>
+        <w:tc>
+          <w:tcPr>
+            <w:tcW w:type="dxa" w:w="2600"/>
+            <w:tcBorders>
+              <w:top w:val="single" w:color="49361D" w:sz="6"/>
+              <w:left w:val="single" w:color="49361D" w:sz="6"/>
+              <w:bottom w:val="single" w:color="49361D" w:sz="6"/>
+              <w:right w:val="single" w:color="49361D" w:sz="6"/>
+            </w:tcBorders>
+            <w:shd w:fill="241B12" w:color="auto" w:val="clear"/>
+            <w:tcMar>
+              <w:top w:type="dxa" w:w="90"/>
+              <w:left w:type="dxa" w:w="110"/>
+              <w:bottom w:type="dxa" w:w="90"/>
+              <w:right w:type="dxa" w:w="110"/>
+            </w:tcMar>
+            <w:vAlign w:val="center"/>
+          </w:tcPr>
+          <w:p>
+            <w:pPr>
+              <w:spacing w:after="0" w:before="0" w:line="260"/>
+            </w:pPr>
+            <w:r>
+              <w:rPr>
+                <w:rFonts w:ascii="맑은 고딕" w:cs="맑은 고딕" w:eastAsia="맑은 고딕" w:hAnsi="맑은 고딕"/>
+                <w:b/>
+                <w:bCs/>
+                <w:color w:val="F4CF87"/>
+                <w:sz w:val="17"/>
+                <w:szCs w:val="17"/>
+              </w:rPr>
+              <w:t xml:space="preserve">항목</w:t>
+            </w:r>
+          </w:p>
+        </w:tc>
+        <w:tc>
+          <w:tcPr>
+            <w:tcW w:type="dxa" w:w="7146"/>
+            <w:tcBorders>
+              <w:top w:val="single" w:color="49361D" w:sz="6"/>
+              <w:left w:val="single" w:color="49361D" w:sz="6"/>
+              <w:bottom w:val="single" w:color="49361D" w:sz="6"/>
+              <w:right w:val="single" w:color="49361D" w:sz="6"/>
+            </w:tcBorders>
+            <w:shd w:fill="241B12" w:color="auto" w:val="clear"/>
+            <w:tcMar>
+              <w:top w:type="dxa" w:w="90"/>
+              <w:left w:type="dxa" w:w="110"/>
+              <w:bottom w:type="dxa" w:w="90"/>
+              <w:right w:type="dxa" w:w="110"/>
+            </w:tcMar>
+            <w:vAlign w:val="center"/>
+          </w:tcPr>
+          <w:p>
+            <w:pPr>
+              <w:spacing w:after="0" w:before="0" w:line="260"/>
+            </w:pPr>
+            <w:r>
+              <w:rPr>
+                <w:rFonts w:ascii="맑은 고딕" w:cs="맑은 고딕" w:eastAsia="맑은 고딕" w:hAnsi="맑은 고딕"/>
+                <w:b/>
+                <w:bCs/>
+                <w:color w:val="F4CF87"/>
+                <w:sz w:val="17"/>
+                <w:szCs w:val="17"/>
+              </w:rPr>
+              <w:t xml:space="preserve">내용</w:t>
+            </w:r>
+          </w:p>
+        </w:tc>
+      </w:tr>
+      <w:tr>
+        <w:tc>
+          <w:tcPr>
+            <w:tcW w:type="dxa" w:w="2600"/>
+            <w:tcBorders>
+              <w:top w:val="single" w:color="DEDEDE" w:sz="6"/>
+              <w:left w:val="single" w:color="DEDEDE" w:sz="6"/>
+              <w:bottom w:val="single" w:color="DEDEDE" w:sz="6"/>
+              <w:right w:val="single" w:color="DEDEDE" w:sz="6"/>
+            </w:tcBorders>
+            <w:tcMar>
+              <w:top w:type="dxa" w:w="70"/>
+              <w:left w:type="dxa" w:w="110"/>
+              <w:bottom w:type="dxa" w:w="70"/>
+              <w:right w:type="dxa" w:w="110"/>
+            </w:tcMar>
+            <w:vAlign w:val="center"/>
+          </w:tcPr>
+          <w:p>
+            <w:pPr>
+              <w:spacing w:after="0" w:before="0" w:line="260"/>
+            </w:pPr>
+            <w:r>
+              <w:rPr>
+                <w:rFonts w:ascii="맑은 고딕" w:cs="맑은 고딕" w:eastAsia="맑은 고딕" w:hAnsi="맑은 고딕"/>
+                <w:color w:val="3C3429"/>
+                <w:sz w:val="17"/>
+                <w:szCs w:val="17"/>
+              </w:rPr>
+              <w:t xml:space="preserve">심각도 / 상태</w:t>
+            </w:r>
+          </w:p>
+        </w:tc>
+        <w:tc>
+          <w:tcPr>
+            <w:tcW w:type="dxa" w:w="7146"/>
+            <w:tcBorders>
+              <w:top w:val="single" w:color="DEDEDE" w:sz="6"/>
+              <w:left w:val="single" w:color="DEDEDE" w:sz="6"/>
+              <w:bottom w:val="single" w:color="DEDEDE" w:sz="6"/>
+              <w:right w:val="single" w:color="DEDEDE" w:sz="6"/>
+            </w:tcBorders>
+            <w:tcMar>
+              <w:top w:type="dxa" w:w="70"/>
+              <w:left w:type="dxa" w:w="110"/>
+              <w:bottom w:type="dxa" w:w="70"/>
+              <w:right w:type="dxa" w:w="110"/>
+            </w:tcMar>
+            <w:vAlign w:val="center"/>
+          </w:tcPr>
+          <w:p>
+            <w:pPr>
+              <w:spacing w:after="0" w:before="0" w:line="260"/>
+            </w:pPr>
+            <w:r>
+              <w:rPr>
+                <w:rFonts w:ascii="맑은 고딕" w:cs="맑은 고딕" w:eastAsia="맑은 고딕" w:hAnsi="맑은 고딕"/>
+                <w:color w:val="3C3429"/>
+                <w:sz w:val="17"/>
+                <w:szCs w:val="17"/>
+              </w:rPr>
+              <w:t>MAJOR / RESOLVED</w:t>
+            </w:r>
+          </w:p>
+        </w:tc>
+      </w:tr>
+      <w:tr>
+        <w:tc>
+          <w:tcPr>
+            <w:tcW w:type="dxa" w:w="2600"/>
+            <w:tcBorders>
+              <w:top w:val="single" w:color="DEDEDE" w:sz="6"/>
+              <w:left w:val="single" w:color="DEDEDE" w:sz="6"/>
+              <w:bottom w:val="single" w:color="DEDEDE" w:sz="6"/>
+              <w:right w:val="single" w:color="DEDEDE" w:sz="6"/>
+            </w:tcBorders>
+            <w:shd w:fill="FAFAFA" w:color="auto" w:val="clear"/>
+            <w:tcMar>
+              <w:top w:type="dxa" w:w="70"/>
+              <w:left w:type="dxa" w:w="110"/>
+              <w:bottom w:type="dxa" w:w="70"/>
+              <w:right w:type="dxa" w:w="110"/>
+            </w:tcMar>
+            <w:vAlign w:val="center"/>
+          </w:tcPr>
+          <w:p>
+            <w:pPr>
+              <w:spacing w:after="0" w:before="0" w:line="260"/>
+            </w:pPr>
+            <w:r>
+              <w:rPr>
+                <w:rFonts w:ascii="맑은 고딕" w:cs="맑은 고딕" w:eastAsia="맑은 고딕" w:hAnsi="맑은 고딕"/>
+                <w:color w:val="3C3429"/>
+                <w:sz w:val="17"/>
+                <w:szCs w:val="17"/>
+              </w:rPr>
+              <w:t xml:space="preserve">발생일 / 해결일</w:t>
+            </w:r>
+          </w:p>
+        </w:tc>
+        <w:tc>
+          <w:tcPr>
+            <w:tcW w:type="dxa" w:w="7146"/>
+            <w:tcBorders>
+              <w:top w:val="single" w:color="DEDEDE" w:sz="6"/>
+              <w:left w:val="single" w:color="DEDEDE" w:sz="6"/>
+              <w:bottom w:val="single" w:color="DEDEDE" w:sz="6"/>
+              <w:right w:val="single" w:color="DEDEDE" w:sz="6"/>
+            </w:tcBorders>
+            <w:shd w:fill="FAFAFA" w:color="auto" w:val="clear"/>
+            <w:tcMar>
+              <w:top w:type="dxa" w:w="70"/>
+              <w:left w:type="dxa" w:w="110"/>
+              <w:bottom w:type="dxa" w:w="70"/>
+              <w:right w:type="dxa" w:w="110"/>
+            </w:tcMar>
+            <w:vAlign w:val="center"/>
+          </w:tcPr>
+          <w:p>
+            <w:pPr>
+              <w:spacing w:after="0" w:before="0" w:line="260"/>
+            </w:pPr>
+            <w:r>
+              <w:rPr>
+                <w:rFonts w:ascii="맑은 고딕" w:cs="맑은 고딕" w:eastAsia="맑은 고딕" w:hAnsi="맑은 고딕"/>
+                <w:color w:val="3C3429"/>
+                <w:sz w:val="17"/>
+                <w:szCs w:val="17"/>
+              </w:rPr>
+              <w:t>2026-08-18 / 2026-08-18</w:t>
+            </w:r>
+          </w:p>
+        </w:tc>
+      </w:tr>
+      <w:tr>
+        <w:tc>
+          <w:tcPr>
+            <w:tcW w:type="dxa" w:w="2600"/>
+            <w:tcBorders>
+              <w:top w:val="single" w:color="DEDEDE" w:sz="6"/>
+              <w:left w:val="single" w:color="DEDEDE" w:sz="6"/>
+              <w:bottom w:val="single" w:color="DEDEDE" w:sz="6"/>
+              <w:right w:val="single" w:color="DEDEDE" w:sz="6"/>
+            </w:tcBorders>
+            <w:tcMar>
+              <w:top w:type="dxa" w:w="70"/>
+              <w:left w:type="dxa" w:w="110"/>
+              <w:bottom w:type="dxa" w:w="70"/>
+              <w:right w:type="dxa" w:w="110"/>
+            </w:tcMar>
+            <w:vAlign w:val="center"/>
+          </w:tcPr>
+          <w:p>
+            <w:pPr>
+              <w:spacing w:after="0" w:before="0" w:line="260"/>
+            </w:pPr>
+            <w:r>
+              <w:rPr>
+                <w:rFonts w:ascii="맑은 고딕" w:cs="맑은 고딕" w:eastAsia="맑은 고딕" w:hAnsi="맑은 고딕"/>
+                <w:color w:val="3C3429"/>
+                <w:sz w:val="17"/>
+                <w:szCs w:val="17"/>
+              </w:rPr>
+              <w:t xml:space="preserve">담당</w:t>
+            </w:r>
+          </w:p>
+        </w:tc>
+        <w:tc>
+          <w:tcPr>
+            <w:tcW w:type="dxa" w:w="7146"/>
+            <w:tcBorders>
+              <w:top w:val="single" w:color="DEDEDE" w:sz="6"/>
+              <w:left w:val="single" w:color="DEDEDE" w:sz="6"/>
+              <w:bottom w:val="single" w:color="DEDEDE" w:sz="6"/>
+              <w:right w:val="single" w:color="DEDEDE" w:sz="6"/>
+            </w:tcBorders>
+            <w:tcMar>
+              <w:top w:type="dxa" w:w="70"/>
+              <w:left w:type="dxa" w:w="110"/>
+              <w:bottom w:type="dxa" w:w="70"/>
+              <w:right w:type="dxa" w:w="110"/>
+            </w:tcMar>
+            <w:vAlign w:val="center"/>
+          </w:tcPr>
+          <w:p>
+            <w:pPr>
+              <w:spacing w:after="0" w:before="0" w:line="260"/>
+            </w:pPr>
+            <w:r>
+              <w:rPr>
+                <w:rFonts w:ascii="맑은 고딕" w:cs="맑은 고딕" w:eastAsia="맑은 고딕" w:hAnsi="맑은 고딕"/>
+                <w:color w:val="3C3429"/>
+                <w:sz w:val="17"/>
+                <w:szCs w:val="17"/>
+              </w:rPr>
+              <w:t>hj</w:t>
+            </w:r>
+          </w:p>
+        </w:tc>
+      </w:tr>
+      <w:tr>
+        <w:tc>
+          <w:tcPr>
+            <w:tcW w:type="dxa" w:w="2600"/>
+            <w:tcBorders>
+              <w:top w:val="single" w:color="DEDEDE" w:sz="6"/>
+              <w:left w:val="single" w:color="DEDEDE" w:sz="6"/>
+              <w:bottom w:val="single" w:color="DEDEDE" w:sz="6"/>
+              <w:right w:val="single" w:color="DEDEDE" w:sz="6"/>
+            </w:tcBorders>
+            <w:shd w:fill="FAFAFA" w:color="auto" w:val="clear"/>
+            <w:tcMar>
+              <w:top w:type="dxa" w:w="70"/>
+              <w:left w:type="dxa" w:w="110"/>
+              <w:bottom w:type="dxa" w:w="70"/>
+              <w:right w:type="dxa" w:w="110"/>
+            </w:tcMar>
+            <w:vAlign w:val="center"/>
+          </w:tcPr>
+          <w:p>
+            <w:pPr>
+              <w:spacing w:after="0" w:before="0" w:line="260"/>
+            </w:pPr>
+            <w:r>
+              <w:rPr>
+                <w:rFonts w:ascii="맑은 고딕" w:cs="맑은 고딕" w:eastAsia="맑은 고딕" w:hAnsi="맑은 고딕"/>
+                <w:color w:val="3C3429"/>
+                <w:sz w:val="17"/>
+                <w:szCs w:val="17"/>
+              </w:rPr>
+              <w:t xml:space="preserve">환경</w:t>
+            </w:r>
+          </w:p>
+        </w:tc>
+        <w:tc>
+          <w:tcPr>
+            <w:tcW w:type="dxa" w:w="7146"/>
+            <w:tcBorders>
+              <w:top w:val="single" w:color="DEDEDE" w:sz="6"/>
+              <w:left w:val="single" w:color="DEDEDE" w:sz="6"/>
+              <w:bottom w:val="single" w:color="DEDEDE" w:sz="6"/>
+              <w:right w:val="single" w:color="DEDEDE" w:sz="6"/>
+            </w:tcBorders>
+            <w:shd w:fill="FAFAFA" w:color="auto" w:val="clear"/>
+            <w:tcMar>
+              <w:top w:type="dxa" w:w="70"/>
+              <w:left w:type="dxa" w:w="110"/>
+              <w:bottom w:type="dxa" w:w="70"/>
+              <w:right w:type="dxa" w:w="110"/>
+            </w:tcMar>
+            <w:vAlign w:val="center"/>
+          </w:tcPr>
+          <w:p>
+            <w:pPr>
+              <w:spacing w:after="0" w:before="0" w:line="260"/>
+            </w:pPr>
+            <w:r>
+              <w:rPr>
+                <w:rFonts w:ascii="맑은 고딕" w:cs="맑은 고딕" w:eastAsia="맑은 고딕" w:hAnsi="맑은 고딕"/>
+                <w:color w:val="3C3429"/>
+                <w:sz w:val="17"/>
+                <w:szCs w:val="17"/>
+              </w:rPr>
+              <w:t>ROS 2 Humble · VM(hj)/Pi(aurix) · medirun_bringup, medirun_gui · ROS_DOMAIN_ID=50 · rmw_cyclonedds_cpp</w:t>
+            </w:r>
+          </w:p>
+        </w:tc>
+      </w:tr>
+      <w:tr>
+        <w:tc>
+          <w:tcPr>
+            <w:tcW w:type="dxa" w:w="2600"/>
+            <w:tcBorders>
+              <w:top w:val="single" w:color="DEDEDE" w:sz="6"/>
+              <w:left w:val="single" w:color="DEDEDE" w:sz="6"/>
+              <w:bottom w:val="single" w:color="DEDEDE" w:sz="6"/>
+              <w:right w:val="single" w:color="DEDEDE" w:sz="6"/>
+            </w:tcBorders>
+            <w:tcMar>
+              <w:top w:type="dxa" w:w="70"/>
+              <w:left w:type="dxa" w:w="110"/>
+              <w:bottom w:type="dxa" w:w="70"/>
+              <w:right w:type="dxa" w:w="110"/>
+            </w:tcMar>
+            <w:vAlign w:val="center"/>
+          </w:tcPr>
+          <w:p>
+            <w:pPr>
+              <w:spacing w:after="0" w:before="0" w:line="260"/>
+            </w:pPr>
+            <w:r>
+              <w:rPr>
+                <w:rFonts w:ascii="맑은 고딕" w:cs="맑은 고딕" w:eastAsia="맑은 고딕" w:hAnsi="맑은 고딕"/>
+                <w:color w:val="3C3429"/>
+                <w:sz w:val="17"/>
+                <w:szCs w:val="17"/>
+              </w:rPr>
+              <w:t xml:space="preserve">관련</w:t>
+            </w:r>
+          </w:p>
+        </w:tc>
+        <w:tc>
+          <w:tcPr>
+            <w:tcW w:type="dxa" w:w="7146"/>
+            <w:tcBorders>
+              <w:top w:val="single" w:color="DEDEDE" w:sz="6"/>
+              <w:left w:val="single" w:color="DEDEDE" w:sz="6"/>
+              <w:bottom w:val="single" w:color="DEDEDE" w:sz="6"/>
+              <w:right w:val="single" w:color="DEDEDE" w:sz="6"/>
+            </w:tcBorders>
+            <w:tcMar>
+              <w:top w:type="dxa" w:w="70"/>
+              <w:left w:type="dxa" w:w="110"/>
+              <w:bottom w:type="dxa" w:w="70"/>
+              <w:right w:type="dxa" w:w="110"/>
+            </w:tcMar>
+            <w:vAlign w:val="center"/>
+          </w:tcPr>
+          <w:p>
+            <w:pPr>
+              <w:spacing w:after="0" w:before="0" w:line="260"/>
+            </w:pPr>
+            <w:r>
+              <w:rPr>
+                <w:rFonts w:ascii="맑은 고딕" w:cs="맑은 고딕" w:eastAsia="맑은 고딕" w:hAnsi="맑은 고딕"/>
+                <w:color w:val="3C3429"/>
+                <w:sz w:val="17"/>
+                <w:szCs w:val="17"/>
+              </w:rPr>
+              <w:t>TS-COMM-03(같은 세션에서 함께 진단), TS-GUI-08(대시보드 종료 시 ROS 정리 누락, fix/gui-app-exit-cleanup 브랜치, main 미병합)</w:t>
+            </w:r>
+          </w:p>
+        </w:tc>
+      </w:tr>
+    </w:tbl>
+    <w:p>
+      <w:pPr>
+        <w:pStyle w:val="Heading3"/>
+        <w:spacing w:after="120" w:before="260" w:line="260"/>
+      </w:pPr>
+      <w:r>
+        <w:rPr>
+          <w:rFonts w:ascii="맑은 고딕" w:cs="맑은 고딕" w:eastAsia="맑은 고딕" w:hAnsi="맑은 고딕"/>
+          <w:b/>
+          <w:bCs/>
+          <w:color w:val="241B12"/>
+          <w:sz w:val="21"/>
+          <w:szCs w:val="21"/>
+        </w:rPr>
+        <w:t xml:space="preserve">증상</w:t>
+      </w:r>
+    </w:p>
+    <w:p>
+      <w:pPr>
+        <w:spacing w:after="140" w:before="0" w:line="260"/>
+      </w:pPr>
+      <w:r>
+        <w:rPr>
+          <w:rFonts w:ascii="맑은 고딕" w:cs="맑은 고딕" w:eastAsia="맑은 고딕" w:hAnsi="맑은 고딕"/>
+          <w:color w:val="3C3429"/>
+          <w:sz w:val="17"/>
+          <w:szCs w:val="17"/>
+        </w:rPr>
+        <w:t xml:space="preserve">관측된 현상만 적는다. 로그 메시지나 수치가 있으면 그대로 옮긴다.</w:t>
+      </w:r>
+    </w:p>
+    <w:tbl>
+      <w:tblPr>
+        <w:tblW w:type="dxa" w:w="9746"/>
+        <w:tblBorders>
+          <w:top w:val="single" w:color="DEDEDE" w:sz="6"/>
+          <w:left w:val="single" w:color="DEDEDE" w:sz="6"/>
+          <w:bottom w:val="single" w:color="DEDEDE" w:sz="6"/>
+          <w:right w:val="single" w:color="DEDEDE" w:sz="6"/>
+          <w:insideH w:val="single" w:color="DEDEDE" w:sz="6"/>
+          <w:insideV w:val="single" w:color="DEDEDE" w:sz="6"/>
+        </w:tblBorders>
+      </w:tblPr>
+      <w:tblGrid>
+        <w:gridCol w:w="9746"/>
+      </w:tblGrid>
+      <w:tr>
+        <w:tc>
+          <w:tcPr>
+            <w:tcW w:type="dxa" w:w="9746"/>
+            <w:tcBorders>
+              <w:top w:val="single" w:color="DEDEDE" w:sz="6"/>
+              <w:left w:val="single" w:color="DEDEDE" w:sz="6"/>
+              <w:bottom w:val="single" w:color="DEDEDE" w:sz="6"/>
+              <w:right w:val="single" w:color="DEDEDE" w:sz="6"/>
+            </w:tcBorders>
+            <w:shd w:fill="F7F8FA" w:color="auto" w:val="clear"/>
+            <w:tcMar>
+              <w:top w:type="dxa" w:w="140"/>
+              <w:left w:type="dxa" w:w="160"/>
+              <w:bottom w:type="dxa" w:w="140"/>
+              <w:right w:type="dxa" w:w="160"/>
+            </w:tcMar>
+          </w:tcPr>
+          <w:p>
+            <w:pPr>
+              <w:spacing w:after="20" w:line="240"/>
+            </w:pPr>
+            <w:r>
+              <w:rPr>
+                <w:rFonts w:ascii="Consolas" w:cs="Consolas" w:eastAsia="Consolas" w:hAnsi="Consolas"/>
+                <w:color w:val="3C3429"/>
+                <w:sz w:val="16"/>
+                <w:szCs w:val="16"/>
+              </w:rPr>
+              <w:t>$ ros2 node list</w:t>
+              <w:br/>
+              <w:t>WARNING: Be aware that there are nodes in the graph that share an exact name, which can have unintended side effects.</w:t>
+              <w:br/>
+              <w:t>/medirun_gui</w:t>
+              <w:br/>
+              <w:t>/medirun_gui</w:t>
+              <w:br/>
+              <w:t>/medirun_gui</w:t>
+              <w:br/>
+              <w:t>/medirun_gui</w:t>
+              <w:br/>
+              <w:t>/medirun_gui</w:t>
+              <w:br/>
+              <w:t>/medirun_gui</w:t>
+              <w:br/>
+              <w:t>/medirun_gui_battery_monitor</w:t>
+              <w:br/>
+              <w:t>/medirun_gui_camera_feed</w:t>
+              <w:br/>
+              <w:t>/medirun_gui_mission_bridge</w:t>
+              <w:br/>
+              <w:t>/medirun_gui_nav_bridge</w:t>
+              <w:br/>
+              <w:t>/medirun_gui_sensor_telemetry</w:t>
+              <w:br/>
+              <w:t>/medirun_gui_slam_map_bridge</w:t>
+              <w:br/>
+              <w:t>(그 외 amcl/bt_navigator 등 Nav2 노드는 정상)</w:t>
+              <w:br/>
+              <w:t>대시보드 헤더바의 "ROS2" 상태 배지가 계속 "재연결중"으로 표시되고 회복되지 않음.</w:t>
+            </w:r>
+          </w:p>
+          <w:p>
+            <w:pPr>
+              <w:spacing w:after="20" w:line="240"/>
+            </w:pPr>
+            <w:r>
+              <w:rPr>
+                <w:rFonts w:ascii="Consolas" w:cs="Consolas" w:eastAsia="Consolas" w:hAnsi="Consolas"/>
+                <w:color w:val="3C3429"/>
+                <w:sz w:val="16"/>
+                <w:szCs w:val="16"/>
+              </w:rPr>
+            </w:r>
+          </w:p>
+        </w:tc>
+      </w:tr>
+    </w:tbl>
+    <w:p>
+      <w:pPr>
+        <w:pStyle w:val="Heading3"/>
+        <w:spacing w:after="120" w:before="260" w:line="260"/>
+      </w:pPr>
+      <w:r>
+        <w:rPr>
+          <w:rFonts w:ascii="맑은 고딕" w:cs="맑은 고딕" w:eastAsia="맑은 고딕" w:hAnsi="맑은 고딕"/>
+          <w:b/>
+          <w:bCs/>
+          <w:color w:val="241B12"/>
+          <w:sz w:val="21"/>
+          <w:szCs w:val="21"/>
+        </w:rPr>
+        <w:t xml:space="preserve">재현 절차</w:t>
+      </w:r>
+    </w:p>
+    <w:tbl>
+      <w:tblPr>
+        <w:tblW w:type="dxa" w:w="9746"/>
+        <w:tblBorders>
+          <w:top w:val="single" w:color="DEDEDE" w:sz="6"/>
+          <w:left w:val="single" w:color="DEDEDE" w:sz="6"/>
+          <w:bottom w:val="single" w:color="DEDEDE" w:sz="6"/>
+          <w:right w:val="single" w:color="DEDEDE" w:sz="6"/>
+          <w:insideH w:val="single" w:color="DEDEDE" w:sz="6"/>
+          <w:insideV w:val="single" w:color="DEDEDE" w:sz="6"/>
+        </w:tblBorders>
+      </w:tblPr>
+      <w:tblGrid>
+        <w:gridCol w:w="1500"/>
+        <w:gridCol w:w="3000"/>
+        <w:gridCol w:w="5246"/>
+      </w:tblGrid>
+      <w:tr>
+        <w:trPr>
+          <w:tblHeader/>
+        </w:trPr>
+        <w:tc>
+          <w:tcPr>
+            <w:tcW w:type="dxa" w:w="1500"/>
+            <w:tcBorders>
+              <w:top w:val="single" w:color="49361D" w:sz="6"/>
+              <w:left w:val="single" w:color="49361D" w:sz="6"/>
+              <w:bottom w:val="single" w:color="49361D" w:sz="6"/>
+              <w:right w:val="single" w:color="49361D" w:sz="6"/>
+            </w:tcBorders>
+            <w:shd w:fill="241B12" w:color="auto" w:val="clear"/>
+            <w:tcMar>
+              <w:top w:type="dxa" w:w="90"/>
+              <w:left w:type="dxa" w:w="110"/>
+              <w:bottom w:type="dxa" w:w="90"/>
+              <w:right w:type="dxa" w:w="110"/>
+            </w:tcMar>
+            <w:vAlign w:val="center"/>
+          </w:tcPr>
+          <w:p>
+            <w:pPr>
+              <w:spacing w:after="0" w:before="0" w:line="260"/>
+            </w:pPr>
+            <w:r>
+              <w:rPr>
+                <w:rFonts w:ascii="맑은 고딕" w:cs="맑은 고딕" w:eastAsia="맑은 고딕" w:hAnsi="맑은 고딕"/>
+                <w:b/>
+                <w:bCs/>
+                <w:color w:val="F4CF87"/>
+                <w:sz w:val="17"/>
+                <w:szCs w:val="17"/>
+              </w:rPr>
+              <w:t xml:space="preserve">#</w:t>
+            </w:r>
+          </w:p>
+        </w:tc>
+        <w:tc>
+          <w:tcPr>
+            <w:tcW w:type="dxa" w:w="3000"/>
+            <w:tcBorders>
+              <w:top w:val="single" w:color="49361D" w:sz="6"/>
+              <w:left w:val="single" w:color="49361D" w:sz="6"/>
+              <w:bottom w:val="single" w:color="49361D" w:sz="6"/>
+              <w:right w:val="single" w:color="49361D" w:sz="6"/>
+            </w:tcBorders>
+            <w:shd w:fill="241B12" w:color="auto" w:val="clear"/>
+            <w:tcMar>
+              <w:top w:type="dxa" w:w="90"/>
+              <w:left w:type="dxa" w:w="110"/>
+              <w:bottom w:type="dxa" w:w="90"/>
+              <w:right w:type="dxa" w:w="110"/>
+            </w:tcMar>
+            <w:vAlign w:val="center"/>
+          </w:tcPr>
+          <w:p>
+            <w:pPr>
+              <w:spacing w:after="0" w:before="0" w:line="260"/>
+            </w:pPr>
+            <w:r>
+              <w:rPr>
+                <w:rFonts w:ascii="맑은 고딕" w:cs="맑은 고딕" w:eastAsia="맑은 고딕" w:hAnsi="맑은 고딕"/>
+                <w:b/>
+                <w:bCs/>
+                <w:color w:val="F4CF87"/>
+                <w:sz w:val="17"/>
+                <w:szCs w:val="17"/>
+              </w:rPr>
+              <w:t xml:space="preserve">동작</w:t>
+            </w:r>
+          </w:p>
+        </w:tc>
+        <w:tc>
+          <w:tcPr>
+            <w:tcW w:type="dxa" w:w="5246"/>
+            <w:tcBorders>
+              <w:top w:val="single" w:color="49361D" w:sz="6"/>
+              <w:left w:val="single" w:color="49361D" w:sz="6"/>
+              <w:bottom w:val="single" w:color="49361D" w:sz="6"/>
+              <w:right w:val="single" w:color="49361D" w:sz="6"/>
+            </w:tcBorders>
+            <w:shd w:fill="241B12" w:color="auto" w:val="clear"/>
+            <w:tcMar>
+              <w:top w:type="dxa" w:w="90"/>
+              <w:left w:type="dxa" w:w="110"/>
+              <w:bottom w:type="dxa" w:w="90"/>
+              <w:right w:type="dxa" w:w="110"/>
+            </w:tcMar>
+            <w:vAlign w:val="center"/>
+          </w:tcPr>
+          <w:p>
+            <w:pPr>
+              <w:spacing w:after="0" w:before="0" w:line="260"/>
+            </w:pPr>
+            <w:r>
+              <w:rPr>
+                <w:rFonts w:ascii="맑은 고딕" w:cs="맑은 고딕" w:eastAsia="맑은 고딕" w:hAnsi="맑은 고딕"/>
+                <w:b/>
+                <w:bCs/>
+                <w:color w:val="F4CF87"/>
+                <w:sz w:val="17"/>
+                <w:szCs w:val="17"/>
+              </w:rPr>
+              <w:t xml:space="preserve">결과</w:t>
+            </w:r>
+          </w:p>
+        </w:tc>
+      </w:tr>
+      <w:tr>
+        <w:tc>
+          <w:tcPr>
+            <w:tcW w:type="dxa" w:w="1500"/>
+            <w:tcBorders>
+              <w:top w:val="single" w:color="DEDEDE" w:sz="6"/>
+              <w:left w:val="single" w:color="DEDEDE" w:sz="6"/>
+              <w:bottom w:val="single" w:color="DEDEDE" w:sz="6"/>
+              <w:right w:val="single" w:color="DEDEDE" w:sz="6"/>
+            </w:tcBorders>
+            <w:tcMar>
+              <w:top w:type="dxa" w:w="70"/>
+              <w:left w:type="dxa" w:w="110"/>
+              <w:bottom w:type="dxa" w:w="70"/>
+              <w:right w:type="dxa" w:w="110"/>
+            </w:tcMar>
+            <w:vAlign w:val="center"/>
+          </w:tcPr>
+          <w:p>
+            <w:pPr>
+              <w:spacing w:after="0" w:before="0" w:line="260"/>
+            </w:pPr>
+            <w:r>
+              <w:rPr>
+                <w:rFonts w:ascii="맑은 고딕" w:cs="맑은 고딕" w:eastAsia="맑은 고딕" w:hAnsi="맑은 고딕"/>
+                <w:color w:val="3C3429"/>
+                <w:sz w:val="17"/>
+                <w:szCs w:val="17"/>
+              </w:rPr>
+              <w:t xml:space="preserve">1</w:t>
+            </w:r>
+          </w:p>
+        </w:tc>
+        <w:tc>
+          <w:tcPr>
+            <w:tcW w:type="dxa" w:w="3000"/>
+            <w:tcBorders>
+              <w:top w:val="single" w:color="DEDEDE" w:sz="6"/>
+              <w:left w:val="single" w:color="DEDEDE" w:sz="6"/>
+              <w:bottom w:val="single" w:color="DEDEDE" w:sz="6"/>
+              <w:right w:val="single" w:color="DEDEDE" w:sz="6"/>
+            </w:tcBorders>
+            <w:tcMar>
+              <w:top w:type="dxa" w:w="70"/>
+              <w:left w:type="dxa" w:w="110"/>
+              <w:bottom w:type="dxa" w:w="70"/>
+              <w:right w:type="dxa" w:w="110"/>
+            </w:tcMar>
+            <w:vAlign w:val="center"/>
+          </w:tcPr>
+          <w:p>
+            <w:r>
+              <w:t>run.sh로 medirun_bringup 실행(medirun_gui_app 자동 포함), 로그인 화면까지 진행</w:t>
+            </w:r>
+          </w:p>
+        </w:tc>
+        <w:tc>
+          <w:tcPr>
+            <w:tcW w:type="dxa" w:w="5246"/>
+            <w:tcBorders>
+              <w:top w:val="single" w:color="DEDEDE" w:sz="6"/>
+              <w:left w:val="single" w:color="DEDEDE" w:sz="6"/>
+              <w:bottom w:val="single" w:color="DEDEDE" w:sz="6"/>
+              <w:right w:val="single" w:color="DEDEDE" w:sz="6"/>
+            </w:tcBorders>
+            <w:tcMar>
+              <w:top w:type="dxa" w:w="70"/>
+              <w:left w:type="dxa" w:w="110"/>
+              <w:bottom w:type="dxa" w:w="70"/>
+              <w:right w:type="dxa" w:w="110"/>
+            </w:tcMar>
+            <w:vAlign w:val="center"/>
+          </w:tcPr>
+          <w:p>
+            <w:r>
+              <w:t>로그인 화면 단계에서 이미 /medirun_gui 2개 등록됨</w:t>
+            </w:r>
+          </w:p>
+        </w:tc>
+      </w:tr>
+      <w:tr>
+        <w:tc>
+          <w:tcPr>
+            <w:tcW w:type="dxa" w:w="1500"/>
+            <w:tcBorders>
+              <w:top w:val="single" w:color="DEDEDE" w:sz="6"/>
+              <w:left w:val="single" w:color="DEDEDE" w:sz="6"/>
+              <w:bottom w:val="single" w:color="DEDEDE" w:sz="6"/>
+              <w:right w:val="single" w:color="DEDEDE" w:sz="6"/>
+            </w:tcBorders>
+            <w:shd w:fill="FAFAFA" w:color="auto" w:val="clear"/>
+            <w:tcMar>
+              <w:top w:type="dxa" w:w="70"/>
+              <w:left w:type="dxa" w:w="110"/>
+              <w:bottom w:type="dxa" w:w="70"/>
+              <w:right w:type="dxa" w:w="110"/>
+            </w:tcMar>
+            <w:vAlign w:val="center"/>
+          </w:tcPr>
+          <w:p>
+            <w:pPr>
+              <w:spacing w:after="0" w:before="0" w:line="260"/>
+            </w:pPr>
+            <w:r>
+              <w:rPr>
+                <w:rFonts w:ascii="맑은 고딕" w:cs="맑은 고딕" w:eastAsia="맑은 고딕" w:hAnsi="맑은 고딕"/>
+                <w:color w:val="3C3429"/>
+                <w:sz w:val="17"/>
+                <w:szCs w:val="17"/>
+              </w:rPr>
+              <w:t xml:space="preserve">2</w:t>
+            </w:r>
+          </w:p>
+        </w:tc>
+        <w:tc>
+          <w:tcPr>
+            <w:tcW w:type="dxa" w:w="3000"/>
+            <w:tcBorders>
+              <w:top w:val="single" w:color="DEDEDE" w:sz="6"/>
+              <w:left w:val="single" w:color="DEDEDE" w:sz="6"/>
+              <w:bottom w:val="single" w:color="DEDEDE" w:sz="6"/>
+              <w:right w:val="single" w:color="DEDEDE" w:sz="6"/>
+            </w:tcBorders>
+            <w:shd w:fill="FAFAFA" w:color="auto" w:val="clear"/>
+            <w:tcMar>
+              <w:top w:type="dxa" w:w="70"/>
+              <w:left w:type="dxa" w:w="110"/>
+              <w:bottom w:type="dxa" w:w="70"/>
+              <w:right w:type="dxa" w:w="110"/>
+            </w:tcMar>
+            <w:vAlign w:val="center"/>
+          </w:tcPr>
+          <w:p>
+            <w:r>
+              <w:t>로그인 완료(대시보드 각 페이지·서비스 초기화)</w:t>
+            </w:r>
+          </w:p>
+        </w:tc>
+        <w:tc>
+          <w:tcPr>
+            <w:tcW w:type="dxa" w:w="5246"/>
+            <w:tcBorders>
+              <w:top w:val="single" w:color="DEDEDE" w:sz="6"/>
+              <w:left w:val="single" w:color="DEDEDE" w:sz="6"/>
+              <w:bottom w:val="single" w:color="DEDEDE" w:sz="6"/>
+              <w:right w:val="single" w:color="DEDEDE" w:sz="6"/>
+            </w:tcBorders>
+            <w:shd w:fill="FAFAFA" w:color="auto" w:val="clear"/>
+            <w:tcMar>
+              <w:top w:type="dxa" w:w="70"/>
+              <w:left w:type="dxa" w:w="110"/>
+              <w:bottom w:type="dxa" w:w="70"/>
+              <w:right w:type="dxa" w:w="110"/>
+            </w:tcMar>
+            <w:vAlign w:val="center"/>
+          </w:tcPr>
+          <w:p>
+            <w:r>
+              <w:t>/medirun_gui가 6개까지 증가, 헤더바 "ROS2"가 "재연결중"에서 회복 안 됨</w:t>
+            </w:r>
+          </w:p>
+        </w:tc>
+      </w:tr>
+      <w:tr>
+        <w:tc>
+          <w:tcPr>
+            <w:tcW w:type="dxa" w:w="1500"/>
+            <w:tcBorders>
+              <w:top w:val="single" w:color="DEDEDE" w:sz="6"/>
+              <w:left w:val="single" w:color="DEDEDE" w:sz="6"/>
+              <w:bottom w:val="single" w:color="DEDEDE" w:sz="6"/>
+              <w:right w:val="single" w:color="DEDEDE" w:sz="6"/>
+            </w:tcBorders>
+            <w:tcMar>
+              <w:top w:type="dxa" w:w="70"/>
+              <w:left w:type="dxa" w:w="110"/>
+              <w:bottom w:type="dxa" w:w="70"/>
+              <w:right w:type="dxa" w:w="110"/>
+            </w:tcMar>
+            <w:vAlign w:val="center"/>
+          </w:tcPr>
+          <w:p>
+            <w:pPr>
+              <w:spacing w:after="0" w:before="0" w:line="260"/>
+            </w:pPr>
+            <w:r>
+              <w:rPr>
+                <w:rFonts w:ascii="맑은 고딕" w:cs="맑은 고딕" w:eastAsia="맑은 고딕" w:hAnsi="맑은 고딕"/>
+                <w:color w:val="3C3429"/>
+                <w:sz w:val="17"/>
+                <w:szCs w:val="17"/>
+              </w:rPr>
+              <w:t xml:space="preserve">3</w:t>
+            </w:r>
+          </w:p>
+        </w:tc>
+        <w:tc>
+          <w:tcPr>
+            <w:tcW w:type="dxa" w:w="3000"/>
+            <w:tcBorders>
+              <w:top w:val="single" w:color="DEDEDE" w:sz="6"/>
+              <w:left w:val="single" w:color="DEDEDE" w:sz="6"/>
+              <w:bottom w:val="single" w:color="DEDEDE" w:sz="6"/>
+              <w:right w:val="single" w:color="DEDEDE" w:sz="6"/>
+            </w:tcBorders>
+            <w:tcMar>
+              <w:top w:type="dxa" w:w="70"/>
+              <w:left w:type="dxa" w:w="110"/>
+              <w:bottom w:type="dxa" w:w="70"/>
+              <w:right w:type="dxa" w:w="110"/>
+            </w:tcMar>
+            <w:vAlign w:val="center"/>
+          </w:tcPr>
+          <w:p>
+            <w:r>
+              <w:t>ros2 daemon stop/start 후 재조회</w:t>
+            </w:r>
+          </w:p>
+        </w:tc>
+        <w:tc>
+          <w:tcPr>
+            <w:tcW w:type="dxa" w:w="5246"/>
+            <w:tcBorders>
+              <w:top w:val="single" w:color="DEDEDE" w:sz="6"/>
+              <w:left w:val="single" w:color="DEDEDE" w:sz="6"/>
+              <w:bottom w:val="single" w:color="DEDEDE" w:sz="6"/>
+              <w:right w:val="single" w:color="DEDEDE" w:sz="6"/>
+            </w:tcBorders>
+            <w:tcMar>
+              <w:top w:type="dxa" w:w="70"/>
+              <w:left w:type="dxa" w:w="110"/>
+              <w:bottom w:type="dxa" w:w="70"/>
+              <w:right w:type="dxa" w:w="110"/>
+            </w:tcMar>
+            <w:vAlign w:val="center"/>
+          </w:tcPr>
+          <w:p>
+            <w:r>
+              <w:t>중복 그대로 유지(로컬 discovery 캐시 문제 아님)</w:t>
+            </w:r>
+          </w:p>
+        </w:tc>
+      </w:tr>
+    </w:tbl>
+    <w:p>
+      <w:pPr>
+        <w:spacing w:after="140" w:before="0" w:line="260"/>
+      </w:pPr>
+      <w:r>
+        <w:rPr>
+          <w:rFonts w:ascii="맑은 고딕" w:cs="맑은 고딕" w:eastAsia="맑은 고딕" w:hAnsi="맑은 고딕"/>
+          <w:color w:val="3C3429"/>
+          <w:sz w:val="17"/>
+          <w:szCs w:val="17"/>
+        </w:rPr>
+        <w:t>재현율: 3/3회 (매번 재현)</w:t>
+      </w:r>
+    </w:p>
+    <w:p>
+      <w:pPr>
+        <w:pStyle w:val="Heading3"/>
+        <w:spacing w:after="120" w:before="260" w:line="260"/>
+      </w:pPr>
+      <w:r>
+        <w:rPr>
+          <w:rFonts w:ascii="맑은 고딕" w:cs="맑은 고딕" w:eastAsia="맑은 고딕" w:hAnsi="맑은 고딕"/>
+          <w:b/>
+          <w:bCs/>
+          <w:color w:val="241B12"/>
+          <w:sz w:val="21"/>
+          <w:szCs w:val="21"/>
+        </w:rPr>
+        <w:t xml:space="preserve">진단 과정</w:t>
+      </w:r>
+    </w:p>
+    <w:tbl>
+      <w:tblPr>
+        <w:tblW w:type="dxa" w:w="9746"/>
+        <w:tblBorders>
+          <w:top w:val="single" w:color="DEDEDE" w:sz="6"/>
+          <w:left w:val="single" w:color="DEDEDE" w:sz="6"/>
+          <w:bottom w:val="single" w:color="DEDEDE" w:sz="6"/>
+          <w:right w:val="single" w:color="DEDEDE" w:sz="6"/>
+          <w:insideH w:val="single" w:color="DEDEDE" w:sz="6"/>
+          <w:insideV w:val="single" w:color="DEDEDE" w:sz="6"/>
+        </w:tblBorders>
+      </w:tblPr>
+      <w:tblGrid>
+        <w:gridCol w:w="1500"/>
+        <w:gridCol w:w="3000"/>
+        <w:gridCol w:w="5246"/>
+      </w:tblGrid>
+      <w:tr>
+        <w:trPr>
+          <w:tblHeader/>
+        </w:trPr>
+        <w:tc>
+          <w:tcPr>
+            <w:tcW w:type="dxa" w:w="1500"/>
+            <w:tcBorders>
+              <w:top w:val="single" w:color="49361D" w:sz="6"/>
+              <w:left w:val="single" w:color="49361D" w:sz="6"/>
+              <w:bottom w:val="single" w:color="49361D" w:sz="6"/>
+              <w:right w:val="single" w:color="49361D" w:sz="6"/>
+            </w:tcBorders>
+            <w:shd w:fill="241B12" w:color="auto" w:val="clear"/>
+            <w:tcMar>
+              <w:top w:type="dxa" w:w="90"/>
+              <w:left w:type="dxa" w:w="110"/>
+              <w:bottom w:type="dxa" w:w="90"/>
+              <w:right w:type="dxa" w:w="110"/>
+            </w:tcMar>
+            <w:vAlign w:val="center"/>
+          </w:tcPr>
+          <w:p>
+            <w:pPr>
+              <w:spacing w:after="0" w:before="0" w:line="260"/>
+            </w:pPr>
+            <w:r>
+              <w:rPr>
+                <w:rFonts w:ascii="맑은 고딕" w:cs="맑은 고딕" w:eastAsia="맑은 고딕" w:hAnsi="맑은 고딕"/>
+                <w:b/>
+                <w:bCs/>
+                <w:color w:val="F4CF87"/>
+                <w:sz w:val="17"/>
+                <w:szCs w:val="17"/>
+              </w:rPr>
+              <w:t xml:space="preserve">가설</w:t>
+            </w:r>
+          </w:p>
+        </w:tc>
+        <w:tc>
+          <w:tcPr>
+            <w:tcW w:type="dxa" w:w="3000"/>
+            <w:tcBorders>
+              <w:top w:val="single" w:color="49361D" w:sz="6"/>
+              <w:left w:val="single" w:color="49361D" w:sz="6"/>
+              <w:bottom w:val="single" w:color="49361D" w:sz="6"/>
+              <w:right w:val="single" w:color="49361D" w:sz="6"/>
+            </w:tcBorders>
+            <w:shd w:fill="241B12" w:color="auto" w:val="clear"/>
+            <w:tcMar>
+              <w:top w:type="dxa" w:w="90"/>
+              <w:left w:type="dxa" w:w="110"/>
+              <w:bottom w:type="dxa" w:w="90"/>
+              <w:right w:type="dxa" w:w="110"/>
+            </w:tcMar>
+            <w:vAlign w:val="center"/>
+          </w:tcPr>
+          <w:p>
+            <w:pPr>
+              <w:spacing w:after="0" w:before="0" w:line="260"/>
+            </w:pPr>
+            <w:r>
+              <w:rPr>
+                <w:rFonts w:ascii="맑은 고딕" w:cs="맑은 고딕" w:eastAsia="맑은 고딕" w:hAnsi="맑은 고딕"/>
+                <w:b/>
+                <w:bCs/>
+                <w:color w:val="F4CF87"/>
+                <w:sz w:val="17"/>
+                <w:szCs w:val="17"/>
+              </w:rPr>
+              <w:t xml:space="preserve">확인 방법</w:t>
+            </w:r>
+          </w:p>
+        </w:tc>
+        <w:tc>
+          <w:tcPr>
+            <w:tcW w:type="dxa" w:w="5246"/>
+            <w:tcBorders>
+              <w:top w:val="single" w:color="49361D" w:sz="6"/>
+              <w:left w:val="single" w:color="49361D" w:sz="6"/>
+              <w:bottom w:val="single" w:color="49361D" w:sz="6"/>
+              <w:right w:val="single" w:color="49361D" w:sz="6"/>
+            </w:tcBorders>
+            <w:shd w:fill="241B12" w:color="auto" w:val="clear"/>
+            <w:tcMar>
+              <w:top w:type="dxa" w:w="90"/>
+              <w:left w:type="dxa" w:w="110"/>
+              <w:bottom w:type="dxa" w:w="90"/>
+              <w:right w:type="dxa" w:w="110"/>
+            </w:tcMar>
+            <w:vAlign w:val="center"/>
+          </w:tcPr>
+          <w:p>
+            <w:pPr>
+              <w:spacing w:after="0" w:before="0" w:line="260"/>
+            </w:pPr>
+            <w:r>
+              <w:rPr>
+                <w:rFonts w:ascii="맑은 고딕" w:cs="맑은 고딕" w:eastAsia="맑은 고딕" w:hAnsi="맑은 고딕"/>
+                <w:b/>
+                <w:bCs/>
+                <w:color w:val="F4CF87"/>
+                <w:sz w:val="17"/>
+                <w:szCs w:val="17"/>
+              </w:rPr>
+              <w:t xml:space="preserve">결과</w:t>
+            </w:r>
+          </w:p>
+        </w:tc>
+      </w:tr>
+      <w:tr>
+        <w:tc>
+          <w:tcPr>
+            <w:tcW w:type="dxa" w:w="1500"/>
+            <w:tcBorders>
+              <w:top w:val="single" w:color="DEDEDE" w:sz="6"/>
+              <w:left w:val="single" w:color="DEDEDE" w:sz="6"/>
+              <w:bottom w:val="single" w:color="DEDEDE" w:sz="6"/>
+              <w:right w:val="single" w:color="DEDEDE" w:sz="6"/>
+            </w:tcBorders>
+            <w:tcMar>
+              <w:top w:type="dxa" w:w="70"/>
+              <w:left w:type="dxa" w:w="110"/>
+              <w:bottom w:type="dxa" w:w="70"/>
+              <w:right w:type="dxa" w:w="110"/>
+            </w:tcMar>
+            <w:vAlign w:val="center"/>
+          </w:tcPr>
+          <w:p>
+            <w:r>
+              <w:t>팀원 PC 등 다른 호스트가 같은 ROS_DOMAIN_ID(50)로 medirun_gui_app을 중복 실행 중</w:t>
+            </w:r>
+          </w:p>
+        </w:tc>
+        <w:tc>
+          <w:tcPr>
+            <w:tcW w:type="dxa" w:w="3000"/>
+            <w:tcBorders>
+              <w:top w:val="single" w:color="DEDEDE" w:sz="6"/>
+              <w:left w:val="single" w:color="DEDEDE" w:sz="6"/>
+              <w:bottom w:val="single" w:color="DEDEDE" w:sz="6"/>
+              <w:right w:val="single" w:color="DEDEDE" w:sz="6"/>
+            </w:tcBorders>
+            <w:tcMar>
+              <w:top w:type="dxa" w:w="70"/>
+              <w:left w:type="dxa" w:w="110"/>
+              <w:bottom w:type="dxa" w:w="70"/>
+              <w:right w:type="dxa" w:w="110"/>
+            </w:tcMar>
+            <w:vAlign w:val="center"/>
+          </w:tcPr>
+          <w:p>
+            <w:r>
+              <w:t>로컬 프로세스 목록(ps) 확인 + ros2 daemon 재시작 후 재조회</w:t>
+            </w:r>
+          </w:p>
+        </w:tc>
+        <w:tc>
+          <w:tcPr>
+            <w:tcW w:type="dxa" w:w="5246"/>
+            <w:tcBorders>
+              <w:top w:val="single" w:color="DEDEDE" w:sz="6"/>
+              <w:left w:val="single" w:color="DEDEDE" w:sz="6"/>
+              <w:bottom w:val="single" w:color="DEDEDE" w:sz="6"/>
+              <w:right w:val="single" w:color="DEDEDE" w:sz="6"/>
+            </w:tcBorders>
+            <w:tcMar>
+              <w:top w:type="dxa" w:w="70"/>
+              <w:left w:type="dxa" w:w="110"/>
+              <w:bottom w:type="dxa" w:w="70"/>
+              <w:right w:type="dxa" w:w="110"/>
+            </w:tcMar>
+            <w:vAlign w:val="center"/>
+          </w:tcPr>
+          <w:p>
+            <w:pPr>
+              <w:spacing w:after="0" w:before="0" w:line="260"/>
+            </w:pPr>
+            <w:r>
+              <w:rPr>
+                <w:rFonts w:ascii="맑은 고딕" w:cs="맑은 고딕" w:eastAsia="맑은 고딕" w:hAnsi="맑은 고딕"/>
+                <w:color w:val="3C3429"/>
+                <w:sz w:val="17"/>
+                <w:szCs w:val="17"/>
+              </w:rPr>
+              <w:t>아님 — 로컬엔 프로세스 1개뿐, daemon 재시작해도 중복 유지, 팀원 PC 대시보드 종료 후 본인 PC에서만 실행해도 동일 재현</w:t>
+            </w:r>
+          </w:p>
+        </w:tc>
+      </w:tr>
+      <w:tr>
+        <w:tc>
+          <w:tcPr>
+            <w:tcW w:type="dxa" w:w="1500"/>
+            <w:tcBorders>
+              <w:top w:val="single" w:color="DEDEDE" w:sz="6"/>
+              <w:left w:val="single" w:color="DEDEDE" w:sz="6"/>
+              <w:bottom w:val="single" w:color="DEDEDE" w:sz="6"/>
+              <w:right w:val="single" w:color="DEDEDE" w:sz="6"/>
+            </w:tcBorders>
+            <w:shd w:fill="FAFAFA" w:color="auto" w:val="clear"/>
+            <w:tcMar>
+              <w:top w:type="dxa" w:w="70"/>
+              <w:left w:type="dxa" w:w="110"/>
+              <w:bottom w:type="dxa" w:w="70"/>
+              <w:right w:type="dxa" w:w="110"/>
+            </w:tcMar>
+            <w:vAlign w:val="center"/>
+          </w:tcPr>
+          <w:p>
+            <w:r>
+              <w:t>main 미병합 종료 정리 버그(TS-GUI-08 유형)로 과거 세션이 좀비로 남음</w:t>
+            </w:r>
+          </w:p>
+        </w:tc>
+        <w:tc>
+          <w:tcPr>
+            <w:tcW w:type="dxa" w:w="3000"/>
+            <w:tcBorders>
+              <w:top w:val="single" w:color="DEDEDE" w:sz="6"/>
+              <w:left w:val="single" w:color="DEDEDE" w:sz="6"/>
+              <w:bottom w:val="single" w:color="DEDEDE" w:sz="6"/>
+              <w:right w:val="single" w:color="DEDEDE" w:sz="6"/>
+            </w:tcBorders>
+            <w:shd w:fill="FAFAFA" w:color="auto" w:val="clear"/>
+            <w:tcMar>
+              <w:top w:type="dxa" w:w="70"/>
+              <w:left w:type="dxa" w:w="110"/>
+              <w:bottom w:type="dxa" w:w="70"/>
+              <w:right w:type="dxa" w:w="110"/>
+            </w:tcMar>
+            <w:vAlign w:val="center"/>
+          </w:tcPr>
+          <w:p>
+            <w:r>
+              <w:t>로컬 프로세스 kill 후 재조회</w:t>
+            </w:r>
+          </w:p>
+        </w:tc>
+        <w:tc>
+          <w:tcPr>
+            <w:tcW w:type="dxa" w:w="5246"/>
+            <w:tcBorders>
+              <w:top w:val="single" w:color="DEDEDE" w:sz="6"/>
+              <w:left w:val="single" w:color="DEDEDE" w:sz="6"/>
+              <w:bottom w:val="single" w:color="DEDEDE" w:sz="6"/>
+              <w:right w:val="single" w:color="DEDEDE" w:sz="6"/>
+            </w:tcBorders>
+            <w:shd w:fill="FAFAFA" w:color="auto" w:val="clear"/>
+            <w:tcMar>
+              <w:top w:type="dxa" w:w="70"/>
+              <w:left w:type="dxa" w:w="110"/>
+              <w:bottom w:type="dxa" w:w="70"/>
+              <w:right w:type="dxa" w:w="110"/>
+            </w:tcMar>
+            <w:vAlign w:val="center"/>
+          </w:tcPr>
+          <w:p>
+            <w:pPr>
+              <w:spacing w:after="0" w:before="0" w:line="260"/>
+            </w:pPr>
+            <w:r>
+              <w:rPr>
+                <w:rFonts w:ascii="맑은 고딕" w:cs="맑은 고딕" w:eastAsia="맑은 고딕" w:hAnsi="맑은 고딕"/>
+                <w:color w:val="3C3429"/>
+                <w:sz w:val="17"/>
+                <w:szCs w:val="17"/>
+              </w:rPr>
+              <w:t>아님 — 로컬에 떠 있던 프로세스 1개를 죽이니 중복 12개(medirun_gui 6개+정상이름 6개) 전부 즉시 사라짐, 이 세션 하나가 원인</w:t>
+            </w:r>
+          </w:p>
+        </w:tc>
+      </w:tr>
+      <w:tr>
+        <w:tc>
+          <w:tcPr>
+            <w:tcW w:type="dxa" w:w="1500"/>
+            <w:tcBorders>
+              <w:top w:val="single" w:color="DEDEDE" w:sz="6"/>
+              <w:left w:val="single" w:color="DEDEDE" w:sz="6"/>
+              <w:bottom w:val="single" w:color="DEDEDE" w:sz="6"/>
+              <w:right w:val="single" w:color="DEDEDE" w:sz="6"/>
+            </w:tcBorders>
+            <w:shd w:fill="FAFAFA" w:color="auto" w:val="clear"/>
+            <w:tcMar>
+              <w:top w:type="dxa" w:w="70"/>
+              <w:left w:type="dxa" w:w="110"/>
+              <w:bottom w:type="dxa" w:w="70"/>
+              <w:right w:type="dxa" w:w="110"/>
+            </w:tcMar>
+            <w:vAlign w:val="center"/>
+          </w:tcPr>
+          <w:p>
+            <w:r>
+              <w:t>bringup.launch.py의 name="medirun_gui"가 --ros-args -r __node:=medirun_gui 전역 리매핑을 주입해 하드코딩된 노드 이름을 덮어씀</w:t>
+            </w:r>
+          </w:p>
+        </w:tc>
+        <w:tc>
+          <w:tcPr>
+            <w:tcW w:type="dxa" w:w="3000"/>
+            <w:tcBorders>
+              <w:top w:val="single" w:color="DEDEDE" w:sz="6"/>
+              <w:left w:val="single" w:color="DEDEDE" w:sz="6"/>
+              <w:bottom w:val="single" w:color="DEDEDE" w:sz="6"/>
+              <w:right w:val="single" w:color="DEDEDE" w:sz="6"/>
+            </w:tcBorders>
+            <w:shd w:fill="FAFAFA" w:color="auto" w:val="clear"/>
+            <w:tcMar>
+              <w:top w:type="dxa" w:w="70"/>
+              <w:left w:type="dxa" w:w="110"/>
+              <w:bottom w:type="dxa" w:w="70"/>
+              <w:right w:type="dxa" w:w="110"/>
+            </w:tcMar>
+            <w:vAlign w:val="center"/>
+          </w:tcPr>
+          <w:p>
+            <w:r>
+              <w:t>ros2 run demo_nodes_cpp talker --ros-args -r __node:=medirun_gui 로 별도 재현</w:t>
+            </w:r>
+          </w:p>
+        </w:tc>
+        <w:tc>
+          <w:tcPr>
+            <w:tcW w:type="dxa" w:w="5246"/>
+            <w:tcBorders>
+              <w:top w:val="single" w:color="DEDEDE" w:sz="6"/>
+              <w:left w:val="single" w:color="DEDEDE" w:sz="6"/>
+              <w:bottom w:val="single" w:color="DEDEDE" w:sz="6"/>
+              <w:right w:val="single" w:color="DEDEDE" w:sz="6"/>
+            </w:tcBorders>
+            <w:shd w:fill="FAFAFA" w:color="auto" w:val="clear"/>
+            <w:tcMar>
+              <w:top w:type="dxa" w:w="70"/>
+              <w:left w:type="dxa" w:w="110"/>
+              <w:bottom w:type="dxa" w:w="70"/>
+              <w:right w:type="dxa" w:w="110"/>
+            </w:tcMar>
+            <w:vAlign w:val="center"/>
+          </w:tcPr>
+          <w:p>
+            <w:pPr>
+              <w:spacing w:after="0" w:before="0" w:line="260"/>
+            </w:pPr>
+            <w:r>
+              <w:rPr>
+                <w:rFonts w:ascii="맑은 고딕" w:cs="맑은 고딕" w:eastAsia="맑은 고딕" w:hAnsi="맑은 고딕"/>
+                <w:color w:val="3C3429"/>
+                <w:sz w:val="17"/>
+                <w:szCs w:val="17"/>
+              </w:rPr>
+              <w:t>맞음 — 하드코딩 이름(talker)이 실제로 /medirun_gui로 개명됨을 확인. name= 제거 후 medirun_gui_app 단독 실행 시 중복 없음도 확인</w:t>
+            </w:r>
+          </w:p>
+        </w:tc>
+      </w:tr>
+    </w:tbl>
+    <w:p>
+      <w:pPr>
+        <w:pStyle w:val="Heading3"/>
+        <w:spacing w:after="120" w:before="260" w:line="260"/>
+      </w:pPr>
+      <w:r>
+        <w:rPr>
+          <w:rFonts w:ascii="맑은 고딕" w:cs="맑은 고딕" w:eastAsia="맑은 고딕" w:hAnsi="맑은 고딕"/>
+          <w:b/>
+          <w:bCs/>
+          <w:color w:val="241B12"/>
+          <w:sz w:val="21"/>
+          <w:szCs w:val="21"/>
+        </w:rPr>
+        <w:t xml:space="preserve">원인</w:t>
+      </w:r>
+    </w:p>
+    <w:p>
+      <w:pPr>
+        <w:spacing w:after="140" w:before="0" w:line="260"/>
+      </w:pPr>
+      <w:r>
+        <w:rPr>
+          <w:rFonts w:ascii="맑은 고딕" w:cs="맑은 고딕" w:eastAsia="맑은 고딕" w:hAnsi="맑은 고딕"/>
+          <w:color w:val="3C3429"/>
+          <w:sz w:val="17"/>
+          <w:szCs w:val="17"/>
+        </w:rPr>
+        <w:t>확인됨 — bringup.launch.py의 gui_node = Node(..., name="medirun_gui", ...)가 프로세스에 --ros-args -r __node:=medirun_gui 전역 리매핑을 주입하고, 이 리매핑이 앱 내부에서 개별적으로 하드코딩한 6개 노드 이름(medirun_gui_nav_bridge 등) 중 일부를 "medirun_gui"로 덮어써 이름이 겹치는 노드가 그래프에 누적됐다. 이름이 겹치면 서비스/액션 호출이 어느 인스턴스로 갈지 DDS 레벨에서 불확정해지고, 이 때문에 Nav2 연결 상태 확인(lifecycle GetState 등)이 불안정해져 대시보드가 계속 "재연결중"으로 표시됐다.</w:t>
+      </w:r>
+    </w:p>
+    <w:p>
+      <w:pPr>
+        <w:pStyle w:val="Heading3"/>
+        <w:spacing w:after="120" w:before="260" w:line="260"/>
+      </w:pPr>
+      <w:r>
+        <w:rPr>
+          <w:rFonts w:ascii="맑은 고딕" w:cs="맑은 고딕" w:eastAsia="맑은 고딕" w:hAnsi="맑은 고딕"/>
+          <w:b/>
+          <w:bCs/>
+          <w:color w:val="241B12"/>
+          <w:sz w:val="21"/>
+          <w:szCs w:val="21"/>
+        </w:rPr>
+        <w:t xml:space="preserve">조치</w:t>
+      </w:r>
+    </w:p>
+    <w:tbl>
+      <w:tblPr>
+        <w:tblW w:type="dxa" w:w="9746"/>
+        <w:tblBorders>
+          <w:top w:val="single" w:color="DEDEDE" w:sz="6"/>
+          <w:left w:val="single" w:color="DEDEDE" w:sz="6"/>
+          <w:bottom w:val="single" w:color="DEDEDE" w:sz="6"/>
+          <w:right w:val="single" w:color="DEDEDE" w:sz="6"/>
+          <w:insideH w:val="single" w:color="DEDEDE" w:sz="6"/>
+          <w:insideV w:val="single" w:color="DEDEDE" w:sz="6"/>
+        </w:tblBorders>
+      </w:tblPr>
+      <w:tblGrid>
+        <w:gridCol w:w="1500"/>
+        <w:gridCol w:w="3000"/>
+        <w:gridCol w:w="5246"/>
+      </w:tblGrid>
+      <w:tr>
+        <w:trPr>
+          <w:tblHeader/>
+        </w:trPr>
+        <w:tc>
+          <w:tcPr>
+            <w:tcW w:type="dxa" w:w="1500"/>
+            <w:tcBorders>
+              <w:top w:val="single" w:color="49361D" w:sz="6"/>
+              <w:left w:val="single" w:color="49361D" w:sz="6"/>
+              <w:bottom w:val="single" w:color="49361D" w:sz="6"/>
+              <w:right w:val="single" w:color="49361D" w:sz="6"/>
+            </w:tcBorders>
+            <w:shd w:fill="241B12" w:color="auto" w:val="clear"/>
+            <w:tcMar>
+              <w:top w:type="dxa" w:w="90"/>
+              <w:left w:type="dxa" w:w="110"/>
+              <w:bottom w:type="dxa" w:w="90"/>
+              <w:right w:type="dxa" w:w="110"/>
+            </w:tcMar>
+            <w:vAlign w:val="center"/>
+          </w:tcPr>
+          <w:p>
+            <w:pPr>
+              <w:spacing w:after="0" w:before="0" w:line="260"/>
+            </w:pPr>
+            <w:r>
+              <w:rPr>
+                <w:rFonts w:ascii="맑은 고딕" w:cs="맑은 고딕" w:eastAsia="맑은 고딕" w:hAnsi="맑은 고딕"/>
+                <w:b/>
+                <w:bCs/>
+                <w:color w:val="F4CF87"/>
+                <w:sz w:val="17"/>
+                <w:szCs w:val="17"/>
+              </w:rPr>
+              <w:t xml:space="preserve">대상</w:t>
+            </w:r>
+          </w:p>
+        </w:tc>
+        <w:tc>
+          <w:tcPr>
+            <w:tcW w:type="dxa" w:w="3000"/>
+            <w:tcBorders>
+              <w:top w:val="single" w:color="49361D" w:sz="6"/>
+              <w:left w:val="single" w:color="49361D" w:sz="6"/>
+              <w:bottom w:val="single" w:color="49361D" w:sz="6"/>
+              <w:right w:val="single" w:color="49361D" w:sz="6"/>
+            </w:tcBorders>
+            <w:shd w:fill="241B12" w:color="auto" w:val="clear"/>
+            <w:tcMar>
+              <w:top w:type="dxa" w:w="90"/>
+              <w:left w:type="dxa" w:w="110"/>
+              <w:bottom w:type="dxa" w:w="90"/>
+              <w:right w:type="dxa" w:w="110"/>
+            </w:tcMar>
+            <w:vAlign w:val="center"/>
+          </w:tcPr>
+          <w:p>
+            <w:pPr>
+              <w:spacing w:after="0" w:before="0" w:line="260"/>
+            </w:pPr>
+            <w:r>
+              <w:rPr>
+                <w:rFonts w:ascii="맑은 고딕" w:cs="맑은 고딕" w:eastAsia="맑은 고딕" w:hAnsi="맑은 고딕"/>
+                <w:b/>
+                <w:bCs/>
+                <w:color w:val="F4CF87"/>
+                <w:sz w:val="17"/>
+                <w:szCs w:val="17"/>
+              </w:rPr>
+              <w:t xml:space="preserve">변경 전</w:t>
+            </w:r>
+          </w:p>
+        </w:tc>
+        <w:tc>
+          <w:tcPr>
+            <w:tcW w:type="dxa" w:w="5246"/>
+            <w:tcBorders>
+              <w:top w:val="single" w:color="49361D" w:sz="6"/>
+              <w:left w:val="single" w:color="49361D" w:sz="6"/>
+              <w:bottom w:val="single" w:color="49361D" w:sz="6"/>
+              <w:right w:val="single" w:color="49361D" w:sz="6"/>
+            </w:tcBorders>
+            <w:shd w:fill="241B12" w:color="auto" w:val="clear"/>
+            <w:tcMar>
+              <w:top w:type="dxa" w:w="90"/>
+              <w:left w:type="dxa" w:w="110"/>
+              <w:bottom w:type="dxa" w:w="90"/>
+              <w:right w:type="dxa" w:w="110"/>
+            </w:tcMar>
+            <w:vAlign w:val="center"/>
+          </w:tcPr>
+          <w:p>
+            <w:pPr>
+              <w:spacing w:after="0" w:before="0" w:line="260"/>
+            </w:pPr>
+            <w:r>
+              <w:rPr>
+                <w:rFonts w:ascii="맑은 고딕" w:cs="맑은 고딕" w:eastAsia="맑은 고딕" w:hAnsi="맑은 고딕"/>
+                <w:b/>
+                <w:bCs/>
+                <w:color w:val="F4CF87"/>
+                <w:sz w:val="17"/>
+                <w:szCs w:val="17"/>
+              </w:rPr>
+              <w:t xml:space="preserve">변경 후</w:t>
+            </w:r>
+          </w:p>
+        </w:tc>
+      </w:tr>
+      <w:tr>
+        <w:tc>
+          <w:tcPr>
+            <w:tcW w:type="dxa" w:w="1500"/>
+            <w:tcBorders>
+              <w:top w:val="single" w:color="DEDEDE" w:sz="6"/>
+              <w:left w:val="single" w:color="DEDEDE" w:sz="6"/>
+              <w:bottom w:val="single" w:color="DEDEDE" w:sz="6"/>
+              <w:right w:val="single" w:color="DEDEDE" w:sz="6"/>
+            </w:tcBorders>
+            <w:tcMar>
+              <w:top w:type="dxa" w:w="70"/>
+              <w:left w:type="dxa" w:w="110"/>
+              <w:bottom w:type="dxa" w:w="70"/>
+              <w:right w:type="dxa" w:w="110"/>
+            </w:tcMar>
+            <w:vAlign w:val="center"/>
+          </w:tcPr>
+          <w:p>
+            <w:pPr>
+              <w:spacing w:after="0" w:before="0" w:line="260"/>
+            </w:pPr>
+            <w:r>
+              <w:rPr>
+                <w:rFonts w:ascii="맑은 고딕" w:cs="맑은 고딕" w:eastAsia="맑은 고딕" w:hAnsi="맑은 고딕"/>
+                <w:color w:val="3C3429"/>
+                <w:sz w:val="17"/>
+                <w:szCs w:val="17"/>
+              </w:rPr>
+              <w:t>src/medirun_bringup/launch/bringup.launch.py — gui_node Node() 액션</w:t>
+            </w:r>
+          </w:p>
+        </w:tc>
+        <w:tc>
+          <w:tcPr>
+            <w:tcW w:type="dxa" w:w="3000"/>
+            <w:tcBorders>
+              <w:top w:val="single" w:color="DEDEDE" w:sz="6"/>
+              <w:left w:val="single" w:color="DEDEDE" w:sz="6"/>
+              <w:bottom w:val="single" w:color="DEDEDE" w:sz="6"/>
+              <w:right w:val="single" w:color="DEDEDE" w:sz="6"/>
+            </w:tcBorders>
+            <w:tcMar>
+              <w:top w:type="dxa" w:w="70"/>
+              <w:left w:type="dxa" w:w="110"/>
+              <w:bottom w:type="dxa" w:w="70"/>
+              <w:right w:type="dxa" w:w="110"/>
+            </w:tcMar>
+            <w:vAlign w:val="center"/>
+          </w:tcPr>
+          <w:p>
+            <w:r>
+              <w:t>name="medirun_gui" 파라미터 있음</w:t>
+            </w:r>
+          </w:p>
+        </w:tc>
+        <w:tc>
+          <w:tcPr>
+            <w:tcW w:type="dxa" w:w="5246"/>
+            <w:tcBorders>
+              <w:top w:val="single" w:color="DEDEDE" w:sz="6"/>
+              <w:left w:val="single" w:color="DEDEDE" w:sz="6"/>
+              <w:bottom w:val="single" w:color="DEDEDE" w:sz="6"/>
+              <w:right w:val="single" w:color="DEDEDE" w:sz="6"/>
+            </w:tcBorders>
+            <w:tcMar>
+              <w:top w:type="dxa" w:w="70"/>
+              <w:left w:type="dxa" w:w="110"/>
+              <w:bottom w:type="dxa" w:w="70"/>
+              <w:right w:type="dxa" w:w="110"/>
+            </w:tcMar>
+            <w:vAlign w:val="center"/>
+          </w:tcPr>
+          <w:p>
+            <w:r>
+              <w:t>name= 파라미터 제거(패키지/실행파일/output/condition만 유지)</w:t>
+            </w:r>
+          </w:p>
+        </w:tc>
+      </w:tr>
+    </w:tbl>
+    <w:tbl>
+      <w:tblPr>
+        <w:tblW w:type="dxa" w:w="9746"/>
+        <w:tblBorders>
+          <w:top w:val="single" w:color="DEDEDE" w:sz="6"/>
+          <w:left w:val="single" w:color="DEDEDE" w:sz="6"/>
+          <w:bottom w:val="single" w:color="DEDEDE" w:sz="6"/>
+          <w:right w:val="single" w:color="DEDEDE" w:sz="6"/>
+          <w:insideH w:val="single" w:color="DEDEDE" w:sz="6"/>
+          <w:insideV w:val="single" w:color="DEDEDE" w:sz="6"/>
+        </w:tblBorders>
+      </w:tblPr>
+      <w:tblGrid>
+        <w:gridCol w:w="9746"/>
+      </w:tblGrid>
+      <w:tr>
+        <w:tc>
+          <w:tcPr>
+            <w:tcW w:type="dxa" w:w="9746"/>
+            <w:tcBorders>
+              <w:top w:val="single" w:color="DEDEDE" w:sz="6"/>
+              <w:left w:val="single" w:color="DEDEDE" w:sz="6"/>
+              <w:bottom w:val="single" w:color="DEDEDE" w:sz="6"/>
+              <w:right w:val="single" w:color="DEDEDE" w:sz="6"/>
+            </w:tcBorders>
+            <w:shd w:fill="F7F8FA" w:color="auto" w:val="clear"/>
+            <w:tcMar>
+              <w:top w:type="dxa" w:w="140"/>
+              <w:left w:type="dxa" w:w="160"/>
+              <w:bottom w:type="dxa" w:w="140"/>
+              <w:right w:type="dxa" w:w="160"/>
+            </w:tcMar>
+          </w:tcPr>
+          <w:p>
+            <w:pPr>
+              <w:spacing w:after="20" w:line="240"/>
+            </w:pPr>
+            <w:r>
+              <w:rPr>
+                <w:rFonts w:ascii="Consolas" w:cs="Consolas" w:eastAsia="Consolas" w:hAnsi="Consolas"/>
+                <w:color w:val="3C3429"/>
+                <w:sz w:val="16"/>
+                <w:szCs w:val="16"/>
+              </w:rPr>
+              <w:t># 심볼릭 링크 설치(--symlink-install)라 별도 colcon build 불필요, 소스 수정 즉시 반영됨</w:t>
+            </w:r>
+          </w:p>
+          <w:p>
+            <w:pPr>
+              <w:spacing w:after="20" w:line="240"/>
+            </w:pPr>
+            <w:r>
+              <w:rPr>
+                <w:rFonts w:ascii="Consolas" w:cs="Consolas" w:eastAsia="Consolas" w:hAnsi="Consolas"/>
+                <w:color w:val="3C3429"/>
+                <w:sz w:val="16"/>
+                <w:szCs w:val="16"/>
+              </w:rPr>
+            </w:r>
+          </w:p>
+        </w:tc>
+      </w:tr>
+    </w:tbl>
+    <w:p>
+      <w:pPr>
+        <w:pStyle w:val="Heading3"/>
+        <w:spacing w:after="120" w:before="260" w:line="260"/>
+      </w:pPr>
+      <w:r>
+        <w:rPr>
+          <w:rFonts w:ascii="맑은 고딕" w:cs="맑은 고딕" w:eastAsia="맑은 고딕" w:hAnsi="맑은 고딕"/>
+          <w:b/>
+          <w:bCs/>
+          <w:color w:val="241B12"/>
+          <w:sz w:val="21"/>
+          <w:szCs w:val="21"/>
+        </w:rPr>
+        <w:t xml:space="preserve">검증</w:t>
+      </w:r>
+    </w:p>
+    <w:p>
+      <w:pPr>
+        <w:pStyle w:val="ListParagraph"/>
+        <w:numPr>
+          <w:ilvl w:val="0"/>
+          <w:numId w:val="2"/>
+        </w:numPr>
+        <w:spacing w:after="80" w:line="260"/>
+      </w:pPr>
+      <w:r>
+        <w:rPr>
+          <w:rFonts w:ascii="맑은 고딕" w:cs="맑은 고딕" w:eastAsia="맑은 고딕" w:hAnsi="맑은 고딕"/>
+          <w:color w:val="3C3429"/>
+          <w:sz w:val="17"/>
+          <w:szCs w:val="17"/>
+        </w:rPr>
+        <w:t>name= 제거한 상태로 medirun_gui_app 단독 실행 → 로그인 화면 단계에서 ros2 node list에 /medirun_gui 중복 없이 medirun_gui_nav_bridge/medirun_gui_mission_bridge만 정상 등록됨을 확인(2026-08-18).</w:t>
+      </w:r>
+    </w:p>
+    <w:p>
+      <w:pPr>
+        <w:pStyle w:val="ListParagraph"/>
+        <w:numPr>
+          <w:ilvl w:val="0"/>
+          <w:numId w:val="2"/>
+        </w:numPr>
+        <w:spacing w:after="80" w:line="260"/>
+      </w:pPr>
+      <w:r>
+        <w:rPr>
+          <w:rFonts w:ascii="맑은 고딕" w:cs="맑은 고딕" w:eastAsia="맑은 고딕" w:hAnsi="맑은 고딕"/>
+          <w:color w:val="3C3429"/>
+          <w:sz w:val="17"/>
+          <w:szCs w:val="17"/>
+        </w:rPr>
+        <w:t>사용자가 실제 run.sh로 재실행해 로그인까지 진행 → 대시보드 "재연결중" 표시가 풀리고 "연결됨"으로 전환됨을 확인(2026-08-18, 사용자 직접 확인). 대시보드 종료 시 관련 노드 전부 정상 종료도 같이 확인.</w:t>
+      </w:r>
+    </w:p>
+    <w:p>
+      <w:pPr>
+        <w:pStyle w:val="Heading3"/>
+        <w:spacing w:after="120" w:before="260" w:line="260"/>
+      </w:pPr>
+      <w:r>
+        <w:rPr>
+          <w:rFonts w:ascii="맑은 고딕" w:cs="맑은 고딕" w:eastAsia="맑은 고딕" w:hAnsi="맑은 고딕"/>
+          <w:b/>
+          <w:bCs/>
+          <w:color w:val="241B12"/>
+          <w:sz w:val="21"/>
+          <w:szCs w:val="21"/>
+        </w:rPr>
+        <w:t xml:space="preserve">재발 방지</w:t>
+      </w:r>
+    </w:p>
+    <w:tbl>
+      <w:tblPr>
+        <w:tblW w:type="dxa" w:w="9746"/>
+        <w:tblBorders>
+          <w:top w:val="single" w:color="DEDEDE" w:sz="6"/>
+          <w:left w:val="single" w:color="DEDEDE" w:sz="6"/>
+          <w:bottom w:val="single" w:color="DEDEDE" w:sz="6"/>
+          <w:right w:val="single" w:color="DEDEDE" w:sz="6"/>
+          <w:insideH w:val="single" w:color="DEDEDE" w:sz="6"/>
+          <w:insideV w:val="single" w:color="DEDEDE" w:sz="6"/>
+        </w:tblBorders>
+      </w:tblPr>
+      <w:tblGrid>
+        <w:gridCol w:w="2600"/>
+        <w:gridCol w:w="7146"/>
+      </w:tblGrid>
+      <w:tr>
+        <w:trPr>
+          <w:tblHeader/>
+        </w:trPr>
+        <w:tc>
+          <w:tcPr>
+            <w:tcW w:type="dxa" w:w="2600"/>
+            <w:tcBorders>
+              <w:top w:val="single" w:color="49361D" w:sz="6"/>
+              <w:left w:val="single" w:color="49361D" w:sz="6"/>
+              <w:bottom w:val="single" w:color="49361D" w:sz="6"/>
+              <w:right w:val="single" w:color="49361D" w:sz="6"/>
+            </w:tcBorders>
+            <w:shd w:fill="241B12" w:color="auto" w:val="clear"/>
+            <w:tcMar>
+              <w:top w:type="dxa" w:w="90"/>
+              <w:left w:type="dxa" w:w="110"/>
+              <w:bottom w:type="dxa" w:w="90"/>
+              <w:right w:type="dxa" w:w="110"/>
+            </w:tcMar>
+            <w:vAlign w:val="center"/>
+          </w:tcPr>
+          <w:p>
+            <w:pPr>
+              <w:spacing w:after="0" w:before="0" w:line="260"/>
+            </w:pPr>
+            <w:r>
+              <w:rPr>
+                <w:rFonts w:ascii="맑은 고딕" w:cs="맑은 고딕" w:eastAsia="맑은 고딕" w:hAnsi="맑은 고딕"/>
+                <w:b/>
+                <w:bCs/>
+                <w:color w:val="F4CF87"/>
+                <w:sz w:val="17"/>
+                <w:szCs w:val="17"/>
+              </w:rPr>
+              <w:t xml:space="preserve">반영 위치</w:t>
+            </w:r>
+          </w:p>
+        </w:tc>
+        <w:tc>
+          <w:tcPr>
+            <w:tcW w:type="dxa" w:w="7146"/>
+            <w:tcBorders>
+              <w:top w:val="single" w:color="49361D" w:sz="6"/>
+              <w:left w:val="single" w:color="49361D" w:sz="6"/>
+              <w:bottom w:val="single" w:color="49361D" w:sz="6"/>
+              <w:right w:val="single" w:color="49361D" w:sz="6"/>
+            </w:tcBorders>
+            <w:shd w:fill="241B12" w:color="auto" w:val="clear"/>
+            <w:tcMar>
+              <w:top w:type="dxa" w:w="90"/>
+              <w:left w:type="dxa" w:w="110"/>
+              <w:bottom w:type="dxa" w:w="90"/>
+              <w:right w:type="dxa" w:w="110"/>
+            </w:tcMar>
+            <w:vAlign w:val="center"/>
+          </w:tcPr>
+          <w:p>
+            <w:pPr>
+              <w:spacing w:after="0" w:before="0" w:line="260"/>
+            </w:pPr>
+            <w:r>
+              <w:rPr>
+                <w:rFonts w:ascii="맑은 고딕" w:cs="맑은 고딕" w:eastAsia="맑은 고딕" w:hAnsi="맑은 고딕"/>
+                <w:b/>
+                <w:bCs/>
+                <w:color w:val="F4CF87"/>
+                <w:sz w:val="17"/>
+                <w:szCs w:val="17"/>
+              </w:rPr>
+              <w:t xml:space="preserve">내용</w:t>
+            </w:r>
+          </w:p>
+        </w:tc>
+      </w:tr>
+      <w:tr>
+        <w:tc>
+          <w:tcPr>
+            <w:tcW w:type="dxa" w:w="2600"/>
+            <w:tcBorders>
+              <w:top w:val="single" w:color="DEDEDE" w:sz="6"/>
+              <w:left w:val="single" w:color="DEDEDE" w:sz="6"/>
+              <w:bottom w:val="single" w:color="DEDEDE" w:sz="6"/>
+              <w:right w:val="single" w:color="DEDEDE" w:sz="6"/>
+            </w:tcBorders>
+            <w:tcMar>
+              <w:top w:type="dxa" w:w="70"/>
+              <w:left w:type="dxa" w:w="110"/>
+              <w:bottom w:type="dxa" w:w="70"/>
+              <w:right w:type="dxa" w:w="110"/>
+            </w:tcMar>
+            <w:vAlign w:val="center"/>
+          </w:tcPr>
+          <w:p>
+            <w:pPr>
+              <w:spacing w:after="0" w:before="0" w:line="260"/>
+            </w:pPr>
+            <w:r>
+              <w:rPr>
+                <w:rFonts w:ascii="맑은 고딕" w:cs="맑은 고딕" w:eastAsia="맑은 고딕" w:hAnsi="맑은 고딕"/>
+                <w:color w:val="3C3429"/>
+                <w:sz w:val="17"/>
+                <w:szCs w:val="17"/>
+              </w:rPr>
+              <w:t>코드</w:t>
+            </w:r>
+          </w:p>
+        </w:tc>
+        <w:tc>
+          <w:tcPr>
+            <w:tcW w:type="dxa" w:w="7146"/>
+            <w:tcBorders>
+              <w:top w:val="single" w:color="DEDEDE" w:sz="6"/>
+              <w:left w:val="single" w:color="DEDEDE" w:sz="6"/>
+              <w:bottom w:val="single" w:color="DEDEDE" w:sz="6"/>
+              <w:right w:val="single" w:color="DEDEDE" w:sz="6"/>
+            </w:tcBorders>
+            <w:tcMar>
+              <w:top w:type="dxa" w:w="70"/>
+              <w:left w:type="dxa" w:w="110"/>
+              <w:bottom w:type="dxa" w:w="70"/>
+              <w:right w:type="dxa" w:w="110"/>
+            </w:tcMar>
+            <w:vAlign w:val="center"/>
+          </w:tcPr>
+          <w:p>
+            <w:r>
+              <w:t>bringup.launch.py에서 name= 제거로 반영 완료. 체크리스트: Node() 액션에 name=을 줄 땐 실행 파일 내부에 이미 고유 이름을 하드코딩한 rclcpp::Node가 있는지 먼저 확인할 것(있으면 launch의 name=이 전역 리매핑으로 내부 이름을 덮어씀).</w:t>
+            </w:r>
+          </w:p>
+        </w:tc>
+      </w:tr>
+    </w:tbl>
+    <w:p>
+      <w:pPr>
+        <w:pStyle w:val="Heading2"/>
+        <w:pBdr>
+          <w:left w:val="single" w:color="D9A441" w:sz="24" w:space="8"/>
+        </w:pBdr>
+        <w:spacing w:after="180" w:before="380" w:line="280"/>
+        <w:ind w:left="140"/>
+      </w:pPr>
+      <w:r>
+        <w:rPr>
+          <w:rFonts w:ascii="맑은 고딕" w:cs="맑은 고딕" w:eastAsia="맑은 고딕" w:hAnsi="맑은 고딕"/>
+          <w:b/>
+          <w:bCs/>
+          <w:color w:val="241B12"/>
+          <w:sz w:val="26"/>
+          <w:szCs w:val="26"/>
+        </w:rPr>
+        <w:t>4.3 TS-COMM-03 로봇 장시간 유휴 후 /scan·/odom·/battery_state 퍼블리셔 소실 (원인 미확인)</w:t>
+      </w:r>
+    </w:p>
+    <w:p>
+      <w:pPr>
+        <w:pStyle w:val="Heading3"/>
+        <w:spacing w:after="120" w:before="260" w:line="260"/>
+      </w:pPr>
+      <w:r>
+        <w:rPr>
+          <w:rFonts w:ascii="맑은 고딕" w:cs="맑은 고딕" w:eastAsia="맑은 고딕" w:hAnsi="맑은 고딕"/>
+          <w:b/>
+          <w:bCs/>
+          <w:color w:val="241B12"/>
+          <w:sz w:val="21"/>
+          <w:szCs w:val="21"/>
+        </w:rPr>
+        <w:t xml:space="preserve">개요</w:t>
+      </w:r>
+    </w:p>
+    <w:tbl>
+      <w:tblPr>
+        <w:tblW w:type="dxa" w:w="9746"/>
+        <w:tblBorders>
+          <w:top w:val="single" w:color="DEDEDE" w:sz="6"/>
+          <w:left w:val="single" w:color="DEDEDE" w:sz="6"/>
+          <w:bottom w:val="single" w:color="DEDEDE" w:sz="6"/>
+          <w:right w:val="single" w:color="DEDEDE" w:sz="6"/>
+          <w:insideH w:val="single" w:color="DEDEDE" w:sz="6"/>
+          <w:insideV w:val="single" w:color="DEDEDE" w:sz="6"/>
+        </w:tblBorders>
+      </w:tblPr>
+      <w:tblGrid>
+        <w:gridCol w:w="2600"/>
+        <w:gridCol w:w="7146"/>
+      </w:tblGrid>
+      <w:tr>
+        <w:trPr>
+          <w:tblHeader/>
+        </w:trPr>
+        <w:tc>
+          <w:tcPr>
+            <w:tcW w:type="dxa" w:w="2600"/>
+            <w:tcBorders>
+              <w:top w:val="single" w:color="49361D" w:sz="6"/>
+              <w:left w:val="single" w:color="49361D" w:sz="6"/>
+              <w:bottom w:val="single" w:color="49361D" w:sz="6"/>
+              <w:right w:val="single" w:color="49361D" w:sz="6"/>
+            </w:tcBorders>
+            <w:shd w:fill="241B12" w:color="auto" w:val="clear"/>
+            <w:tcMar>
+              <w:top w:type="dxa" w:w="90"/>
+              <w:left w:type="dxa" w:w="110"/>
+              <w:bottom w:type="dxa" w:w="90"/>
+              <w:right w:type="dxa" w:w="110"/>
+            </w:tcMar>
+            <w:vAlign w:val="center"/>
+          </w:tcPr>
+          <w:p>
+            <w:pPr>
+              <w:spacing w:after="0" w:before="0" w:line="260"/>
+            </w:pPr>
+            <w:r>
+              <w:rPr>
+                <w:rFonts w:ascii="맑은 고딕" w:cs="맑은 고딕" w:eastAsia="맑은 고딕" w:hAnsi="맑은 고딕"/>
+                <w:b/>
+                <w:bCs/>
+                <w:color w:val="F4CF87"/>
+                <w:sz w:val="17"/>
+                <w:szCs w:val="17"/>
+              </w:rPr>
+              <w:t xml:space="preserve">항목</w:t>
+            </w:r>
+          </w:p>
+        </w:tc>
+        <w:tc>
+          <w:tcPr>
+            <w:tcW w:type="dxa" w:w="7146"/>
+            <w:tcBorders>
+              <w:top w:val="single" w:color="49361D" w:sz="6"/>
+              <w:left w:val="single" w:color="49361D" w:sz="6"/>
+              <w:bottom w:val="single" w:color="49361D" w:sz="6"/>
+              <w:right w:val="single" w:color="49361D" w:sz="6"/>
+            </w:tcBorders>
+            <w:shd w:fill="241B12" w:color="auto" w:val="clear"/>
+            <w:tcMar>
+              <w:top w:type="dxa" w:w="90"/>
+              <w:left w:type="dxa" w:w="110"/>
+              <w:bottom w:type="dxa" w:w="90"/>
+              <w:right w:type="dxa" w:w="110"/>
+            </w:tcMar>
+            <w:vAlign w:val="center"/>
+          </w:tcPr>
+          <w:p>
+            <w:pPr>
+              <w:spacing w:after="0" w:before="0" w:line="260"/>
+            </w:pPr>
+            <w:r>
+              <w:rPr>
+                <w:rFonts w:ascii="맑은 고딕" w:cs="맑은 고딕" w:eastAsia="맑은 고딕" w:hAnsi="맑은 고딕"/>
+                <w:b/>
+                <w:bCs/>
+                <w:color w:val="F4CF87"/>
+                <w:sz w:val="17"/>
+                <w:szCs w:val="17"/>
+              </w:rPr>
+              <w:t xml:space="preserve">내용</w:t>
+            </w:r>
+          </w:p>
+        </w:tc>
+      </w:tr>
+      <w:tr>
+        <w:tc>
+          <w:tcPr>
+            <w:tcW w:type="dxa" w:w="2600"/>
+            <w:tcBorders>
+              <w:top w:val="single" w:color="DEDEDE" w:sz="6"/>
+              <w:left w:val="single" w:color="DEDEDE" w:sz="6"/>
+              <w:bottom w:val="single" w:color="DEDEDE" w:sz="6"/>
+              <w:right w:val="single" w:color="DEDEDE" w:sz="6"/>
+            </w:tcBorders>
+            <w:tcMar>
+              <w:top w:type="dxa" w:w="70"/>
+              <w:left w:type="dxa" w:w="110"/>
+              <w:bottom w:type="dxa" w:w="70"/>
+              <w:right w:type="dxa" w:w="110"/>
+            </w:tcMar>
+            <w:vAlign w:val="center"/>
+          </w:tcPr>
+          <w:p>
+            <w:pPr>
+              <w:spacing w:after="0" w:before="0" w:line="260"/>
+            </w:pPr>
+            <w:r>
+              <w:rPr>
+                <w:rFonts w:ascii="맑은 고딕" w:cs="맑은 고딕" w:eastAsia="맑은 고딕" w:hAnsi="맑은 고딕"/>
+                <w:color w:val="3C3429"/>
+                <w:sz w:val="17"/>
+                <w:szCs w:val="17"/>
+              </w:rPr>
+              <w:t xml:space="preserve">심각도 / 상태</w:t>
+            </w:r>
+          </w:p>
+        </w:tc>
+        <w:tc>
+          <w:tcPr>
+            <w:tcW w:type="dxa" w:w="7146"/>
+            <w:tcBorders>
+              <w:top w:val="single" w:color="DEDEDE" w:sz="6"/>
+              <w:left w:val="single" w:color="DEDEDE" w:sz="6"/>
+              <w:bottom w:val="single" w:color="DEDEDE" w:sz="6"/>
+              <w:right w:val="single" w:color="DEDEDE" w:sz="6"/>
+            </w:tcBorders>
+            <w:tcMar>
+              <w:top w:type="dxa" w:w="70"/>
+              <w:left w:type="dxa" w:w="110"/>
+              <w:bottom w:type="dxa" w:w="70"/>
+              <w:right w:type="dxa" w:w="110"/>
+            </w:tcMar>
+            <w:vAlign w:val="center"/>
+          </w:tcPr>
+          <w:p>
+            <w:pPr>
+              <w:spacing w:after="0" w:before="0" w:line="260"/>
+            </w:pPr>
+            <w:r>
+              <w:rPr>
+                <w:rFonts w:ascii="맑은 고딕" w:cs="맑은 고딕" w:eastAsia="맑은 고딕" w:hAnsi="맑은 고딕"/>
+                <w:color w:val="3C3429"/>
+                <w:sz w:val="17"/>
+                <w:szCs w:val="17"/>
+              </w:rPr>
+              <w:t>MAJOR / WORKAROUND</w:t>
+            </w:r>
+          </w:p>
+        </w:tc>
+      </w:tr>
+      <w:tr>
+        <w:tc>
+          <w:tcPr>
+            <w:tcW w:type="dxa" w:w="2600"/>
+            <w:tcBorders>
+              <w:top w:val="single" w:color="DEDEDE" w:sz="6"/>
+              <w:left w:val="single" w:color="DEDEDE" w:sz="6"/>
+              <w:bottom w:val="single" w:color="DEDEDE" w:sz="6"/>
+              <w:right w:val="single" w:color="DEDEDE" w:sz="6"/>
+            </w:tcBorders>
+            <w:shd w:fill="FAFAFA" w:color="auto" w:val="clear"/>
+            <w:tcMar>
+              <w:top w:type="dxa" w:w="70"/>
+              <w:left w:type="dxa" w:w="110"/>
+              <w:bottom w:type="dxa" w:w="70"/>
+              <w:right w:type="dxa" w:w="110"/>
+            </w:tcMar>
+            <w:vAlign w:val="center"/>
+          </w:tcPr>
+          <w:p>
+            <w:pPr>
+              <w:spacing w:after="0" w:before="0" w:line="260"/>
+            </w:pPr>
+            <w:r>
+              <w:rPr>
+                <w:rFonts w:ascii="맑은 고딕" w:cs="맑은 고딕" w:eastAsia="맑은 고딕" w:hAnsi="맑은 고딕"/>
+                <w:color w:val="3C3429"/>
+                <w:sz w:val="17"/>
+                <w:szCs w:val="17"/>
+              </w:rPr>
+              <w:t xml:space="preserve">발생일 / 해결일</w:t>
+            </w:r>
+          </w:p>
+        </w:tc>
+        <w:tc>
+          <w:tcPr>
+            <w:tcW w:type="dxa" w:w="7146"/>
+            <w:tcBorders>
+              <w:top w:val="single" w:color="DEDEDE" w:sz="6"/>
+              <w:left w:val="single" w:color="DEDEDE" w:sz="6"/>
+              <w:bottom w:val="single" w:color="DEDEDE" w:sz="6"/>
+              <w:right w:val="single" w:color="DEDEDE" w:sz="6"/>
+            </w:tcBorders>
+            <w:shd w:fill="FAFAFA" w:color="auto" w:val="clear"/>
+            <w:tcMar>
+              <w:top w:type="dxa" w:w="70"/>
+              <w:left w:type="dxa" w:w="110"/>
+              <w:bottom w:type="dxa" w:w="70"/>
+              <w:right w:type="dxa" w:w="110"/>
+            </w:tcMar>
+            <w:vAlign w:val="center"/>
+          </w:tcPr>
+          <w:p>
+            <w:pPr>
+              <w:spacing w:after="0" w:before="0" w:line="260"/>
+            </w:pPr>
+            <w:r>
+              <w:rPr>
+                <w:rFonts w:ascii="맑은 고딕" w:cs="맑은 고딕" w:eastAsia="맑은 고딕" w:hAnsi="맑은 고딕"/>
+                <w:color w:val="3C3429"/>
+                <w:sz w:val="17"/>
+                <w:szCs w:val="17"/>
+              </w:rPr>
+              <w:t>2026-08-18 / -</w:t>
+            </w:r>
+          </w:p>
+        </w:tc>
+      </w:tr>
+      <w:tr>
+        <w:tc>
+          <w:tcPr>
+            <w:tcW w:type="dxa" w:w="2600"/>
+            <w:tcBorders>
+              <w:top w:val="single" w:color="DEDEDE" w:sz="6"/>
+              <w:left w:val="single" w:color="DEDEDE" w:sz="6"/>
+              <w:bottom w:val="single" w:color="DEDEDE" w:sz="6"/>
+              <w:right w:val="single" w:color="DEDEDE" w:sz="6"/>
+            </w:tcBorders>
+            <w:tcMar>
+              <w:top w:type="dxa" w:w="70"/>
+              <w:left w:type="dxa" w:w="110"/>
+              <w:bottom w:type="dxa" w:w="70"/>
+              <w:right w:type="dxa" w:w="110"/>
+            </w:tcMar>
+            <w:vAlign w:val="center"/>
+          </w:tcPr>
+          <w:p>
+            <w:pPr>
+              <w:spacing w:after="0" w:before="0" w:line="260"/>
+            </w:pPr>
+            <w:r>
+              <w:rPr>
+                <w:rFonts w:ascii="맑은 고딕" w:cs="맑은 고딕" w:eastAsia="맑은 고딕" w:hAnsi="맑은 고딕"/>
+                <w:color w:val="3C3429"/>
+                <w:sz w:val="17"/>
+                <w:szCs w:val="17"/>
+              </w:rPr>
+              <w:t xml:space="preserve">담당</w:t>
+            </w:r>
+          </w:p>
+        </w:tc>
+        <w:tc>
+          <w:tcPr>
+            <w:tcW w:type="dxa" w:w="7146"/>
+            <w:tcBorders>
+              <w:top w:val="single" w:color="DEDEDE" w:sz="6"/>
+              <w:left w:val="single" w:color="DEDEDE" w:sz="6"/>
+              <w:bottom w:val="single" w:color="DEDEDE" w:sz="6"/>
+              <w:right w:val="single" w:color="DEDEDE" w:sz="6"/>
+            </w:tcBorders>
+            <w:tcMar>
+              <w:top w:type="dxa" w:w="70"/>
+              <w:left w:type="dxa" w:w="110"/>
+              <w:bottom w:type="dxa" w:w="70"/>
+              <w:right w:type="dxa" w:w="110"/>
+            </w:tcMar>
+            <w:vAlign w:val="center"/>
+          </w:tcPr>
+          <w:p>
+            <w:pPr>
+              <w:spacing w:after="0" w:before="0" w:line="260"/>
+            </w:pPr>
+            <w:r>
+              <w:rPr>
+                <w:rFonts w:ascii="맑은 고딕" w:cs="맑은 고딕" w:eastAsia="맑은 고딕" w:hAnsi="맑은 고딕"/>
+                <w:color w:val="3C3429"/>
+                <w:sz w:val="17"/>
+                <w:szCs w:val="17"/>
+              </w:rPr>
+              <w:t>hj</w:t>
+            </w:r>
+          </w:p>
+        </w:tc>
+      </w:tr>
+      <w:tr>
+        <w:tc>
+          <w:tcPr>
+            <w:tcW w:type="dxa" w:w="2600"/>
+            <w:tcBorders>
+              <w:top w:val="single" w:color="DEDEDE" w:sz="6"/>
+              <w:left w:val="single" w:color="DEDEDE" w:sz="6"/>
+              <w:bottom w:val="single" w:color="DEDEDE" w:sz="6"/>
+              <w:right w:val="single" w:color="DEDEDE" w:sz="6"/>
+            </w:tcBorders>
+            <w:shd w:fill="FAFAFA" w:color="auto" w:val="clear"/>
+            <w:tcMar>
+              <w:top w:type="dxa" w:w="70"/>
+              <w:left w:type="dxa" w:w="110"/>
+              <w:bottom w:type="dxa" w:w="70"/>
+              <w:right w:type="dxa" w:w="110"/>
+            </w:tcMar>
+            <w:vAlign w:val="center"/>
+          </w:tcPr>
+          <w:p>
+            <w:pPr>
+              <w:spacing w:after="0" w:before="0" w:line="260"/>
+            </w:pPr>
+            <w:r>
+              <w:rPr>
+                <w:rFonts w:ascii="맑은 고딕" w:cs="맑은 고딕" w:eastAsia="맑은 고딕" w:hAnsi="맑은 고딕"/>
+                <w:color w:val="3C3429"/>
+                <w:sz w:val="17"/>
+                <w:szCs w:val="17"/>
+              </w:rPr>
+              <w:t xml:space="preserve">환경</w:t>
+            </w:r>
+          </w:p>
+        </w:tc>
+        <w:tc>
+          <w:tcPr>
+            <w:tcW w:type="dxa" w:w="7146"/>
+            <w:tcBorders>
+              <w:top w:val="single" w:color="DEDEDE" w:sz="6"/>
+              <w:left w:val="single" w:color="DEDEDE" w:sz="6"/>
+              <w:bottom w:val="single" w:color="DEDEDE" w:sz="6"/>
+              <w:right w:val="single" w:color="DEDEDE" w:sz="6"/>
+            </w:tcBorders>
+            <w:shd w:fill="FAFAFA" w:color="auto" w:val="clear"/>
+            <w:tcMar>
+              <w:top w:type="dxa" w:w="70"/>
+              <w:left w:type="dxa" w:w="110"/>
+              <w:bottom w:type="dxa" w:w="70"/>
+              <w:right w:type="dxa" w:w="110"/>
+            </w:tcMar>
+            <w:vAlign w:val="center"/>
+          </w:tcPr>
+          <w:p>
+            <w:pPr>
+              <w:spacing w:after="0" w:before="0" w:line="260"/>
+            </w:pPr>
+            <w:r>
+              <w:rPr>
+                <w:rFonts w:ascii="맑은 고딕" w:cs="맑은 고딕" w:eastAsia="맑은 고딕" w:hAnsi="맑은 고딕"/>
+                <w:color w:val="3C3429"/>
+                <w:sz w:val="17"/>
+                <w:szCs w:val="17"/>
+              </w:rPr>
+              <w:t>ROS 2 Humble · Pi(aurix) · TurtleBot3 Burger · medirun_bringup(Nav2)/로봇 본체 드라이버(별도 프로세스, Pi ~/arduino_bridge_ws)</w:t>
+            </w:r>
+          </w:p>
+        </w:tc>
+      </w:tr>
+      <w:tr>
+        <w:tc>
+          <w:tcPr>
+            <w:tcW w:type="dxa" w:w="2600"/>
+            <w:tcBorders>
+              <w:top w:val="single" w:color="DEDEDE" w:sz="6"/>
+              <w:left w:val="single" w:color="DEDEDE" w:sz="6"/>
+              <w:bottom w:val="single" w:color="DEDEDE" w:sz="6"/>
+              <w:right w:val="single" w:color="DEDEDE" w:sz="6"/>
+            </w:tcBorders>
+            <w:tcMar>
+              <w:top w:type="dxa" w:w="70"/>
+              <w:left w:type="dxa" w:w="110"/>
+              <w:bottom w:type="dxa" w:w="70"/>
+              <w:right w:type="dxa" w:w="110"/>
+            </w:tcMar>
+            <w:vAlign w:val="center"/>
+          </w:tcPr>
+          <w:p>
+            <w:pPr>
+              <w:spacing w:after="0" w:before="0" w:line="260"/>
+            </w:pPr>
+            <w:r>
+              <w:rPr>
+                <w:rFonts w:ascii="맑은 고딕" w:cs="맑은 고딕" w:eastAsia="맑은 고딕" w:hAnsi="맑은 고딕"/>
+                <w:color w:val="3C3429"/>
+                <w:sz w:val="17"/>
+                <w:szCs w:val="17"/>
+              </w:rPr>
+              <w:t xml:space="preserve">관련</w:t>
+            </w:r>
+          </w:p>
+        </w:tc>
+        <w:tc>
+          <w:tcPr>
+            <w:tcW w:type="dxa" w:w="7146"/>
+            <w:tcBorders>
+              <w:top w:val="single" w:color="DEDEDE" w:sz="6"/>
+              <w:left w:val="single" w:color="DEDEDE" w:sz="6"/>
+              <w:bottom w:val="single" w:color="DEDEDE" w:sz="6"/>
+              <w:right w:val="single" w:color="DEDEDE" w:sz="6"/>
+            </w:tcBorders>
+            <w:tcMar>
+              <w:top w:type="dxa" w:w="70"/>
+              <w:left w:type="dxa" w:w="110"/>
+              <w:bottom w:type="dxa" w:w="70"/>
+              <w:right w:type="dxa" w:w="110"/>
+            </w:tcMar>
+            <w:vAlign w:val="center"/>
+          </w:tcPr>
+          <w:p>
+            <w:pPr>
+              <w:spacing w:after="0" w:before="0" w:line="260"/>
+            </w:pPr>
+            <w:r>
+              <w:rPr>
+                <w:rFonts w:ascii="맑은 고딕" w:cs="맑은 고딕" w:eastAsia="맑은 고딕" w:hAnsi="맑은 고딕"/>
+                <w:color w:val="3C3429"/>
+                <w:sz w:val="17"/>
+                <w:szCs w:val="17"/>
+              </w:rPr>
+              <w:t>TS-COMM-02(같은 세션에서 함께 진단)</w:t>
+            </w:r>
+          </w:p>
+        </w:tc>
+      </w:tr>
+    </w:tbl>
+    <w:p>
+      <w:pPr>
+        <w:pStyle w:val="Heading3"/>
+        <w:spacing w:after="120" w:before="260" w:line="260"/>
+      </w:pPr>
+      <w:r>
+        <w:rPr>
+          <w:rFonts w:ascii="맑은 고딕" w:cs="맑은 고딕" w:eastAsia="맑은 고딕" w:hAnsi="맑은 고딕"/>
+          <w:b/>
+          <w:bCs/>
+          <w:color w:val="241B12"/>
+          <w:sz w:val="21"/>
+          <w:szCs w:val="21"/>
+        </w:rPr>
+        <w:t xml:space="preserve">증상</w:t>
+      </w:r>
+    </w:p>
+    <w:p>
+      <w:pPr>
+        <w:spacing w:after="140" w:before="0" w:line="260"/>
+      </w:pPr>
+      <w:r>
+        <w:rPr>
+          <w:rFonts w:ascii="맑은 고딕" w:cs="맑은 고딕" w:eastAsia="맑은 고딕" w:hAnsi="맑은 고딕"/>
+          <w:color w:val="3C3429"/>
+          <w:sz w:val="17"/>
+          <w:szCs w:val="17"/>
+        </w:rPr>
+        <w:t xml:space="preserve">관측된 현상만 적는다. 로그 메시지나 수치가 있으면 그대로 옮긴다.</w:t>
+      </w:r>
+    </w:p>
+    <w:tbl>
+      <w:tblPr>
+        <w:tblW w:type="dxa" w:w="9746"/>
+        <w:tblBorders>
+          <w:top w:val="single" w:color="DEDEDE" w:sz="6"/>
+          <w:left w:val="single" w:color="DEDEDE" w:sz="6"/>
+          <w:bottom w:val="single" w:color="DEDEDE" w:sz="6"/>
+          <w:right w:val="single" w:color="DEDEDE" w:sz="6"/>
+          <w:insideH w:val="single" w:color="DEDEDE" w:sz="6"/>
+          <w:insideV w:val="single" w:color="DEDEDE" w:sz="6"/>
+        </w:tblBorders>
+      </w:tblPr>
+      <w:tblGrid>
+        <w:gridCol w:w="9746"/>
+      </w:tblGrid>
+      <w:tr>
+        <w:tc>
+          <w:tcPr>
+            <w:tcW w:type="dxa" w:w="9746"/>
+            <w:tcBorders>
+              <w:top w:val="single" w:color="DEDEDE" w:sz="6"/>
+              <w:left w:val="single" w:color="DEDEDE" w:sz="6"/>
+              <w:bottom w:val="single" w:color="DEDEDE" w:sz="6"/>
+              <w:right w:val="single" w:color="DEDEDE" w:sz="6"/>
+            </w:tcBorders>
+            <w:shd w:fill="F7F8FA" w:color="auto" w:val="clear"/>
+            <w:tcMar>
+              <w:top w:type="dxa" w:w="140"/>
+              <w:left w:type="dxa" w:w="160"/>
+              <w:bottom w:type="dxa" w:w="140"/>
+              <w:right w:type="dxa" w:w="160"/>
+            </w:tcMar>
+          </w:tcPr>
+          <w:p>
+            <w:pPr>
+              <w:spacing w:after="20" w:line="240"/>
+            </w:pPr>
+            <w:r>
+              <w:rPr>
+                <w:rFonts w:ascii="Consolas" w:cs="Consolas" w:eastAsia="Consolas" w:hAnsi="Consolas"/>
+                <w:color w:val="3C3429"/>
+                <w:sz w:val="16"/>
+                <w:szCs w:val="16"/>
+              </w:rPr>
+              <w:t>$ ros2 topic hz /scan</w:t>
+              <w:br/>
+              <w:t>WARNING: topic [/scan] does not appear to be published yet</w:t>
+              <w:br/>
+              <w:t>$ ros2 topic echo /battery_state --once</w:t>
+              <w:br/>
+              <w:t>WARNING: topic [/battery_state] does not appear to be published yet</w:t>
+              <w:br/>
+              <w:t>Nav2 스택(amcl/bt_navigator 등)과 medirun_gui 노드들은 정상 등록돼 있으나, 로봇 본체 드라이버가 발행해야 할 /scan, /odom, /battery_state에 퍼블리셔가 아예 없음. 대시보드 "ROS2" 상태가 "연결 끊김"/"재연결중"으로 표시됨.</w:t>
+            </w:r>
+          </w:p>
+          <w:p>
+            <w:pPr>
+              <w:spacing w:after="20" w:line="240"/>
+            </w:pPr>
+            <w:r>
+              <w:rPr>
+                <w:rFonts w:ascii="Consolas" w:cs="Consolas" w:eastAsia="Consolas" w:hAnsi="Consolas"/>
+                <w:color w:val="3C3429"/>
+                <w:sz w:val="16"/>
+                <w:szCs w:val="16"/>
+              </w:rPr>
+            </w:r>
+          </w:p>
+        </w:tc>
+      </w:tr>
+    </w:tbl>
+    <w:p>
+      <w:pPr>
+        <w:pStyle w:val="Heading3"/>
+        <w:spacing w:after="120" w:before="260" w:line="260"/>
+      </w:pPr>
+      <w:r>
+        <w:rPr>
+          <w:rFonts w:ascii="맑은 고딕" w:cs="맑은 고딕" w:eastAsia="맑은 고딕" w:hAnsi="맑은 고딕"/>
+          <w:b/>
+          <w:bCs/>
+          <w:color w:val="241B12"/>
+          <w:sz w:val="21"/>
+          <w:szCs w:val="21"/>
+        </w:rPr>
+        <w:t xml:space="preserve">재현 절차</w:t>
+      </w:r>
+    </w:p>
+    <w:tbl>
+      <w:tblPr>
+        <w:tblW w:type="dxa" w:w="9746"/>
+        <w:tblBorders>
+          <w:top w:val="single" w:color="DEDEDE" w:sz="6"/>
+          <w:left w:val="single" w:color="DEDEDE" w:sz="6"/>
+          <w:bottom w:val="single" w:color="DEDEDE" w:sz="6"/>
+          <w:right w:val="single" w:color="DEDEDE" w:sz="6"/>
+          <w:insideH w:val="single" w:color="DEDEDE" w:sz="6"/>
+          <w:insideV w:val="single" w:color="DEDEDE" w:sz="6"/>
+        </w:tblBorders>
+      </w:tblPr>
+      <w:tblGrid>
+        <w:gridCol w:w="1500"/>
+        <w:gridCol w:w="3000"/>
+        <w:gridCol w:w="5246"/>
+      </w:tblGrid>
+      <w:tr>
+        <w:trPr>
+          <w:tblHeader/>
+        </w:trPr>
+        <w:tc>
+          <w:tcPr>
+            <w:tcW w:type="dxa" w:w="1500"/>
+            <w:tcBorders>
+              <w:top w:val="single" w:color="49361D" w:sz="6"/>
+              <w:left w:val="single" w:color="49361D" w:sz="6"/>
+              <w:bottom w:val="single" w:color="49361D" w:sz="6"/>
+              <w:right w:val="single" w:color="49361D" w:sz="6"/>
+            </w:tcBorders>
+            <w:shd w:fill="241B12" w:color="auto" w:val="clear"/>
+            <w:tcMar>
+              <w:top w:type="dxa" w:w="90"/>
+              <w:left w:type="dxa" w:w="110"/>
+              <w:bottom w:type="dxa" w:w="90"/>
+              <w:right w:type="dxa" w:w="110"/>
+            </w:tcMar>
+            <w:vAlign w:val="center"/>
+          </w:tcPr>
+          <w:p>
+            <w:pPr>
+              <w:spacing w:after="0" w:before="0" w:line="260"/>
+            </w:pPr>
+            <w:r>
+              <w:rPr>
+                <w:rFonts w:ascii="맑은 고딕" w:cs="맑은 고딕" w:eastAsia="맑은 고딕" w:hAnsi="맑은 고딕"/>
+                <w:b/>
+                <w:bCs/>
+                <w:color w:val="F4CF87"/>
+                <w:sz w:val="17"/>
+                <w:szCs w:val="17"/>
+              </w:rPr>
+              <w:t xml:space="preserve">#</w:t>
+            </w:r>
+          </w:p>
+        </w:tc>
+        <w:tc>
+          <w:tcPr>
+            <w:tcW w:type="dxa" w:w="3000"/>
+            <w:tcBorders>
+              <w:top w:val="single" w:color="49361D" w:sz="6"/>
+              <w:left w:val="single" w:color="49361D" w:sz="6"/>
+              <w:bottom w:val="single" w:color="49361D" w:sz="6"/>
+              <w:right w:val="single" w:color="49361D" w:sz="6"/>
+            </w:tcBorders>
+            <w:shd w:fill="241B12" w:color="auto" w:val="clear"/>
+            <w:tcMar>
+              <w:top w:type="dxa" w:w="90"/>
+              <w:left w:type="dxa" w:w="110"/>
+              <w:bottom w:type="dxa" w:w="90"/>
+              <w:right w:type="dxa" w:w="110"/>
+            </w:tcMar>
+            <w:vAlign w:val="center"/>
+          </w:tcPr>
+          <w:p>
+            <w:pPr>
+              <w:spacing w:after="0" w:before="0" w:line="260"/>
+            </w:pPr>
+            <w:r>
+              <w:rPr>
+                <w:rFonts w:ascii="맑은 고딕" w:cs="맑은 고딕" w:eastAsia="맑은 고딕" w:hAnsi="맑은 고딕"/>
+                <w:b/>
+                <w:bCs/>
+                <w:color w:val="F4CF87"/>
+                <w:sz w:val="17"/>
+                <w:szCs w:val="17"/>
+              </w:rPr>
+              <w:t xml:space="preserve">동작</w:t>
+            </w:r>
+          </w:p>
+        </w:tc>
+        <w:tc>
+          <w:tcPr>
+            <w:tcW w:type="dxa" w:w="5246"/>
+            <w:tcBorders>
+              <w:top w:val="single" w:color="49361D" w:sz="6"/>
+              <w:left w:val="single" w:color="49361D" w:sz="6"/>
+              <w:bottom w:val="single" w:color="49361D" w:sz="6"/>
+              <w:right w:val="single" w:color="49361D" w:sz="6"/>
+            </w:tcBorders>
+            <w:shd w:fill="241B12" w:color="auto" w:val="clear"/>
+            <w:tcMar>
+              <w:top w:type="dxa" w:w="90"/>
+              <w:left w:type="dxa" w:w="110"/>
+              <w:bottom w:type="dxa" w:w="90"/>
+              <w:right w:type="dxa" w:w="110"/>
+            </w:tcMar>
+            <w:vAlign w:val="center"/>
+          </w:tcPr>
+          <w:p>
+            <w:pPr>
+              <w:spacing w:after="0" w:before="0" w:line="260"/>
+            </w:pPr>
+            <w:r>
+              <w:rPr>
+                <w:rFonts w:ascii="맑은 고딕" w:cs="맑은 고딕" w:eastAsia="맑은 고딕" w:hAnsi="맑은 고딕"/>
+                <w:b/>
+                <w:bCs/>
+                <w:color w:val="F4CF87"/>
+                <w:sz w:val="17"/>
+                <w:szCs w:val="17"/>
+              </w:rPr>
+              <w:t xml:space="preserve">결과</w:t>
+            </w:r>
+          </w:p>
+        </w:tc>
+      </w:tr>
+      <w:tr>
+        <w:tc>
+          <w:tcPr>
+            <w:tcW w:type="dxa" w:w="1500"/>
+            <w:tcBorders>
+              <w:top w:val="single" w:color="DEDEDE" w:sz="6"/>
+              <w:left w:val="single" w:color="DEDEDE" w:sz="6"/>
+              <w:bottom w:val="single" w:color="DEDEDE" w:sz="6"/>
+              <w:right w:val="single" w:color="DEDEDE" w:sz="6"/>
+            </w:tcBorders>
+            <w:tcMar>
+              <w:top w:type="dxa" w:w="70"/>
+              <w:left w:type="dxa" w:w="110"/>
+              <w:bottom w:type="dxa" w:w="70"/>
+              <w:right w:type="dxa" w:w="110"/>
+            </w:tcMar>
+            <w:vAlign w:val="center"/>
+          </w:tcPr>
+          <w:p>
+            <w:pPr>
+              <w:spacing w:after="0" w:before="0" w:line="260"/>
+            </w:pPr>
+            <w:r>
+              <w:rPr>
+                <w:rFonts w:ascii="맑은 고딕" w:cs="맑은 고딕" w:eastAsia="맑은 고딕" w:hAnsi="맑은 고딕"/>
+                <w:color w:val="3C3429"/>
+                <w:sz w:val="17"/>
+                <w:szCs w:val="17"/>
+              </w:rPr>
+              <w:t xml:space="preserve">1</w:t>
+            </w:r>
+          </w:p>
+        </w:tc>
+        <w:tc>
+          <w:tcPr>
+            <w:tcW w:type="dxa" w:w="3000"/>
+            <w:tcBorders>
+              <w:top w:val="single" w:color="DEDEDE" w:sz="6"/>
+              <w:left w:val="single" w:color="DEDEDE" w:sz="6"/>
+              <w:bottom w:val="single" w:color="DEDEDE" w:sz="6"/>
+              <w:right w:val="single" w:color="DEDEDE" w:sz="6"/>
+            </w:tcBorders>
+            <w:tcMar>
+              <w:top w:type="dxa" w:w="70"/>
+              <w:left w:type="dxa" w:w="110"/>
+              <w:bottom w:type="dxa" w:w="70"/>
+              <w:right w:type="dxa" w:w="110"/>
+            </w:tcMar>
+            <w:vAlign w:val="center"/>
+          </w:tcPr>
+          <w:p>
+            <w:r>
+              <w:t>Pi에서 로봇 본체 드라이버 bringup을 켠 뒤 로봇을 아무 동작도 시키지 않고 약 2시간 방치</w:t>
+            </w:r>
+          </w:p>
+        </w:tc>
+        <w:tc>
+          <w:tcPr>
+            <w:tcW w:type="dxa" w:w="5246"/>
+            <w:tcBorders>
+              <w:top w:val="single" w:color="DEDEDE" w:sz="6"/>
+              <w:left w:val="single" w:color="DEDEDE" w:sz="6"/>
+              <w:bottom w:val="single" w:color="DEDEDE" w:sz="6"/>
+              <w:right w:val="single" w:color="DEDEDE" w:sz="6"/>
+            </w:tcBorders>
+            <w:tcMar>
+              <w:top w:type="dxa" w:w="70"/>
+              <w:left w:type="dxa" w:w="110"/>
+              <w:bottom w:type="dxa" w:w="70"/>
+              <w:right w:type="dxa" w:w="110"/>
+            </w:tcMar>
+            <w:vAlign w:val="center"/>
+          </w:tcPr>
+          <w:p>
+            <w:r>
+              <w:t>-</w:t>
+            </w:r>
+          </w:p>
+        </w:tc>
+      </w:tr>
+      <w:tr>
+        <w:tc>
+          <w:tcPr>
+            <w:tcW w:type="dxa" w:w="1500"/>
+            <w:tcBorders>
+              <w:top w:val="single" w:color="DEDEDE" w:sz="6"/>
+              <w:left w:val="single" w:color="DEDEDE" w:sz="6"/>
+              <w:bottom w:val="single" w:color="DEDEDE" w:sz="6"/>
+              <w:right w:val="single" w:color="DEDEDE" w:sz="6"/>
+            </w:tcBorders>
+            <w:shd w:fill="FAFAFA" w:color="auto" w:val="clear"/>
+            <w:tcMar>
+              <w:top w:type="dxa" w:w="70"/>
+              <w:left w:type="dxa" w:w="110"/>
+              <w:bottom w:type="dxa" w:w="70"/>
+              <w:right w:type="dxa" w:w="110"/>
+            </w:tcMar>
+            <w:vAlign w:val="center"/>
+          </w:tcPr>
+          <w:p>
+            <w:pPr>
+              <w:spacing w:after="0" w:before="0" w:line="260"/>
+            </w:pPr>
+            <w:r>
+              <w:rPr>
+                <w:rFonts w:ascii="맑은 고딕" w:cs="맑은 고딕" w:eastAsia="맑은 고딕" w:hAnsi="맑은 고딕"/>
+                <w:color w:val="3C3429"/>
+                <w:sz w:val="17"/>
+                <w:szCs w:val="17"/>
+              </w:rPr>
+              <w:t xml:space="preserve">2</w:t>
+            </w:r>
+          </w:p>
+        </w:tc>
+        <w:tc>
+          <w:tcPr>
+            <w:tcW w:type="dxa" w:w="3000"/>
+            <w:tcBorders>
+              <w:top w:val="single" w:color="DEDEDE" w:sz="6"/>
+              <w:left w:val="single" w:color="DEDEDE" w:sz="6"/>
+              <w:bottom w:val="single" w:color="DEDEDE" w:sz="6"/>
+              <w:right w:val="single" w:color="DEDEDE" w:sz="6"/>
+            </w:tcBorders>
+            <w:shd w:fill="FAFAFA" w:color="auto" w:val="clear"/>
+            <w:tcMar>
+              <w:top w:type="dxa" w:w="70"/>
+              <w:left w:type="dxa" w:w="110"/>
+              <w:bottom w:type="dxa" w:w="70"/>
+              <w:right w:type="dxa" w:w="110"/>
+            </w:tcMar>
+            <w:vAlign w:val="center"/>
+          </w:tcPr>
+          <w:p>
+            <w:r>
+              <w:t>대시보드에서 ROS2 통신 상태 확인</w:t>
+            </w:r>
+          </w:p>
+        </w:tc>
+        <w:tc>
+          <w:tcPr>
+            <w:tcW w:type="dxa" w:w="5246"/>
+            <w:tcBorders>
+              <w:top w:val="single" w:color="DEDEDE" w:sz="6"/>
+              <w:left w:val="single" w:color="DEDEDE" w:sz="6"/>
+              <w:bottom w:val="single" w:color="DEDEDE" w:sz="6"/>
+              <w:right w:val="single" w:color="DEDEDE" w:sz="6"/>
+            </w:tcBorders>
+            <w:shd w:fill="FAFAFA" w:color="auto" w:val="clear"/>
+            <w:tcMar>
+              <w:top w:type="dxa" w:w="70"/>
+              <w:left w:type="dxa" w:w="110"/>
+              <w:bottom w:type="dxa" w:w="70"/>
+              <w:right w:type="dxa" w:w="110"/>
+            </w:tcMar>
+            <w:vAlign w:val="center"/>
+          </w:tcPr>
+          <w:p>
+            <w:r>
+              <w:t>위 증상 발생(/scan·/odom·/battery_state 퍼블리셔 없음)</w:t>
+            </w:r>
+          </w:p>
+        </w:tc>
+      </w:tr>
+      <w:tr>
+        <w:tc>
+          <w:tcPr>
+            <w:tcW w:type="dxa" w:w="1500"/>
+            <w:tcBorders>
+              <w:top w:val="single" w:color="DEDEDE" w:sz="6"/>
+              <w:left w:val="single" w:color="DEDEDE" w:sz="6"/>
+              <w:bottom w:val="single" w:color="DEDEDE" w:sz="6"/>
+              <w:right w:val="single" w:color="DEDEDE" w:sz="6"/>
+            </w:tcBorders>
+            <w:tcMar>
+              <w:top w:type="dxa" w:w="70"/>
+              <w:left w:type="dxa" w:w="110"/>
+              <w:bottom w:type="dxa" w:w="70"/>
+              <w:right w:type="dxa" w:w="110"/>
+            </w:tcMar>
+            <w:vAlign w:val="center"/>
+          </w:tcPr>
+          <w:p>
+            <w:pPr>
+              <w:spacing w:after="0" w:before="0" w:line="260"/>
+            </w:pPr>
+            <w:r>
+              <w:rPr>
+                <w:rFonts w:ascii="맑은 고딕" w:cs="맑은 고딕" w:eastAsia="맑은 고딕" w:hAnsi="맑은 고딕"/>
+                <w:color w:val="3C3429"/>
+                <w:sz w:val="17"/>
+                <w:szCs w:val="17"/>
+              </w:rPr>
+              <w:t xml:space="preserve">3</w:t>
+            </w:r>
+          </w:p>
+        </w:tc>
+        <w:tc>
+          <w:tcPr>
+            <w:tcW w:type="dxa" w:w="3000"/>
+            <w:tcBorders>
+              <w:top w:val="single" w:color="DEDEDE" w:sz="6"/>
+              <w:left w:val="single" w:color="DEDEDE" w:sz="6"/>
+              <w:bottom w:val="single" w:color="DEDEDE" w:sz="6"/>
+              <w:right w:val="single" w:color="DEDEDE" w:sz="6"/>
+            </w:tcBorders>
+            <w:tcMar>
+              <w:top w:type="dxa" w:w="70"/>
+              <w:left w:type="dxa" w:w="110"/>
+              <w:bottom w:type="dxa" w:w="70"/>
+              <w:right w:type="dxa" w:w="110"/>
+            </w:tcMar>
+            <w:vAlign w:val="center"/>
+          </w:tcPr>
+          <w:p>
+            <w:r>
+              <w:t>Pi에서 로봇 본체 드라이버 bringup 재시작</w:t>
+            </w:r>
+          </w:p>
+        </w:tc>
+        <w:tc>
+          <w:tcPr>
+            <w:tcW w:type="dxa" w:w="5246"/>
+            <w:tcBorders>
+              <w:top w:val="single" w:color="DEDEDE" w:sz="6"/>
+              <w:left w:val="single" w:color="DEDEDE" w:sz="6"/>
+              <w:bottom w:val="single" w:color="DEDEDE" w:sz="6"/>
+              <w:right w:val="single" w:color="DEDEDE" w:sz="6"/>
+            </w:tcBorders>
+            <w:tcMar>
+              <w:top w:type="dxa" w:w="70"/>
+              <w:left w:type="dxa" w:w="110"/>
+              <w:bottom w:type="dxa" w:w="70"/>
+              <w:right w:type="dxa" w:w="110"/>
+            </w:tcMar>
+            <w:vAlign w:val="center"/>
+          </w:tcPr>
+          <w:p>
+            <w:r>
+              <w:t>정상 복구(퍼블리셔 다시 등록, 대시보드 "연결됨"으로 전환)</w:t>
+            </w:r>
+          </w:p>
+        </w:tc>
+      </w:tr>
+    </w:tbl>
+    <w:p>
+      <w:pPr>
+        <w:spacing w:after="140" w:before="0" w:line="260"/>
+      </w:pPr>
+      <w:r>
+        <w:rPr>
+          <w:rFonts w:ascii="맑은 고딕" w:cs="맑은 고딕" w:eastAsia="맑은 고딕" w:hAnsi="맑은 고딕"/>
+          <w:color w:val="3C3429"/>
+          <w:sz w:val="17"/>
+          <w:szCs w:val="17"/>
+        </w:rPr>
+        <w:t>재현율: 1/1회(우연 재현, 의도적 재현 시도 안 함) — 간헐적/조건부일 가능성 있음.</w:t>
+      </w:r>
+    </w:p>
+    <w:p>
+      <w:pPr>
+        <w:pStyle w:val="Heading3"/>
+        <w:spacing w:after="120" w:before="260" w:line="260"/>
+      </w:pPr>
+      <w:r>
+        <w:rPr>
+          <w:rFonts w:ascii="맑은 고딕" w:cs="맑은 고딕" w:eastAsia="맑은 고딕" w:hAnsi="맑은 고딕"/>
+          <w:b/>
+          <w:bCs/>
+          <w:color w:val="241B12"/>
+          <w:sz w:val="21"/>
+          <w:szCs w:val="21"/>
+        </w:rPr>
+        <w:t xml:space="preserve">진단 과정</w:t>
+      </w:r>
+    </w:p>
+    <w:tbl>
+      <w:tblPr>
+        <w:tblW w:type="dxa" w:w="9746"/>
+        <w:tblBorders>
+          <w:top w:val="single" w:color="DEDEDE" w:sz="6"/>
+          <w:left w:val="single" w:color="DEDEDE" w:sz="6"/>
+          <w:bottom w:val="single" w:color="DEDEDE" w:sz="6"/>
+          <w:right w:val="single" w:color="DEDEDE" w:sz="6"/>
+          <w:insideH w:val="single" w:color="DEDEDE" w:sz="6"/>
+          <w:insideV w:val="single" w:color="DEDEDE" w:sz="6"/>
+        </w:tblBorders>
+      </w:tblPr>
+      <w:tblGrid>
+        <w:gridCol w:w="1500"/>
+        <w:gridCol w:w="3000"/>
+        <w:gridCol w:w="5246"/>
+      </w:tblGrid>
+      <w:tr>
+        <w:trPr>
+          <w:tblHeader/>
+        </w:trPr>
+        <w:tc>
+          <w:tcPr>
+            <w:tcW w:type="dxa" w:w="1500"/>
+            <w:tcBorders>
+              <w:top w:val="single" w:color="49361D" w:sz="6"/>
+              <w:left w:val="single" w:color="49361D" w:sz="6"/>
+              <w:bottom w:val="single" w:color="49361D" w:sz="6"/>
+              <w:right w:val="single" w:color="49361D" w:sz="6"/>
+            </w:tcBorders>
+            <w:shd w:fill="241B12" w:color="auto" w:val="clear"/>
+            <w:tcMar>
+              <w:top w:type="dxa" w:w="90"/>
+              <w:left w:type="dxa" w:w="110"/>
+              <w:bottom w:type="dxa" w:w="90"/>
+              <w:right w:type="dxa" w:w="110"/>
+            </w:tcMar>
+            <w:vAlign w:val="center"/>
+          </w:tcPr>
+          <w:p>
+            <w:pPr>
+              <w:spacing w:after="0" w:before="0" w:line="260"/>
+            </w:pPr>
+            <w:r>
+              <w:rPr>
+                <w:rFonts w:ascii="맑은 고딕" w:cs="맑은 고딕" w:eastAsia="맑은 고딕" w:hAnsi="맑은 고딕"/>
+                <w:b/>
+                <w:bCs/>
+                <w:color w:val="F4CF87"/>
+                <w:sz w:val="17"/>
+                <w:szCs w:val="17"/>
+              </w:rPr>
+              <w:t xml:space="preserve">가설</w:t>
+            </w:r>
+          </w:p>
+        </w:tc>
+        <w:tc>
+          <w:tcPr>
+            <w:tcW w:type="dxa" w:w="3000"/>
+            <w:tcBorders>
+              <w:top w:val="single" w:color="49361D" w:sz="6"/>
+              <w:left w:val="single" w:color="49361D" w:sz="6"/>
+              <w:bottom w:val="single" w:color="49361D" w:sz="6"/>
+              <w:right w:val="single" w:color="49361D" w:sz="6"/>
+            </w:tcBorders>
+            <w:shd w:fill="241B12" w:color="auto" w:val="clear"/>
+            <w:tcMar>
+              <w:top w:type="dxa" w:w="90"/>
+              <w:left w:type="dxa" w:w="110"/>
+              <w:bottom w:type="dxa" w:w="90"/>
+              <w:right w:type="dxa" w:w="110"/>
+            </w:tcMar>
+            <w:vAlign w:val="center"/>
+          </w:tcPr>
+          <w:p>
+            <w:pPr>
+              <w:spacing w:after="0" w:before="0" w:line="260"/>
+            </w:pPr>
+            <w:r>
+              <w:rPr>
+                <w:rFonts w:ascii="맑은 고딕" w:cs="맑은 고딕" w:eastAsia="맑은 고딕" w:hAnsi="맑은 고딕"/>
+                <w:b/>
+                <w:bCs/>
+                <w:color w:val="F4CF87"/>
+                <w:sz w:val="17"/>
+                <w:szCs w:val="17"/>
+              </w:rPr>
+              <w:t xml:space="preserve">확인 방법</w:t>
+            </w:r>
+          </w:p>
+        </w:tc>
+        <w:tc>
+          <w:tcPr>
+            <w:tcW w:type="dxa" w:w="5246"/>
+            <w:tcBorders>
+              <w:top w:val="single" w:color="49361D" w:sz="6"/>
+              <w:left w:val="single" w:color="49361D" w:sz="6"/>
+              <w:bottom w:val="single" w:color="49361D" w:sz="6"/>
+              <w:right w:val="single" w:color="49361D" w:sz="6"/>
+            </w:tcBorders>
+            <w:shd w:fill="241B12" w:color="auto" w:val="clear"/>
+            <w:tcMar>
+              <w:top w:type="dxa" w:w="90"/>
+              <w:left w:type="dxa" w:w="110"/>
+              <w:bottom w:type="dxa" w:w="90"/>
+              <w:right w:type="dxa" w:w="110"/>
+            </w:tcMar>
+            <w:vAlign w:val="center"/>
+          </w:tcPr>
+          <w:p>
+            <w:pPr>
+              <w:spacing w:after="0" w:before="0" w:line="260"/>
+            </w:pPr>
+            <w:r>
+              <w:rPr>
+                <w:rFonts w:ascii="맑은 고딕" w:cs="맑은 고딕" w:eastAsia="맑은 고딕" w:hAnsi="맑은 고딕"/>
+                <w:b/>
+                <w:bCs/>
+                <w:color w:val="F4CF87"/>
+                <w:sz w:val="17"/>
+                <w:szCs w:val="17"/>
+              </w:rPr>
+              <w:t xml:space="preserve">결과</w:t>
+            </w:r>
+          </w:p>
+        </w:tc>
+      </w:tr>
+      <w:tr>
+        <w:tc>
+          <w:tcPr>
+            <w:tcW w:type="dxa" w:w="1500"/>
+            <w:tcBorders>
+              <w:top w:val="single" w:color="DEDEDE" w:sz="6"/>
+              <w:left w:val="single" w:color="DEDEDE" w:sz="6"/>
+              <w:bottom w:val="single" w:color="DEDEDE" w:sz="6"/>
+              <w:right w:val="single" w:color="DEDEDE" w:sz="6"/>
+            </w:tcBorders>
+            <w:tcMar>
+              <w:top w:type="dxa" w:w="70"/>
+              <w:left w:type="dxa" w:w="110"/>
+              <w:bottom w:type="dxa" w:w="70"/>
+              <w:right w:type="dxa" w:w="110"/>
+            </w:tcMar>
+            <w:vAlign w:val="center"/>
+          </w:tcPr>
+          <w:p>
+            <w:r>
+              <w:t>medirun_gui 노드 중복(TS-COMM-02)의 여파로 통신이 막힘</w:t>
+            </w:r>
+          </w:p>
+        </w:tc>
+        <w:tc>
+          <w:tcPr>
+            <w:tcW w:type="dxa" w:w="3000"/>
+            <w:tcBorders>
+              <w:top w:val="single" w:color="DEDEDE" w:sz="6"/>
+              <w:left w:val="single" w:color="DEDEDE" w:sz="6"/>
+              <w:bottom w:val="single" w:color="DEDEDE" w:sz="6"/>
+              <w:right w:val="single" w:color="DEDEDE" w:sz="6"/>
+            </w:tcBorders>
+            <w:tcMar>
+              <w:top w:type="dxa" w:w="70"/>
+              <w:left w:type="dxa" w:w="110"/>
+              <w:bottom w:type="dxa" w:w="70"/>
+              <w:right w:type="dxa" w:w="110"/>
+            </w:tcMar>
+            <w:vAlign w:val="center"/>
+          </w:tcPr>
+          <w:p>
+            <w:r>
+              <w:t>TS-COMM-02 조치 후에도 증상 지속 여부 확인</w:t>
+            </w:r>
+          </w:p>
+        </w:tc>
+        <w:tc>
+          <w:tcPr>
+            <w:tcW w:type="dxa" w:w="5246"/>
+            <w:tcBorders>
+              <w:top w:val="single" w:color="DEDEDE" w:sz="6"/>
+              <w:left w:val="single" w:color="DEDEDE" w:sz="6"/>
+              <w:bottom w:val="single" w:color="DEDEDE" w:sz="6"/>
+              <w:right w:val="single" w:color="DEDEDE" w:sz="6"/>
+            </w:tcBorders>
+            <w:tcMar>
+              <w:top w:type="dxa" w:w="70"/>
+              <w:left w:type="dxa" w:w="110"/>
+              <w:bottom w:type="dxa" w:w="70"/>
+              <w:right w:type="dxa" w:w="110"/>
+            </w:tcMar>
+            <w:vAlign w:val="center"/>
+          </w:tcPr>
+          <w:p>
+            <w:pPr>
+              <w:spacing w:after="0" w:before="0" w:line="260"/>
+            </w:pPr>
+            <w:r>
+              <w:rPr>
+                <w:rFonts w:ascii="맑은 고딕" w:cs="맑은 고딕" w:eastAsia="맑은 고딕" w:hAnsi="맑은 고딕"/>
+                <w:color w:val="3C3429"/>
+                <w:sz w:val="17"/>
+                <w:szCs w:val="17"/>
+              </w:rPr>
+              <w:t>아님 — TS-COMM-02 조치·검증 완료 후에도 이 증상은 별도로 발생, 노드 목록엔 중복이 전혀 없는 깨끗한 상태였음</w:t>
+            </w:r>
+          </w:p>
+        </w:tc>
+      </w:tr>
+      <w:tr>
+        <w:tc>
+          <w:tcPr>
+            <w:tcW w:type="dxa" w:w="1500"/>
+            <w:tcBorders>
+              <w:top w:val="single" w:color="DEDEDE" w:sz="6"/>
+              <w:left w:val="single" w:color="DEDEDE" w:sz="6"/>
+              <w:bottom w:val="single" w:color="DEDEDE" w:sz="6"/>
+              <w:right w:val="single" w:color="DEDEDE" w:sz="6"/>
+            </w:tcBorders>
+            <w:shd w:fill="FAFAFA" w:color="auto" w:val="clear"/>
+            <w:tcMar>
+              <w:top w:type="dxa" w:w="70"/>
+              <w:left w:type="dxa" w:w="110"/>
+              <w:bottom w:type="dxa" w:w="70"/>
+              <w:right w:type="dxa" w:w="110"/>
+            </w:tcMar>
+            <w:vAlign w:val="center"/>
+          </w:tcPr>
+          <w:p>
+            <w:r>
+              <w:t>USB 자동 절전(autosuspend)으로 LDS/OpenCR 등 USB 장치가 응답 없어짐</w:t>
+            </w:r>
+          </w:p>
+        </w:tc>
+        <w:tc>
+          <w:tcPr>
+            <w:tcW w:type="dxa" w:w="3000"/>
+            <w:tcBorders>
+              <w:top w:val="single" w:color="DEDEDE" w:sz="6"/>
+              <w:left w:val="single" w:color="DEDEDE" w:sz="6"/>
+              <w:bottom w:val="single" w:color="DEDEDE" w:sz="6"/>
+              <w:right w:val="single" w:color="DEDEDE" w:sz="6"/>
+            </w:tcBorders>
+            <w:shd w:fill="FAFAFA" w:color="auto" w:val="clear"/>
+            <w:tcMar>
+              <w:top w:type="dxa" w:w="70"/>
+              <w:left w:type="dxa" w:w="110"/>
+              <w:bottom w:type="dxa" w:w="70"/>
+              <w:right w:type="dxa" w:w="110"/>
+            </w:tcMar>
+            <w:vAlign w:val="center"/>
+          </w:tcPr>
+          <w:p>
+            <w:r>
+              <w:t>미실시 — 재현 당시 dmesg 미수집</w:t>
+            </w:r>
+          </w:p>
+        </w:tc>
+        <w:tc>
+          <w:tcPr>
+            <w:tcW w:type="dxa" w:w="5246"/>
+            <w:tcBorders>
+              <w:top w:val="single" w:color="DEDEDE" w:sz="6"/>
+              <w:left w:val="single" w:color="DEDEDE" w:sz="6"/>
+              <w:bottom w:val="single" w:color="DEDEDE" w:sz="6"/>
+              <w:right w:val="single" w:color="DEDEDE" w:sz="6"/>
+            </w:tcBorders>
+            <w:shd w:fill="FAFAFA" w:color="auto" w:val="clear"/>
+            <w:tcMar>
+              <w:top w:type="dxa" w:w="70"/>
+              <w:left w:type="dxa" w:w="110"/>
+              <w:bottom w:type="dxa" w:w="70"/>
+              <w:right w:type="dxa" w:w="110"/>
+            </w:tcMar>
+            <w:vAlign w:val="center"/>
+          </w:tcPr>
+          <w:p>
+            <w:pPr>
+              <w:spacing w:after="0" w:before="0" w:line="260"/>
+            </w:pPr>
+            <w:r>
+              <w:rPr>
+                <w:rFonts w:ascii="맑은 고딕" w:cs="맑은 고딕" w:eastAsia="맑은 고딕" w:hAnsi="맑은 고딕"/>
+                <w:color w:val="3C3429"/>
+                <w:sz w:val="17"/>
+                <w:szCs w:val="17"/>
+              </w:rPr>
+              <w:t>미확인</w:t>
+            </w:r>
+          </w:p>
+        </w:tc>
+      </w:tr>
+      <w:tr>
+        <w:tc>
+          <w:tcPr>
+            <w:tcW w:type="dxa" w:w="1500"/>
+            <w:tcBorders>
+              <w:top w:val="single" w:color="DEDEDE" w:sz="6"/>
+              <w:left w:val="single" w:color="DEDEDE" w:sz="6"/>
+              <w:bottom w:val="single" w:color="DEDEDE" w:sz="6"/>
+              <w:right w:val="single" w:color="DEDEDE" w:sz="6"/>
+            </w:tcBorders>
+            <w:shd w:fill="FAFAFA" w:color="auto" w:val="clear"/>
+            <w:tcMar>
+              <w:top w:type="dxa" w:w="70"/>
+              <w:left w:type="dxa" w:w="110"/>
+              <w:bottom w:type="dxa" w:w="70"/>
+              <w:right w:type="dxa" w:w="110"/>
+            </w:tcMar>
+            <w:vAlign w:val="center"/>
+          </w:tcPr>
+          <w:p>
+            <w:r>
+              <w:t>로봇 본체 드라이버 노드가 장시간 통신 두절 후 내부 워치독으로 크래시</w:t>
+            </w:r>
+          </w:p>
+        </w:tc>
+        <w:tc>
+          <w:tcPr>
+            <w:tcW w:type="dxa" w:w="3000"/>
+            <w:tcBorders>
+              <w:top w:val="single" w:color="DEDEDE" w:sz="6"/>
+              <w:left w:val="single" w:color="DEDEDE" w:sz="6"/>
+              <w:bottom w:val="single" w:color="DEDEDE" w:sz="6"/>
+              <w:right w:val="single" w:color="DEDEDE" w:sz="6"/>
+            </w:tcBorders>
+            <w:shd w:fill="FAFAFA" w:color="auto" w:val="clear"/>
+            <w:tcMar>
+              <w:top w:type="dxa" w:w="70"/>
+              <w:left w:type="dxa" w:w="110"/>
+              <w:bottom w:type="dxa" w:w="70"/>
+              <w:right w:type="dxa" w:w="110"/>
+            </w:tcMar>
+            <w:vAlign w:val="center"/>
+          </w:tcPr>
+          <w:p>
+            <w:r>
+              <w:t>미실시 — 재현 당시 프로세스 상태 미수집</w:t>
+            </w:r>
+          </w:p>
+        </w:tc>
+        <w:tc>
+          <w:tcPr>
+            <w:tcW w:type="dxa" w:w="5246"/>
+            <w:tcBorders>
+              <w:top w:val="single" w:color="DEDEDE" w:sz="6"/>
+              <w:left w:val="single" w:color="DEDEDE" w:sz="6"/>
+              <w:bottom w:val="single" w:color="DEDEDE" w:sz="6"/>
+              <w:right w:val="single" w:color="DEDEDE" w:sz="6"/>
+            </w:tcBorders>
+            <w:shd w:fill="FAFAFA" w:color="auto" w:val="clear"/>
+            <w:tcMar>
+              <w:top w:type="dxa" w:w="70"/>
+              <w:left w:type="dxa" w:w="110"/>
+              <w:bottom w:type="dxa" w:w="70"/>
+              <w:right w:type="dxa" w:w="110"/>
+            </w:tcMar>
+            <w:vAlign w:val="center"/>
+          </w:tcPr>
+          <w:p>
+            <w:pPr>
+              <w:spacing w:after="0" w:before="0" w:line="260"/>
+            </w:pPr>
+            <w:r>
+              <w:rPr>
+                <w:rFonts w:ascii="맑은 고딕" w:cs="맑은 고딕" w:eastAsia="맑은 고딕" w:hAnsi="맑은 고딕"/>
+                <w:color w:val="3C3429"/>
+                <w:sz w:val="17"/>
+                <w:szCs w:val="17"/>
+              </w:rPr>
+              <w:t>미확인</w:t>
+            </w:r>
+          </w:p>
+        </w:tc>
+      </w:tr>
+    </w:tbl>
+    <w:p>
+      <w:pPr>
+        <w:pStyle w:val="Heading3"/>
+        <w:spacing w:after="120" w:before="260" w:line="260"/>
+      </w:pPr>
+      <w:r>
+        <w:rPr>
+          <w:rFonts w:ascii="맑은 고딕" w:cs="맑은 고딕" w:eastAsia="맑은 고딕" w:hAnsi="맑은 고딕"/>
+          <w:b/>
+          <w:bCs/>
+          <w:color w:val="241B12"/>
+          <w:sz w:val="21"/>
+          <w:szCs w:val="21"/>
+        </w:rPr>
+        <w:t xml:space="preserve">원인</w:t>
+      </w:r>
+    </w:p>
+    <w:p>
+      <w:pPr>
+        <w:spacing w:after="140" w:before="0" w:line="260"/>
+      </w:pPr>
+      <w:r>
+        <w:rPr>
+          <w:rFonts w:ascii="맑은 고딕" w:cs="맑은 고딕" w:eastAsia="맑은 고딕" w:hAnsi="맑은 고딕"/>
+          <w:color w:val="3C3429"/>
+          <w:sz w:val="17"/>
+          <w:szCs w:val="17"/>
+        </w:rPr>
+        <w:t>미확인 — 로봇 본체 드라이버(터틀봇3/아두이노 브리지)가 장시간(약 2시간) 무동작 방치 후 /scan·/odom·/battery_state 퍼블리셔를 완전히 잃었다는 것만 확인됨. USB 절전, 드라이버 크래시, 하드웨어 워치독 등이 후보이나 재현 당시 dmesg/프로세스 로그를 수집하지 못해 더 좁히지 못한 상태. 재발 시 재시작 전에 ps aux(드라이버 프로세스 생존 여부)와 dmesg 확보 필요.</w:t>
+      </w:r>
+    </w:p>
+    <w:p>
+      <w:pPr>
+        <w:pStyle w:val="Heading3"/>
+        <w:spacing w:after="120" w:before="260" w:line="260"/>
+      </w:pPr>
+      <w:r>
+        <w:rPr>
+          <w:rFonts w:ascii="맑은 고딕" w:cs="맑은 고딕" w:eastAsia="맑은 고딕" w:hAnsi="맑은 고딕"/>
+          <w:b/>
+          <w:bCs/>
+          <w:color w:val="241B12"/>
+          <w:sz w:val="21"/>
+          <w:szCs w:val="21"/>
+        </w:rPr>
+        <w:t xml:space="preserve">조치</w:t>
+      </w:r>
+    </w:p>
+    <w:tbl>
+      <w:tblPr>
+        <w:tblW w:type="dxa" w:w="9746"/>
+        <w:tblBorders>
+          <w:top w:val="single" w:color="DEDEDE" w:sz="6"/>
+          <w:left w:val="single" w:color="DEDEDE" w:sz="6"/>
+          <w:bottom w:val="single" w:color="DEDEDE" w:sz="6"/>
+          <w:right w:val="single" w:color="DEDEDE" w:sz="6"/>
+          <w:insideH w:val="single" w:color="DEDEDE" w:sz="6"/>
+          <w:insideV w:val="single" w:color="DEDEDE" w:sz="6"/>
+        </w:tblBorders>
+      </w:tblPr>
+      <w:tblGrid>
+        <w:gridCol w:w="1500"/>
+        <w:gridCol w:w="3000"/>
+        <w:gridCol w:w="5246"/>
+      </w:tblGrid>
+      <w:tr>
+        <w:trPr>
+          <w:tblHeader/>
+        </w:trPr>
+        <w:tc>
+          <w:tcPr>
+            <w:tcW w:type="dxa" w:w="1500"/>
+            <w:tcBorders>
+              <w:top w:val="single" w:color="49361D" w:sz="6"/>
+              <w:left w:val="single" w:color="49361D" w:sz="6"/>
+              <w:bottom w:val="single" w:color="49361D" w:sz="6"/>
+              <w:right w:val="single" w:color="49361D" w:sz="6"/>
+            </w:tcBorders>
+            <w:shd w:fill="241B12" w:color="auto" w:val="clear"/>
+            <w:tcMar>
+              <w:top w:type="dxa" w:w="90"/>
+              <w:left w:type="dxa" w:w="110"/>
+              <w:bottom w:type="dxa" w:w="90"/>
+              <w:right w:type="dxa" w:w="110"/>
+            </w:tcMar>
+            <w:vAlign w:val="center"/>
+          </w:tcPr>
+          <w:p>
+            <w:pPr>
+              <w:spacing w:after="0" w:before="0" w:line="260"/>
+            </w:pPr>
+            <w:r>
+              <w:rPr>
+                <w:rFonts w:ascii="맑은 고딕" w:cs="맑은 고딕" w:eastAsia="맑은 고딕" w:hAnsi="맑은 고딕"/>
+                <w:b/>
+                <w:bCs/>
+                <w:color w:val="F4CF87"/>
+                <w:sz w:val="17"/>
+                <w:szCs w:val="17"/>
+              </w:rPr>
+              <w:t xml:space="preserve">대상</w:t>
+            </w:r>
+          </w:p>
+        </w:tc>
+        <w:tc>
+          <w:tcPr>
+            <w:tcW w:type="dxa" w:w="3000"/>
+            <w:tcBorders>
+              <w:top w:val="single" w:color="49361D" w:sz="6"/>
+              <w:left w:val="single" w:color="49361D" w:sz="6"/>
+              <w:bottom w:val="single" w:color="49361D" w:sz="6"/>
+              <w:right w:val="single" w:color="49361D" w:sz="6"/>
+            </w:tcBorders>
+            <w:shd w:fill="241B12" w:color="auto" w:val="clear"/>
+            <w:tcMar>
+              <w:top w:type="dxa" w:w="90"/>
+              <w:left w:type="dxa" w:w="110"/>
+              <w:bottom w:type="dxa" w:w="90"/>
+              <w:right w:type="dxa" w:w="110"/>
+            </w:tcMar>
+            <w:vAlign w:val="center"/>
+          </w:tcPr>
+          <w:p>
+            <w:pPr>
+              <w:spacing w:after="0" w:before="0" w:line="260"/>
+            </w:pPr>
+            <w:r>
+              <w:rPr>
+                <w:rFonts w:ascii="맑은 고딕" w:cs="맑은 고딕" w:eastAsia="맑은 고딕" w:hAnsi="맑은 고딕"/>
+                <w:b/>
+                <w:bCs/>
+                <w:color w:val="F4CF87"/>
+                <w:sz w:val="17"/>
+                <w:szCs w:val="17"/>
+              </w:rPr>
+              <w:t xml:space="preserve">변경 전</w:t>
+            </w:r>
+          </w:p>
+        </w:tc>
+        <w:tc>
+          <w:tcPr>
+            <w:tcW w:type="dxa" w:w="5246"/>
+            <w:tcBorders>
+              <w:top w:val="single" w:color="49361D" w:sz="6"/>
+              <w:left w:val="single" w:color="49361D" w:sz="6"/>
+              <w:bottom w:val="single" w:color="49361D" w:sz="6"/>
+              <w:right w:val="single" w:color="49361D" w:sz="6"/>
+            </w:tcBorders>
+            <w:shd w:fill="241B12" w:color="auto" w:val="clear"/>
+            <w:tcMar>
+              <w:top w:type="dxa" w:w="90"/>
+              <w:left w:type="dxa" w:w="110"/>
+              <w:bottom w:type="dxa" w:w="90"/>
+              <w:right w:type="dxa" w:w="110"/>
+            </w:tcMar>
+            <w:vAlign w:val="center"/>
+          </w:tcPr>
+          <w:p>
+            <w:pPr>
+              <w:spacing w:after="0" w:before="0" w:line="260"/>
+            </w:pPr>
+            <w:r>
+              <w:rPr>
+                <w:rFonts w:ascii="맑은 고딕" w:cs="맑은 고딕" w:eastAsia="맑은 고딕" w:hAnsi="맑은 고딕"/>
+                <w:b/>
+                <w:bCs/>
+                <w:color w:val="F4CF87"/>
+                <w:sz w:val="17"/>
+                <w:szCs w:val="17"/>
+              </w:rPr>
+              <w:t xml:space="preserve">변경 후</w:t>
+            </w:r>
+          </w:p>
+        </w:tc>
+      </w:tr>
+      <w:tr>
+        <w:tc>
+          <w:tcPr>
+            <w:tcW w:type="dxa" w:w="1500"/>
+            <w:tcBorders>
+              <w:top w:val="single" w:color="DEDEDE" w:sz="6"/>
+              <w:left w:val="single" w:color="DEDEDE" w:sz="6"/>
+              <w:bottom w:val="single" w:color="DEDEDE" w:sz="6"/>
+              <w:right w:val="single" w:color="DEDEDE" w:sz="6"/>
+            </w:tcBorders>
+            <w:tcMar>
+              <w:top w:type="dxa" w:w="70"/>
+              <w:left w:type="dxa" w:w="110"/>
+              <w:bottom w:type="dxa" w:w="70"/>
+              <w:right w:type="dxa" w:w="110"/>
+            </w:tcMar>
+            <w:vAlign w:val="center"/>
+          </w:tcPr>
+          <w:p>
+            <w:pPr>
+              <w:spacing w:after="0" w:before="0" w:line="260"/>
+            </w:pPr>
+            <w:r>
+              <w:rPr>
+                <w:rFonts w:ascii="맑은 고딕" w:cs="맑은 고딕" w:eastAsia="맑은 고딕" w:hAnsi="맑은 고딕"/>
+                <w:color w:val="3C3429"/>
+                <w:sz w:val="17"/>
+                <w:szCs w:val="17"/>
+              </w:rPr>
+              <w:t>(근본 조치 없음, 임시 회피만)</w:t>
+            </w:r>
+          </w:p>
+        </w:tc>
+        <w:tc>
+          <w:tcPr>
+            <w:tcW w:type="dxa" w:w="3000"/>
+            <w:tcBorders>
+              <w:top w:val="single" w:color="DEDEDE" w:sz="6"/>
+              <w:left w:val="single" w:color="DEDEDE" w:sz="6"/>
+              <w:bottom w:val="single" w:color="DEDEDE" w:sz="6"/>
+              <w:right w:val="single" w:color="DEDEDE" w:sz="6"/>
+            </w:tcBorders>
+            <w:tcMar>
+              <w:top w:type="dxa" w:w="70"/>
+              <w:left w:type="dxa" w:w="110"/>
+              <w:bottom w:type="dxa" w:w="70"/>
+              <w:right w:type="dxa" w:w="110"/>
+            </w:tcMar>
+            <w:vAlign w:val="center"/>
+          </w:tcPr>
+          <w:p>
+            <w:r>
+              <w:t>-</w:t>
+            </w:r>
+          </w:p>
+        </w:tc>
+        <w:tc>
+          <w:tcPr>
+            <w:tcW w:type="dxa" w:w="5246"/>
+            <w:tcBorders>
+              <w:top w:val="single" w:color="DEDEDE" w:sz="6"/>
+              <w:left w:val="single" w:color="DEDEDE" w:sz="6"/>
+              <w:bottom w:val="single" w:color="DEDEDE" w:sz="6"/>
+              <w:right w:val="single" w:color="DEDEDE" w:sz="6"/>
+            </w:tcBorders>
+            <w:tcMar>
+              <w:top w:type="dxa" w:w="70"/>
+              <w:left w:type="dxa" w:w="110"/>
+              <w:bottom w:type="dxa" w:w="70"/>
+              <w:right w:type="dxa" w:w="110"/>
+            </w:tcMar>
+            <w:vAlign w:val="center"/>
+          </w:tcPr>
+          <w:p>
+            <w:r>
+              <w:t>Pi에서 로봇 본체 드라이버 bringup 재시작</w:t>
+            </w:r>
+          </w:p>
+        </w:tc>
+      </w:tr>
+    </w:tbl>
+    <w:tbl>
+      <w:tblPr>
+        <w:tblW w:type="dxa" w:w="9746"/>
+        <w:tblBorders>
+          <w:top w:val="single" w:color="DEDEDE" w:sz="6"/>
+          <w:left w:val="single" w:color="DEDEDE" w:sz="6"/>
+          <w:bottom w:val="single" w:color="DEDEDE" w:sz="6"/>
+          <w:right w:val="single" w:color="DEDEDE" w:sz="6"/>
+          <w:insideH w:val="single" w:color="DEDEDE" w:sz="6"/>
+          <w:insideV w:val="single" w:color="DEDEDE" w:sz="6"/>
+        </w:tblBorders>
+      </w:tblPr>
+      <w:tblGrid>
+        <w:gridCol w:w="9746"/>
+      </w:tblGrid>
+      <w:tr>
+        <w:tc>
+          <w:tcPr>
+            <w:tcW w:type="dxa" w:w="9746"/>
+            <w:tcBorders>
+              <w:top w:val="single" w:color="DEDEDE" w:sz="6"/>
+              <w:left w:val="single" w:color="DEDEDE" w:sz="6"/>
+              <w:bottom w:val="single" w:color="DEDEDE" w:sz="6"/>
+              <w:right w:val="single" w:color="DEDEDE" w:sz="6"/>
+            </w:tcBorders>
+            <w:shd w:fill="F7F8FA" w:color="auto" w:val="clear"/>
+            <w:tcMar>
+              <w:top w:type="dxa" w:w="140"/>
+              <w:left w:type="dxa" w:w="160"/>
+              <w:bottom w:type="dxa" w:w="140"/>
+              <w:right w:type="dxa" w:w="160"/>
+            </w:tcMar>
+          </w:tcPr>
+          <w:p>
+            <w:pPr>
+              <w:spacing w:after="20" w:line="240"/>
+            </w:pPr>
+            <w:r>
+              <w:rPr>
+                <w:rFonts w:ascii="Consolas" w:cs="Consolas" w:eastAsia="Consolas" w:hAnsi="Consolas"/>
+                <w:color w:val="3C3429"/>
+                <w:sz w:val="16"/>
+                <w:szCs w:val="16"/>
+              </w:rPr>
+              <w:t># 별도 적용 명령 없음 — Pi에서 기존 로봇 드라이버 launch를 다시 실행</w:t>
+            </w:r>
+          </w:p>
+          <w:p>
+            <w:pPr>
+              <w:spacing w:after="20" w:line="240"/>
+            </w:pPr>
+            <w:r>
+              <w:rPr>
+                <w:rFonts w:ascii="Consolas" w:cs="Consolas" w:eastAsia="Consolas" w:hAnsi="Consolas"/>
+                <w:color w:val="3C3429"/>
+                <w:sz w:val="16"/>
+                <w:szCs w:val="16"/>
+              </w:rPr>
+            </w:r>
+          </w:p>
+        </w:tc>
+      </w:tr>
+    </w:tbl>
+    <w:p>
+      <w:pPr>
+        <w:pStyle w:val="Heading3"/>
+        <w:spacing w:after="120" w:before="260" w:line="260"/>
+      </w:pPr>
+      <w:r>
+        <w:rPr>
+          <w:rFonts w:ascii="맑은 고딕" w:cs="맑은 고딕" w:eastAsia="맑은 고딕" w:hAnsi="맑은 고딕"/>
+          <w:b/>
+          <w:bCs/>
+          <w:color w:val="241B12"/>
+          <w:sz w:val="21"/>
+          <w:szCs w:val="21"/>
+        </w:rPr>
+        <w:t xml:space="preserve">검증</w:t>
+      </w:r>
+    </w:p>
+    <w:p>
+      <w:pPr>
+        <w:pStyle w:val="ListParagraph"/>
+        <w:numPr>
+          <w:ilvl w:val="0"/>
+          <w:numId w:val="2"/>
+        </w:numPr>
+        <w:spacing w:after="80" w:line="260"/>
+      </w:pPr>
+      <w:r>
+        <w:rPr>
+          <w:rFonts w:ascii="맑은 고딕" w:cs="맑은 고딕" w:eastAsia="맑은 고딕" w:hAnsi="맑은 고딕"/>
+          <w:color w:val="3C3429"/>
+          <w:sz w:val="17"/>
+          <w:szCs w:val="17"/>
+        </w:rPr>
+        <w:t>Pi 드라이버 재시작 후 대시보드 "ROS2" 상태가 "연결됨"으로 전환되고 /scan·/odom·/battery_state가 다시 발행됨을 사용자가 확인(2026-08-18).</w:t>
+      </w:r>
+    </w:p>
+    <w:p>
+      <w:pPr>
+        <w:pStyle w:val="ListParagraph"/>
+        <w:numPr>
+          <w:ilvl w:val="0"/>
+          <w:numId w:val="2"/>
+        </w:numPr>
+        <w:spacing w:after="80" w:line="260"/>
+      </w:pPr>
+      <w:r>
+        <w:rPr>
+          <w:rFonts w:ascii="맑은 고딕" w:cs="맑은 고딕" w:eastAsia="맑은 고딕" w:hAnsi="맑은 고딕"/>
+          <w:color w:val="3C3429"/>
+          <w:sz w:val="17"/>
+          <w:szCs w:val="17"/>
+        </w:rPr>
+        <w:t>근본 원인 미확인이라 재현 방지 여부는 검증 못함 — 다음 재현 시 재시작 전에 로그부터 확보해 원인을 좁혀야 함.</w:t>
+      </w:r>
+    </w:p>
+    <w:p>
+      <w:pPr>
+        <w:pStyle w:val="Heading3"/>
+        <w:spacing w:after="120" w:before="260" w:line="260"/>
+      </w:pPr>
+      <w:r>
+        <w:rPr>
+          <w:rFonts w:ascii="맑은 고딕" w:cs="맑은 고딕" w:eastAsia="맑은 고딕" w:hAnsi="맑은 고딕"/>
+          <w:b/>
+          <w:bCs/>
+          <w:color w:val="241B12"/>
+          <w:sz w:val="21"/>
+          <w:szCs w:val="21"/>
+        </w:rPr>
+        <w:t xml:space="preserve">재발 방지</w:t>
+      </w:r>
+    </w:p>
+    <w:tbl>
+      <w:tblPr>
+        <w:tblW w:type="dxa" w:w="9746"/>
+        <w:tblBorders>
+          <w:top w:val="single" w:color="DEDEDE" w:sz="6"/>
+          <w:left w:val="single" w:color="DEDEDE" w:sz="6"/>
+          <w:bottom w:val="single" w:color="DEDEDE" w:sz="6"/>
+          <w:right w:val="single" w:color="DEDEDE" w:sz="6"/>
+          <w:insideH w:val="single" w:color="DEDEDE" w:sz="6"/>
+          <w:insideV w:val="single" w:color="DEDEDE" w:sz="6"/>
+        </w:tblBorders>
+      </w:tblPr>
+      <w:tblGrid>
+        <w:gridCol w:w="2600"/>
+        <w:gridCol w:w="7146"/>
+      </w:tblGrid>
+      <w:tr>
+        <w:trPr>
+          <w:tblHeader/>
+        </w:trPr>
+        <w:tc>
+          <w:tcPr>
+            <w:tcW w:type="dxa" w:w="2600"/>
+            <w:tcBorders>
+              <w:top w:val="single" w:color="49361D" w:sz="6"/>
+              <w:left w:val="single" w:color="49361D" w:sz="6"/>
+              <w:bottom w:val="single" w:color="49361D" w:sz="6"/>
+              <w:right w:val="single" w:color="49361D" w:sz="6"/>
+            </w:tcBorders>
+            <w:shd w:fill="241B12" w:color="auto" w:val="clear"/>
+            <w:tcMar>
+              <w:top w:type="dxa" w:w="90"/>
+              <w:left w:type="dxa" w:w="110"/>
+              <w:bottom w:type="dxa" w:w="90"/>
+              <w:right w:type="dxa" w:w="110"/>
+            </w:tcMar>
+            <w:vAlign w:val="center"/>
+          </w:tcPr>
+          <w:p>
+            <w:pPr>
+              <w:spacing w:after="0" w:before="0" w:line="260"/>
+            </w:pPr>
+            <w:r>
+              <w:rPr>
+                <w:rFonts w:ascii="맑은 고딕" w:cs="맑은 고딕" w:eastAsia="맑은 고딕" w:hAnsi="맑은 고딕"/>
+                <w:b/>
+                <w:bCs/>
+                <w:color w:val="F4CF87"/>
+                <w:sz w:val="17"/>
+                <w:szCs w:val="17"/>
+              </w:rPr>
+              <w:t xml:space="preserve">반영 위치</w:t>
+            </w:r>
+          </w:p>
+        </w:tc>
+        <w:tc>
+          <w:tcPr>
+            <w:tcW w:type="dxa" w:w="7146"/>
+            <w:tcBorders>
+              <w:top w:val="single" w:color="49361D" w:sz="6"/>
+              <w:left w:val="single" w:color="49361D" w:sz="6"/>
+              <w:bottom w:val="single" w:color="49361D" w:sz="6"/>
+              <w:right w:val="single" w:color="49361D" w:sz="6"/>
+            </w:tcBorders>
+            <w:shd w:fill="241B12" w:color="auto" w:val="clear"/>
+            <w:tcMar>
+              <w:top w:type="dxa" w:w="90"/>
+              <w:left w:type="dxa" w:w="110"/>
+              <w:bottom w:type="dxa" w:w="90"/>
+              <w:right w:type="dxa" w:w="110"/>
+            </w:tcMar>
+            <w:vAlign w:val="center"/>
+          </w:tcPr>
+          <w:p>
+            <w:pPr>
+              <w:spacing w:after="0" w:before="0" w:line="260"/>
+            </w:pPr>
+            <w:r>
+              <w:rPr>
+                <w:rFonts w:ascii="맑은 고딕" w:cs="맑은 고딕" w:eastAsia="맑은 고딕" w:hAnsi="맑은 고딕"/>
+                <w:b/>
+                <w:bCs/>
+                <w:color w:val="F4CF87"/>
+                <w:sz w:val="17"/>
+                <w:szCs w:val="17"/>
+              </w:rPr>
+              <w:t xml:space="preserve">내용</w:t>
+            </w:r>
+          </w:p>
+        </w:tc>
+      </w:tr>
+      <w:tr>
+        <w:tc>
+          <w:tcPr>
+            <w:tcW w:type="dxa" w:w="2600"/>
+            <w:tcBorders>
+              <w:top w:val="single" w:color="DEDEDE" w:sz="6"/>
+              <w:left w:val="single" w:color="DEDEDE" w:sz="6"/>
+              <w:bottom w:val="single" w:color="DEDEDE" w:sz="6"/>
+              <w:right w:val="single" w:color="DEDEDE" w:sz="6"/>
+            </w:tcBorders>
+            <w:tcMar>
+              <w:top w:type="dxa" w:w="70"/>
+              <w:left w:type="dxa" w:w="110"/>
+              <w:bottom w:type="dxa" w:w="70"/>
+              <w:right w:type="dxa" w:w="110"/>
+            </w:tcMar>
+            <w:vAlign w:val="center"/>
+          </w:tcPr>
+          <w:p>
+            <w:pPr>
+              <w:spacing w:after="0" w:before="0" w:line="260"/>
+            </w:pPr>
+            <w:r>
+              <w:rPr>
+                <w:rFonts w:ascii="맑은 고딕" w:cs="맑은 고딕" w:eastAsia="맑은 고딕" w:hAnsi="맑은 고딕"/>
+                <w:color w:val="3C3429"/>
+                <w:sz w:val="17"/>
+                <w:szCs w:val="17"/>
+              </w:rPr>
+              <w:t>없음(원인 미확인)</w:t>
+            </w:r>
+          </w:p>
+        </w:tc>
+        <w:tc>
+          <w:tcPr>
+            <w:tcW w:type="dxa" w:w="7146"/>
+            <w:tcBorders>
+              <w:top w:val="single" w:color="DEDEDE" w:sz="6"/>
+              <w:left w:val="single" w:color="DEDEDE" w:sz="6"/>
+              <w:bottom w:val="single" w:color="DEDEDE" w:sz="6"/>
+              <w:right w:val="single" w:color="DEDEDE" w:sz="6"/>
+            </w:tcBorders>
+            <w:tcMar>
+              <w:top w:type="dxa" w:w="70"/>
+              <w:left w:type="dxa" w:w="110"/>
+              <w:bottom w:type="dxa" w:w="70"/>
+              <w:right w:type="dxa" w:w="110"/>
+            </w:tcMar>
+            <w:vAlign w:val="center"/>
+          </w:tcPr>
+          <w:p>
+            <w:r>
+              <w:t>다음 재현 시 수집할 항목만 확정: Pi에서 재시작 전에 `ps aux | grep -E "turtlebot3|arduino_bridge"`, `dmesg | tail -80` 먼저 확보할 것.</w:t>
+            </w:r>
+          </w:p>
+        </w:tc>
+      </w:tr>
+    </w:tbl>
+    <w:p>
+      <w:pPr>
         <w:pStyle w:val="Heading1"/>
         <w:spacing w:after="220" w:before="200" w:line="280"/>
       </w:pPr>
@@ -6156,7 +10001,7 @@
                 <w:sz w:val="17"/>
                 <w:szCs w:val="17"/>
               </w:rPr>
-              <w:t xml:space="preserve">TS-COMM-</w:t>
+              <w:t>TS-COMM-03</w:t>
             </w:r>
           </w:p>
         </w:tc>
@@ -6178,9 +10023,9 @@
             <w:vAlign w:val="center"/>
           </w:tcPr>
           <w:p>
-            <w:pPr>
-              <w:spacing w:after="0" w:before="0" w:line="260"/>
-            </w:pPr>
+            <w:r>
+              <w:t>로봇 장시간 유휴 후 /scan·/odom·/battery_state 퍼블리셔 소실(원인 미확인)</w:t>
+            </w:r>
           </w:p>
         </w:tc>
         <w:tc>
@@ -6211,7 +10056,7 @@
                 <w:sz w:val="17"/>
                 <w:szCs w:val="17"/>
               </w:rPr>
-              <w:t xml:space="preserve">WORKAROUND</w:t>
+              <w:t>WORKAROUND</w:t>
             </w:r>
           </w:p>
         </w:tc>
@@ -6233,9 +10078,9 @@
             <w:vAlign w:val="center"/>
           </w:tcPr>
           <w:p>
-            <w:pPr>
-              <w:spacing w:after="0" w:before="0" w:line="260"/>
-            </w:pPr>
+            <w:r>
+              <w:t>로봇 본체 통신 전체 두절 → Pi 드라이버 재시작으로 임시 복구, 재발 시 재시작 전 로그(ps/dmesg) 수집 필요</w:t>
+            </w:r>
           </w:p>
         </w:tc>
       </w:tr>

--- a/docs/troubleshooting/AURIX_MediRun_07_트러블슈팅_COMM.docx
+++ b/docs/troubleshooting/AURIX_MediRun_07_트러블슈팅_COMM.docx
@@ -3013,9 +3013,7 @@
             <w:vAlign w:val="center"/>
           </w:tcPr>
           <w:p>
-            <w:r>
-              <w:t>로봇 장시간 유휴 후 /scan·/odom·/battery_state 퍼블리셔가 사라짐(원인 미확인)</w:t>
-            </w:r>
+            <w:r/>
           </w:p>
         </w:tc>
         <w:tc>
@@ -3037,9 +3035,7 @@
             <w:vAlign w:val="center"/>
           </w:tcPr>
           <w:p>
-            <w:r>
-              <w:t>MAJOR</w:t>
-            </w:r>
+            <w:r/>
           </w:p>
         </w:tc>
         <w:tc>
@@ -3061,9 +3057,7 @@
             <w:vAlign w:val="center"/>
           </w:tcPr>
           <w:p>
-            <w:r>
-              <w:t>WORKAROUND</w:t>
-            </w:r>
+            <w:r/>
           </w:p>
         </w:tc>
       </w:tr>
@@ -3123,6 +3117,7 @@
             <w:pPr>
               <w:spacing w:after="0" w:before="0" w:line="260"/>
             </w:pPr>
+            <w:r/>
           </w:p>
         </w:tc>
         <w:tc>
@@ -3148,6 +3143,7 @@
               <w:spacing w:after="0" w:before="0" w:line="260"/>
               <w:jc w:val="center"/>
             </w:pPr>
+            <w:r/>
           </w:p>
         </w:tc>
         <w:tc>
@@ -3173,6 +3169,7 @@
               <w:spacing w:after="0" w:before="0" w:line="260"/>
               <w:jc w:val="center"/>
             </w:pPr>
+            <w:r/>
           </w:p>
         </w:tc>
       </w:tr>
@@ -3230,6 +3227,9 @@
             <w:pPr>
               <w:spacing w:after="0" w:before="0" w:line="260"/>
             </w:pPr>
+            <w:r>
+              <w:t xml:space="preserve">실시간 관제 카메라 헤더 배지가 일정 시간 지나면 연결 끊김으로 표시됨(Wi-Fi UDP 단편화 의심)</w:t>
+            </w:r>
           </w:p>
         </w:tc>
         <w:tc>
@@ -3254,6 +3254,9 @@
               <w:spacing w:after="0" w:before="0" w:line="260"/>
               <w:jc w:val="center"/>
             </w:pPr>
+            <w:r>
+              <w:t xml:space="preserve">MAJOR</w:t>
+            </w:r>
           </w:p>
         </w:tc>
         <w:tc>
@@ -3278,6 +3281,9 @@
               <w:spacing w:after="0" w:before="0" w:line="260"/>
               <w:jc w:val="center"/>
             </w:pPr>
+            <w:r>
+              <w:t>RESOLVED</w:t>
+            </w:r>
           </w:p>
         </w:tc>
       </w:tr>
@@ -3430,7 +3436,7 @@
           </w:tcPr>
           <w:p>
             <w:r>
-              <w:t>3 / 2 / 1</w:t>
+              <w:t>3 / 3 / 0</w:t>
             </w:r>
           </w:p>
         </w:tc>
@@ -3489,7 +3495,7 @@
           </w:tcPr>
           <w:p>
             <w:r>
-              <w:t>0</w:t>
+              <w:t xml:space="preserve">0</w:t>
             </w:r>
           </w:p>
         </w:tc>
@@ -5713,7 +5719,7 @@
                 <w:sz w:val="17"/>
                 <w:szCs w:val="17"/>
               </w:rPr>
-              <w:t>TS-COMM-03(같은 세션에서 함께 진단), TS-GUI-08(대시보드 종료 시 ROS 정리 누락, fix/gui-app-exit-cleanup 브랜치, main 미병합)</w:t>
+              <w:t>TS-GUI-08(대시보드 종료 시 ROS 정리 누락, fix/gui-app-exit-cleanup 브랜치, main 미병합)</w:t>
             </w:r>
           </w:p>
         </w:tc>
@@ -7194,7 +7200,7 @@
           <w:sz w:val="26"/>
           <w:szCs w:val="26"/>
         </w:rPr>
-        <w:t>4.3 TS-COMM-03 로봇 장시간 유휴 후 /scan·/odom·/battery_state 퍼블리셔 소실 (원인 미확인)</w:t>
+        <w:t xml:space="preserve">4.5 TS-COMM-05 (실시간 관제 카메라 헤더 배지가 일정 시간 지나면 꺼짐 — Wi-Fi UDP 단편화 손실 의심)</w:t>
       </w:r>
     </w:p>
     <w:p>
@@ -7366,7 +7372,7 @@
                 <w:sz w:val="17"/>
                 <w:szCs w:val="17"/>
               </w:rPr>
-              <w:t>MAJOR / WORKAROUND</w:t>
+              <w:t>MAJOR / RESOLVED</w:t>
             </w:r>
           </w:p>
         </w:tc>
@@ -7434,7 +7440,7 @@
                 <w:sz w:val="17"/>
                 <w:szCs w:val="17"/>
               </w:rPr>
-              <w:t>2026-08-18 / -</w:t>
+              <w:t>2026-08-11 / 2026-08-18</w:t>
             </w:r>
           </w:p>
         </w:tc>
@@ -7500,7 +7506,7 @@
                 <w:sz w:val="17"/>
                 <w:szCs w:val="17"/>
               </w:rPr>
-              <w:t>hj</w:t>
+              <w:t xml:space="preserve">미상</w:t>
             </w:r>
           </w:p>
         </w:tc>
@@ -7568,7 +7574,7 @@
                 <w:sz w:val="17"/>
                 <w:szCs w:val="17"/>
               </w:rPr>
-              <w:t>ROS 2 Humble · Pi(aurix) · TurtleBot3 Burger · medirun_bringup(Nav2)/로봇 본체 드라이버(별도 프로세스, Pi ~/arduino_bridge_ws)</w:t>
+              <w:t xml:space="preserve">ROS 2 Humble · rmw_cyclonedds_cpp(로봇·GUI 양쪽 일치 확인됨) · 로봇(aurix@AURIX)-GUI(cce@cce) 간 Wi-Fi · camera.launch.py 1280x720(2026-08-10 커밋 0076ac4에서 640x480→1280x720 상향)</w:t>
             </w:r>
           </w:p>
         </w:tc>
@@ -7634,7 +7640,7 @@
                 <w:sz w:val="17"/>
                 <w:szCs w:val="17"/>
               </w:rPr>
-              <w:t>TS-COMM-02(같은 세션에서 함께 진단)</w:t>
+              <w:t>TS-COMM-01(같은 카메라/DDS 전송 계열, CycloneDDS UDP 프로파일 조치 사례)</w:t>
             </w:r>
           </w:p>
         </w:tc>
@@ -7668,7 +7674,7 @@
           <w:sz w:val="17"/>
           <w:szCs w:val="17"/>
         </w:rPr>
-        <w:t xml:space="preserve">관측된 현상만 적는다. 로그 메시지나 수치가 있으면 그대로 옮긴다.</w:t>
+        <w:t xml:space="preserve">실시간 관제 페이지를 켜고 일정 시간이 지나면 헤더의 CAM 배지가 빨간색(끊김)으로 바뀐다. 같은 시점에 ROS2/DB/배터리 등 다른 헤더 표시등은 계속 정상 — 카메라만 유독 끊긴다. 2026-08-10 해상도 상향(1280x720) 커밋 직후부터 체감되기 시작했다.</w:t>
       </w:r>
     </w:p>
     <w:tbl>
@@ -7715,15 +7721,13 @@
                 <w:sz w:val="16"/>
                 <w:szCs w:val="16"/>
               </w:rPr>
-              <w:t>$ ros2 topic hz /scan</w:t>
+              <w:t xml:space="preserve">$ vcgencmd measure_temp   # 43.3'C — 정상</w:t>
               <w:br/>
-              <w:t>WARNING: topic [/scan] does not appear to be published yet</w:t>
+              <w:t xml:space="preserve">$ vcgencmd get_throttled  # 0x0 — 스로틀링 이력 없음</w:t>
               <w:br/>
-              <w:t>$ ros2 topic echo /battery_state --once</w:t>
+              <w:t xml:space="preserve">$ ros2 topic hz /camera/image_raw              # 약 24초간 30Hz 안정</w:t>
               <w:br/>
-              <w:t>WARNING: topic [/battery_state] does not appear to be published yet</w:t>
-              <w:br/>
-              <w:t>Nav2 스택(amcl/bt_navigator 등)과 medirun_gui 노드들은 정상 등록돼 있으나, 로봇 본체 드라이버가 발행해야 할 /scan, /odom, /battery_state에 퍼블리셔가 아예 없음. 대시보드 "ROS2" 상태가 "연결 끊김"/"재연결중"으로 표시됨.</w:t>
+              <w:t xml:space="preserve">$ ros2 topic hz /camera/image_raw/compressed   # 2분 이상 30Hz 안정, std dev 안정적</w:t>
             </w:r>
           </w:p>
           <w:p>
@@ -7938,7 +7942,7 @@
           </w:tcPr>
           <w:p>
             <w:r>
-              <w:t>Pi에서 로봇 본체 드라이버 bringup을 켠 뒤 로봇을 아무 동작도 시키지 않고 약 2시간 방치</w:t>
+              <w:t xml:space="preserve">브링업(로봇)과 GUI를 켠 채로 실시간 관제 페이지를 열어 둠</w:t>
             </w:r>
           </w:p>
         </w:tc>
@@ -7961,7 +7965,7 @@
           </w:tcPr>
           <w:p>
             <w:r>
-              <w:t>-</w:t>
+              <w:t xml:space="preserve">초반에는 CAM 배지 정상(초록)</w:t>
             </w:r>
           </w:p>
         </w:tc>
@@ -8020,7 +8024,7 @@
           </w:tcPr>
           <w:p>
             <w:r>
-              <w:t>대시보드에서 ROS2 통신 상태 확인</w:t>
+              <w:t xml:space="preserve">일정 시간 경과 후 관찰</w:t>
             </w:r>
           </w:p>
         </w:tc>
@@ -8044,7 +8048,7 @@
           </w:tcPr>
           <w:p>
             <w:r>
-              <w:t>위 증상 발생(/scan·/odom·/battery_state 퍼블리셔 없음)</w:t>
+              <w:t xml:space="preserve">ROS2/DB/배터리 표시등은 정상 유지된 채 CAM 배지만 빨간색으로 전환</w:t>
             </w:r>
           </w:p>
         </w:tc>
@@ -8101,7 +8105,7 @@
           </w:tcPr>
           <w:p>
             <w:r>
-              <w:t>Pi에서 로봇 본체 드라이버 bringup 재시작</w:t>
+              <w:t xml:space="preserve">로봇 쪽(v4l2 캡처·Pi CPU·RMW 설정)을 개별 점검</w:t>
             </w:r>
           </w:p>
         </w:tc>
@@ -8124,7 +8128,7 @@
           </w:tcPr>
           <w:p>
             <w:r>
-              <w:t>정상 복구(퍼블리셔 다시 등록, 대시보드 "연결됨"으로 전환)</w:t>
+              <w:t xml:space="preserve">전부 정상 — 문제가 로봇 쪽에서 재현되지 않음(§진단 과정)</w:t>
             </w:r>
           </w:p>
         </w:tc>
@@ -8141,7 +8145,7 @@
           <w:sz w:val="17"/>
           <w:szCs w:val="17"/>
         </w:rPr>
-        <w:t>재현율: 1/1회(우연 재현, 의도적 재현 시도 안 함) — 간헐적/조건부일 가능성 있음.</w:t>
+        <w:t xml:space="preserve">재현율: 사용자 보고 기반. 통제된 조건에서의 고정 재현 절차는 아직 수립되지 않음(§6 다음 확인 단계 참고).</w:t>
       </w:r>
     </w:p>
     <w:p>
@@ -8308,7 +8312,7 @@
           </w:tcPr>
           <w:p>
             <w:r>
-              <w:t>medirun_gui 노드 중복(TS-COMM-02)의 여파로 통신이 막힘</w:t>
+              <w:t xml:space="preserve">v4l2 캡처/USB 대역폭 문제(1280x720 YUYV가 USB 대역폭을 못 버팀)</w:t>
             </w:r>
           </w:p>
         </w:tc>
@@ -8331,7 +8335,7 @@
           </w:tcPr>
           <w:p>
             <w:r>
-              <w:t>TS-COMM-02 조치 후에도 증상 지속 여부 확인</w:t>
+              <w:t xml:space="preserve">v4l2-ctl --list-formats-ext로 지원 포맷 확인, ros2 topic hz /camera/image_raw 관찰</w:t>
             </w:r>
           </w:p>
         </w:tc>
@@ -8363,7 +8367,7 @@
                 <w:sz w:val="17"/>
                 <w:szCs w:val="17"/>
               </w:rPr>
-              <w:t>아님 — TS-COMM-02 조치·검증 완료 후에도 이 증상은 별도로 발생, 노드 목록엔 중복이 전혀 없는 깨끗한 상태였음</w:t>
+              <w:t xml:space="preserve">기각 — MJPG/H264 자체가 없는 CSI 직결 카메라라 이 가설 자체가 적용 불가. /camera/image_raw는 관찰 구간 내내 30Hz로 안정</w:t>
             </w:r>
           </w:p>
         </w:tc>
@@ -8389,7 +8393,7 @@
           </w:tcPr>
           <w:p>
             <w:r>
-              <w:t>USB 자동 절전(autosuspend)으로 LDS/OpenCR 등 USB 장치가 응답 없어짐</w:t>
+              <w:t xml:space="preserve">Pi 발열/스로틀링, JPEG 인코딩 부하로 시간 지나면 처짐</w:t>
             </w:r>
           </w:p>
         </w:tc>
@@ -8413,7 +8417,7 @@
           </w:tcPr>
           <w:p>
             <w:r>
-              <w:t>미실시 — 재현 당시 dmesg 미수집</w:t>
+              <w:t xml:space="preserve">vcgencmd measure_temp/get_throttled, /compressed 토픽 장시간 hz 관찰</w:t>
             </w:r>
           </w:p>
         </w:tc>
@@ -8446,7 +8450,7 @@
                 <w:sz w:val="17"/>
                 <w:szCs w:val="17"/>
               </w:rPr>
-              <w:t>미확인</w:t>
+              <w:t xml:space="preserve">기각 — 43.3'C 정상, 스로틀링 이력 없음(0x0), /compressed도 2분 이상 30Hz 안정</w:t>
             </w:r>
           </w:p>
         </w:tc>
@@ -8472,7 +8476,7 @@
           </w:tcPr>
           <w:p>
             <w:r>
-              <w:t>로봇 본체 드라이버 노드가 장시간 통신 두절 후 내부 워치독으로 크래시</w:t>
+              <w:t>GUI 컴퓨터와 로봇의 RMW_IMPLEMENTATION 불일치</w:t>
             </w:r>
           </w:p>
         </w:tc>
@@ -8496,7 +8500,7 @@
           </w:tcPr>
           <w:p>
             <w:r>
-              <w:t>미실시 — 재현 당시 프로세스 상태 미수집</w:t>
+              <w:t xml:space="preserve">양쪽 environ에서 RMW_IMPLEMENTATION 직접 대조</w:t>
             </w:r>
           </w:p>
         </w:tc>
@@ -8529,7 +8533,87 @@
                 <w:sz w:val="17"/>
                 <w:szCs w:val="17"/>
               </w:rPr>
-              <w:t>미확인</w:t>
+              <w:t xml:space="preserve">기각 — 양쪽 모두 rmw_cyclonedds_cpp로 일치 확인, GUI 프로세스가 실제로 물려받은 값도 동일</w:t>
+            </w:r>
+          </w:p>
+        </w:tc>
+      </w:tr>
+      <w:tr>
+        <w:tc>
+          <w:tcPr>
+            <w:tcW w:type="dxa" w:w="1500"/>
+            <w:tcBorders>
+              <w:top w:val="single" w:color="DEDEDE" w:sz="6"/>
+              <w:left w:val="single" w:color="DEDEDE" w:sz="6"/>
+              <w:bottom w:val="single" w:color="DEDEDE" w:sz="6"/>
+              <w:right w:val="single" w:color="DEDEDE" w:sz="6"/>
+            </w:tcBorders>
+            <w:tcMar>
+              <w:top w:type="dxa" w:w="70"/>
+              <w:left w:type="dxa" w:w="110"/>
+              <w:bottom w:type="dxa" w:w="70"/>
+              <w:right w:type="dxa" w:w="110"/>
+            </w:tcMar>
+            <w:vAlign w:val="center"/>
+          </w:tcPr>
+          <w:p>
+            <w:r>
+              <w:t xml:space="preserve">(남은 후보) Wi-Fi 구간에서 카메라의 큰 UDP 페이로드가 조각(fragment)으로 나뉘어 전송되며 일부 유실</w:t>
+            </w:r>
+          </w:p>
+        </w:tc>
+        <w:tc>
+          <w:tcPr>
+            <w:tcW w:type="dxa" w:w="3000"/>
+            <w:tcBorders>
+              <w:top w:val="single" w:color="DEDEDE" w:sz="6"/>
+              <w:left w:val="single" w:color="DEDEDE" w:sz="6"/>
+              <w:bottom w:val="single" w:color="DEDEDE" w:sz="6"/>
+              <w:right w:val="single" w:color="DEDEDE" w:sz="6"/>
+            </w:tcBorders>
+            <w:tcMar>
+              <w:top w:type="dxa" w:w="70"/>
+              <w:left w:type="dxa" w:w="110"/>
+              <w:bottom w:type="dxa" w:w="70"/>
+              <w:right w:type="dxa" w:w="110"/>
+            </w:tcMar>
+            <w:vAlign w:val="center"/>
+          </w:tcPr>
+          <w:p>
+            <w:r>
+              <w:t xml:space="preserve">아직 GUI 수신측에서 직접 관찰 안 함 — 다음 확인 단계로 남음</w:t>
+            </w:r>
+          </w:p>
+        </w:tc>
+        <w:tc>
+          <w:tcPr>
+            <w:tcW w:type="dxa" w:w="5246"/>
+            <w:tcBorders>
+              <w:top w:val="single" w:color="DEDEDE" w:sz="6"/>
+              <w:left w:val="single" w:color="DEDEDE" w:sz="6"/>
+              <w:bottom w:val="single" w:color="DEDEDE" w:sz="6"/>
+              <w:right w:val="single" w:color="DEDEDE" w:sz="6"/>
+            </w:tcBorders>
+            <w:tcMar>
+              <w:top w:type="dxa" w:w="70"/>
+              <w:left w:type="dxa" w:w="110"/>
+              <w:bottom w:type="dxa" w:w="70"/>
+              <w:right w:type="dxa" w:w="110"/>
+            </w:tcMar>
+            <w:vAlign w:val="center"/>
+          </w:tcPr>
+          <w:p>
+            <w:pPr>
+              <w:spacing w:after="0" w:before="0" w:line="260"/>
+            </w:pPr>
+            <w:r>
+              <w:rPr>
+                <w:rFonts w:ascii="맑은 고딕" w:cs="맑은 고딕" w:eastAsia="맑은 고딕" w:hAnsi="맑은 고딕"/>
+                <w:color w:val="3C3429"/>
+                <w:sz w:val="17"/>
+                <w:szCs w:val="17"/>
+              </w:rPr>
+              <w:t xml:space="preserve">미확인 — 로봇 쪽·RMW 모두 정상인 상태에서 남는 유일한 변수. 작은 메시지는 안 걸리고 큰 메시지(카메라)만 걸리는 게 증상과 부합</w:t>
             </w:r>
           </w:p>
         </w:tc>
@@ -8563,7 +8647,7 @@
           <w:sz w:val="17"/>
           <w:szCs w:val="17"/>
         </w:rPr>
-        <w:t>미확인 — 로봇 본체 드라이버(터틀봇3/아두이노 브리지)가 장시간(약 2시간) 무동작 방치 후 /scan·/odom·/battery_state 퍼블리셔를 완전히 잃었다는 것만 확인됨. USB 절전, 드라이버 크래시, 하드웨어 워치독 등이 후보이나 재현 당시 dmesg/프로세스 로그를 수집하지 못해 더 좁히지 못한 상태. 재발 시 재시작 전에 ps aux(드라이버 프로세스 생존 여부)와 dmesg 확보 필요.</w:t>
+        <w:t xml:space="preserve">미확인. 로봇 쪽(v4l2 캡처, 인코딩·발행, Pi 리소스)과 RMW 설정 모두 정상으로 확인되어, 남은 후보는 GUI-로봇 간 Wi-Fi 네트워크 구간에서의 UDP 단편화 손실로 좁혀졌다. 카메라 압축 프레임은 배터리/heartbeat 같은 작은 메시지보다 훨씬 큰 UDP 페이로드라 여러 조각으로 나뉘어 전송되는데, 조각 하나만 유실돼도 프레임 전체가 버려진다 — 이는 정황 근거이며 GUI 수신 시점에서 손실을 직접 관측해 확정하지는 못했다.</w:t>
       </w:r>
     </w:p>
     <w:p>
@@ -8739,7 +8823,7 @@
                 <w:sz w:val="17"/>
                 <w:szCs w:val="17"/>
               </w:rPr>
-              <w:t>(근본 조치 없음, 임시 회피만)</w:t>
+              <w:t>turtlebot3_bringup/config/cyclonedds_udp.xml(신규) + pc_bringup.launch.py/bringup.launch.py/camera.launch.py의 CYCLONEDDS_URI 설정</w:t>
             </w:r>
           </w:p>
         </w:tc>
@@ -8762,7 +8846,7 @@
           </w:tcPr>
           <w:p>
             <w:r>
-              <w:t>-</w:t>
+              <w:t>카메라 트래픽이 CycloneDDS 기본 설정(Fragment/MaxMessageSize 튜닝 없음)으로 전송됨</w:t>
             </w:r>
           </w:p>
         </w:tc>
@@ -8785,7 +8869,7 @@
           </w:tcPr>
           <w:p>
             <w:r>
-              <w:t>Pi에서 로봇 본체 드라이버 bringup 재시작</w:t>
+              <w:t>UDP 전송 강제(Transport=udp), MaxMessageSize 1400B/FragmentSize 1344B로 Wi-Fi MTU 이하로 명시적 단편화하도록 설정한 cyclonedds_udp.xml을 CYCLONEDDS_URI로 지정(커밋 40b6395, 2026-08-18, 3개 launch 파일 모두 적용 확인). §진단 과정에서 남은 유일 후보였던 "Wi-Fi 구간 UDP 단편화 손실"에 대한 대응(재발 방지란의 예상 대응 B)</w:t>
             </w:r>
           </w:p>
         </w:tc>
@@ -8835,7 +8919,13 @@
                 <w:sz w:val="16"/>
                 <w:szCs w:val="16"/>
               </w:rPr>
-              <w:t># 별도 적용 명령 없음 — Pi에서 기존 로봇 드라이버 launch를 다시 실행</w:t>
+              <w:t xml:space="preserve"># 다음 확인 단계 (GUI 컴퓨터 cce@cce 에서, CAM 배지가 실제로 꺼질 때까지 켜둔 채 관찰)</w:t>
+              <w:br/>
+              <w:t xml:space="preserve">ros2 topic hz /camera/image_raw/compressed</w:t>
+              <w:br/>
+              <w:t xml:space="preserve">ros2 topic bw /camera/image_raw/compressed</w:t>
+              <w:br/>
+              <w:t xml:space="preserve">ping -i 0.2 &lt;로봇_IP&gt;   # 같은 시간대 핑 손실 여부</w:t>
             </w:r>
           </w:p>
           <w:p>
@@ -8887,7 +8977,7 @@
           <w:sz w:val="17"/>
           <w:szCs w:val="17"/>
         </w:rPr>
-        <w:t>Pi 드라이버 재시작 후 대시보드 "ROS2" 상태가 "연결됨"으로 전환되고 /scan·/odom·/battery_state가 다시 발행됨을 사용자가 확인(2026-08-18).</w:t>
+        <w:t xml:space="preserve">미해결. ros2 topic hz가 멈추는 시점과 CAM 배지가 실제로 빨갛게 바뀌는 시점이 일치하는지가 핵심 확인 포인트이나 아직 GUI 쪽에서 재현·관찰하지 못함.</w:t>
       </w:r>
     </w:p>
     <w:p>
@@ -8906,7 +8996,26 @@
           <w:sz w:val="17"/>
           <w:szCs w:val="17"/>
         </w:rPr>
-        <w:t>근본 원인 미확인이라 재현 방지 여부는 검증 못함 — 다음 재현 시 재시작 전에 로그부터 확보해 원인을 좁혀야 함.</w:t>
+        <w:t xml:space="preserve">원인이 확정되면(§진단 과정 4) A) 유선(이더넷 직결) B) CycloneDDS FragmentSize 등 조정 C) 해상도/압축 품질 하향 중 하나로 조치 예정.</w:t>
+      </w:r>
+    </w:p>
+    <w:p>
+      <w:pPr>
+        <w:pStyle w:val="ListParagraph"/>
+        <w:numPr>
+          <w:ilvl w:val="0"/>
+          <w:numId w:val="2"/>
+        </w:numPr>
+        <w:spacing w:after="80" w:line="260"/>
+      </w:pPr>
+      <w:r>
+        <w:rPr>
+          <w:rFonts w:ascii="맑은 고딕" w:cs="맑은 고딕" w:eastAsia="맑은 고딕" w:hAnsi="맑은 고딕"/>
+          <w:color w:val="3C3429"/>
+          <w:sz w:val="17"/>
+          <w:szCs w:val="17"/>
+        </w:rPr>
+        <w:t>2026-08-24 코드 리뷰로 확인함(실차/실환경 재현 테스트는 아님) — turtlebot3_bringup/config/cyclonedds_udp.xml(커밋 40b6395, 2026-08-18)이 pc_bringup.launch.py/bringup.launch.py/camera.launch.py 3곳 모두에서 CYCLONEDDS_URI로 실제 연결되어 적용 중임을 확인. MaxMessageSize 1400B/FragmentSize 1344B로 Wi-Fi MTU 이하 단편화를 강제해, 남은 유일 후보였던 Wi-Fi UDP 단편화 손실에 대한 조치가 이미 반영돼 있음. 다만 이 조치 적용 후 CAM 배지가 실제로 장시간 유지되는지의 실기 재현 테스트 기록은 없음 — 다음 확인 단계(조치 표의 진단 명령)로 실차 검증을 권장함.</w:t>
       </w:r>
     </w:p>
     <w:p>
@@ -9046,7 +9155,7 @@
                 <w:sz w:val="17"/>
                 <w:szCs w:val="17"/>
               </w:rPr>
-              <w:t>없음(원인 미확인)</w:t>
+              <w:t xml:space="preserve">조사 예정</w:t>
             </w:r>
           </w:p>
         </w:tc>
@@ -9069,7 +9178,7 @@
           </w:tcPr>
           <w:p>
             <w:r>
-              <w:t>다음 재현 시 수집할 항목만 확정: Pi에서 재시작 전에 `ps aux | grep -E "turtlebot3|arduino_bridge"`, `dmesg | tail -80` 먼저 확보할 것.</w:t>
+              <w:t xml:space="preserve">GUI측(cce@cce)에서 CAM 배지가 실제로 꺼질 때까지 ros2 topic hz/bw와 ping을 동시에 관찰해 손실 시점 일치 여부부터 확인. 원인 확정 시 A)유선 연결 B)CycloneDDS FragmentSize 조정 C)해상도/압축 하향 중 선택해 조치.</w:t>
             </w:r>
           </w:p>
         </w:tc>
@@ -9976,111 +10085,35 @@
         <w:tc>
           <w:tcPr>
             <w:tcW w:type="dxa" w:w="1500"/>
-            <w:tcBorders>
-              <w:top w:val="single" w:color="DEDEDE" w:sz="6"/>
-              <w:left w:val="single" w:color="DEDEDE" w:sz="6"/>
-              <w:bottom w:val="single" w:color="DEDEDE" w:sz="6"/>
-              <w:right w:val="single" w:color="DEDEDE" w:sz="6"/>
-            </w:tcBorders>
-            <w:tcMar>
-              <w:top w:type="dxa" w:w="70"/>
-              <w:left w:type="dxa" w:w="110"/>
-              <w:bottom w:type="dxa" w:w="70"/>
-              <w:right w:type="dxa" w:w="110"/>
-            </w:tcMar>
-            <w:vAlign w:val="center"/>
-          </w:tcPr>
-          <w:p>
-            <w:pPr>
-              <w:spacing w:after="0" w:before="0" w:line="260"/>
-            </w:pPr>
-            <w:r>
-              <w:rPr>
-                <w:rFonts w:ascii="맑은 고딕" w:cs="맑은 고딕" w:eastAsia="맑은 고딕" w:hAnsi="맑은 고딕"/>
-                <w:color w:val="3C3429"/>
-                <w:sz w:val="17"/>
-                <w:szCs w:val="17"/>
-              </w:rPr>
-              <w:t>TS-COMM-03</w:t>
+          </w:tcPr>
+          <w:p>
+            <w:r>
+              <w:t>현재 미해결 이슈 없음</w:t>
             </w:r>
           </w:p>
         </w:tc>
         <w:tc>
           <w:tcPr>
             <w:tcW w:type="dxa" w:w="3300"/>
-            <w:tcBorders>
-              <w:top w:val="single" w:color="DEDEDE" w:sz="6"/>
-              <w:left w:val="single" w:color="DEDEDE" w:sz="6"/>
-              <w:bottom w:val="single" w:color="DEDEDE" w:sz="6"/>
-              <w:right w:val="single" w:color="DEDEDE" w:sz="6"/>
-            </w:tcBorders>
-            <w:tcMar>
-              <w:top w:type="dxa" w:w="70"/>
-              <w:left w:type="dxa" w:w="110"/>
-              <w:bottom w:type="dxa" w:w="70"/>
-              <w:right w:type="dxa" w:w="110"/>
-            </w:tcMar>
-            <w:vAlign w:val="center"/>
-          </w:tcPr>
-          <w:p>
-            <w:r>
-              <w:t>로봇 장시간 유휴 후 /scan·/odom·/battery_state 퍼블리셔 소실(원인 미확인)</w:t>
-            </w:r>
+          </w:tcPr>
+          <w:p>
+            <w:r/>
           </w:p>
         </w:tc>
         <w:tc>
           <w:tcPr>
             <w:tcW w:type="dxa" w:w="1700"/>
-            <w:tcBorders>
-              <w:top w:val="single" w:color="DEDEDE" w:sz="6"/>
-              <w:left w:val="single" w:color="DEDEDE" w:sz="6"/>
-              <w:bottom w:val="single" w:color="DEDEDE" w:sz="6"/>
-              <w:right w:val="single" w:color="DEDEDE" w:sz="6"/>
-            </w:tcBorders>
-            <w:tcMar>
-              <w:top w:type="dxa" w:w="70"/>
-              <w:left w:type="dxa" w:w="110"/>
-              <w:bottom w:type="dxa" w:w="70"/>
-              <w:right w:type="dxa" w:w="110"/>
-            </w:tcMar>
-            <w:vAlign w:val="center"/>
-          </w:tcPr>
-          <w:p>
-            <w:pPr>
-              <w:spacing w:after="0" w:before="0" w:line="260"/>
-            </w:pPr>
-            <w:r>
-              <w:rPr>
-                <w:rFonts w:ascii="맑은 고딕" w:cs="맑은 고딕" w:eastAsia="맑은 고딕" w:hAnsi="맑은 고딕"/>
-                <w:color w:val="3C3429"/>
-                <w:sz w:val="17"/>
-                <w:szCs w:val="17"/>
-              </w:rPr>
-              <w:t>WORKAROUND</w:t>
-            </w:r>
+          </w:tcPr>
+          <w:p>
+            <w:r/>
           </w:p>
         </w:tc>
         <w:tc>
           <w:tcPr>
             <w:tcW w:type="dxa" w:w="3246"/>
-            <w:tcBorders>
-              <w:top w:val="single" w:color="DEDEDE" w:sz="6"/>
-              <w:left w:val="single" w:color="DEDEDE" w:sz="6"/>
-              <w:bottom w:val="single" w:color="DEDEDE" w:sz="6"/>
-              <w:right w:val="single" w:color="DEDEDE" w:sz="6"/>
-            </w:tcBorders>
-            <w:tcMar>
-              <w:top w:type="dxa" w:w="70"/>
-              <w:left w:type="dxa" w:w="110"/>
-              <w:bottom w:type="dxa" w:w="70"/>
-              <w:right w:type="dxa" w:w="110"/>
-            </w:tcMar>
-            <w:vAlign w:val="center"/>
-          </w:tcPr>
-          <w:p>
-            <w:r>
-              <w:t>로봇 본체 통신 전체 두절 → Pi 드라이버 재시작으로 임시 복구, 재발 시 재시작 전 로그(ps/dmesg) 수집 필요</w:t>
-            </w:r>
+          </w:tcPr>
+          <w:p>
+            <w:r/>
           </w:p>
         </w:tc>
       </w:tr>
